--- a/面试/个人简历.docx
+++ b/面试/个人简历.docx
@@ -81,7 +81,6 @@
         </w:drawing>
       </w:r>
       <w:proofErr w:type="spellStart"/>
-      <w:proofErr w:type="gramStart"/>
       <w:r>
         <w:rPr>
           <w:rFonts w:asciiTheme="minorEastAsia" w:eastAsiaTheme="minorEastAsia" w:hAnsiTheme="minorEastAsia" w:cs="Times New Roman" w:hint="eastAsia"/>
@@ -131,7 +130,6 @@
         <w:t>i</w:t>
       </w:r>
       <w:proofErr w:type="spellEnd"/>
-      <w:proofErr w:type="gramEnd"/>
     </w:p>
     <w:p>
       <w:pPr>
@@ -279,25 +277,7 @@
           <w:spacing w:val="1"/>
           <w:position w:val="7"/>
         </w:rPr>
-        <w:t xml:space="preserve"> </w:t>
-      </w:r>
-      <w:proofErr w:type="gramStart"/>
-      <w:r>
-        <w:rPr>
-          <w:rFonts w:asciiTheme="minorEastAsia" w:eastAsiaTheme="minorEastAsia" w:hAnsiTheme="minorEastAsia" w:cs="微软雅黑"/>
-          <w:spacing w:val="1"/>
-          <w:position w:val="7"/>
-        </w:rPr>
-        <w:t>丨</w:t>
-      </w:r>
-      <w:proofErr w:type="gramEnd"/>
-      <w:r>
-        <w:rPr>
-          <w:rFonts w:asciiTheme="minorEastAsia" w:eastAsiaTheme="minorEastAsia" w:hAnsiTheme="minorEastAsia" w:cs="微软雅黑"/>
-          <w:spacing w:val="1"/>
-          <w:position w:val="7"/>
-        </w:rPr>
-        <w:t>邮箱 ：</w:t>
+        <w:t xml:space="preserve"> 丨邮箱 ：</w:t>
       </w:r>
       <w:r>
         <w:rPr>
@@ -337,23 +317,13 @@
         </w:rPr>
         <w:t>com</w:t>
       </w:r>
-      <w:proofErr w:type="gramStart"/>
       <w:r>
         <w:rPr>
           <w:rFonts w:asciiTheme="minorEastAsia" w:eastAsiaTheme="minorEastAsia" w:hAnsiTheme="minorEastAsia" w:cs="微软雅黑"/>
           <w:spacing w:val="1"/>
           <w:position w:val="7"/>
         </w:rPr>
-        <w:t>丨</w:t>
-      </w:r>
-      <w:proofErr w:type="gramEnd"/>
-      <w:r>
-        <w:rPr>
-          <w:rFonts w:asciiTheme="minorEastAsia" w:eastAsiaTheme="minorEastAsia" w:hAnsiTheme="minorEastAsia" w:cs="微软雅黑"/>
-          <w:spacing w:val="1"/>
-          <w:position w:val="7"/>
-        </w:rPr>
-        <w:t>中</w:t>
+        <w:t>丨中</w:t>
       </w:r>
       <w:r>
         <w:rPr>
@@ -667,7 +637,7 @@
                 <w:sz w:val="20"/>
                 <w:szCs w:val="20"/>
               </w:rPr>
-              <w:t>（1/105）</w:t>
+              <w:t xml:space="preserve">         </w:t>
             </w:r>
             <w:r>
               <w:rPr>
@@ -1022,7 +992,7 @@
               <w:spacing w:before="231" w:line="185" w:lineRule="auto"/>
               <w:ind w:firstLineChars="0"/>
               <w:rPr>
-                <w:rFonts w:ascii="方正书宋简体" w:eastAsia="方正书宋简体" w:hAnsi="宋体" w:cs="微软雅黑"/>
+                <w:rFonts w:ascii="方正书宋简体" w:eastAsia="方正书宋简体" w:hAnsi="宋体" w:cs="微软雅黑" w:hint="eastAsia"/>
                 <w:spacing w:val="2"/>
                 <w:sz w:val="22"/>
                 <w:szCs w:val="22"/>
@@ -1048,7 +1018,7 @@
               <w:spacing w:before="231" w:line="185" w:lineRule="auto"/>
               <w:ind w:firstLineChars="0"/>
               <w:rPr>
-                <w:rFonts w:ascii="方正书宋简体" w:eastAsia="方正书宋简体" w:hAnsi="宋体" w:cs="微软雅黑"/>
+                <w:rFonts w:ascii="方正书宋简体" w:eastAsia="方正书宋简体" w:hAnsi="宋体" w:cs="微软雅黑" w:hint="eastAsia"/>
                 <w:spacing w:val="2"/>
                 <w:sz w:val="22"/>
                 <w:szCs w:val="22"/>
@@ -1092,7 +1062,7 @@
               <w:spacing w:before="231" w:line="185" w:lineRule="auto"/>
               <w:ind w:firstLineChars="0"/>
               <w:rPr>
-                <w:rFonts w:ascii="方正书宋简体" w:eastAsia="方正书宋简体" w:hAnsi="宋体" w:cs="微软雅黑"/>
+                <w:rFonts w:ascii="方正书宋简体" w:eastAsia="方正书宋简体" w:hAnsi="宋体" w:cs="微软雅黑" w:hint="eastAsia"/>
                 <w:spacing w:val="2"/>
                 <w:sz w:val="22"/>
                 <w:szCs w:val="22"/>
@@ -1136,7 +1106,7 @@
               <w:spacing w:before="231" w:line="185" w:lineRule="auto"/>
               <w:ind w:firstLineChars="0"/>
               <w:rPr>
-                <w:rFonts w:ascii="方正书宋简体" w:eastAsia="方正书宋简体" w:hAnsi="宋体" w:cs="微软雅黑"/>
+                <w:rFonts w:ascii="方正书宋简体" w:eastAsia="方正书宋简体" w:hAnsi="宋体" w:cs="微软雅黑" w:hint="eastAsia"/>
                 <w:spacing w:val="2"/>
                 <w:sz w:val="22"/>
                 <w:szCs w:val="22"/>
@@ -1212,9 +1182,21 @@
             </w:pPr>
             <w:r>
               <w:rPr>
+                <w:rFonts w:asciiTheme="minorEastAsia" w:eastAsiaTheme="minorEastAsia" w:hAnsiTheme="minorEastAsia"/>
+                <w:b/>
+                <w:bCs/>
+                <w:noProof/>
+                <w:sz w:val="20"/>
+                <w:szCs w:val="20"/>
+              </w:rPr>
+              <w:t>基于 HSTU 与 TIGER 的新闻推荐</w:t>
+            </w:r>
+            <w:r>
+              <w:rPr>
                 <w:rFonts w:ascii="黑体" w:eastAsia="黑体" w:hAnsi="黑体" w:cs="微软雅黑"/>
                 <w:b/>
                 <w:bCs/>
+                <w:noProof/>
                 <w:sz w:val="20"/>
                 <w:szCs w:val="20"/>
               </w:rPr>
@@ -1281,6 +1263,17 @@
                   </w:pict>
                 </mc:Fallback>
               </mc:AlternateContent>
+            </w:r>
+            <w:r>
+              <w:rPr>
+                <w:rFonts w:asciiTheme="minorEastAsia" w:eastAsiaTheme="minorEastAsia" w:hAnsiTheme="minorEastAsia" w:hint="eastAsia"/>
+                <w:b/>
+                <w:bCs/>
+                <w:noProof/>
+                <w:sz w:val="20"/>
+                <w:szCs w:val="20"/>
+              </w:rPr>
+              <w:t>模型</w:t>
             </w:r>
           </w:p>
           <w:p>
@@ -3346,7 +3339,6 @@
   <w:style w:type="character" w:default="1" w:styleId="a0">
     <w:name w:val="Default Paragraph Font"/>
     <w:uiPriority w:val="1"/>
-    <w:semiHidden/>
     <w:unhideWhenUsed/>
   </w:style>
   <w:style w:type="table" w:default="1" w:styleId="a1">

--- a/面试/个人简历.docx
+++ b/面试/个人简历.docx
@@ -18,7 +18,7 @@
           <w:noProof/>
         </w:rPr>
         <w:drawing>
-          <wp:anchor distT="0" distB="0" distL="114300" distR="114300" simplePos="0" relativeHeight="251667456" behindDoc="0" locked="0" layoutInCell="1" allowOverlap="1" wp14:anchorId="7BC51D24" wp14:editId="4BDA9815">
+          <wp:anchor distT="0" distB="0" distL="114300" distR="114300" simplePos="0" relativeHeight="251667456" behindDoc="0" locked="0" layoutInCell="1" allowOverlap="1" wp14:anchorId="7BC51D24" wp14:editId="3596EA11">
             <wp:simplePos x="0" y="0"/>
             <wp:positionH relativeFrom="column">
               <wp:posOffset>-391160</wp:posOffset>
@@ -26,7 +26,7 @@
             <wp:positionV relativeFrom="paragraph">
               <wp:posOffset>45085</wp:posOffset>
             </wp:positionV>
-            <wp:extent cx="2285864" cy="685800"/>
+            <wp:extent cx="2438256" cy="731520"/>
             <wp:effectExtent l="0" t="0" r="635" b="0"/>
             <wp:wrapNone/>
             <wp:docPr id="290970380" name="图片 4" descr="校标- 东南大学"/>
@@ -58,7 +58,7 @@
                   <pic:spPr bwMode="auto">
                     <a:xfrm>
                       <a:off x="0" y="0"/>
-                      <a:ext cx="2305419" cy="691667"/>
+                      <a:ext cx="2462181" cy="738698"/>
                     </a:xfrm>
                     <a:prstGeom prst="rect">
                       <a:avLst/>
@@ -80,7 +80,6 @@
           </wp:anchor>
         </w:drawing>
       </w:r>
-      <w:proofErr w:type="spellStart"/>
       <w:r>
         <w:rPr>
           <w:rFonts w:asciiTheme="minorEastAsia" w:eastAsiaTheme="minorEastAsia" w:hAnsiTheme="minorEastAsia" w:cs="Times New Roman" w:hint="eastAsia"/>
@@ -99,7 +98,6 @@
         </w:rPr>
         <w:t>fgk</w:t>
       </w:r>
-      <w:proofErr w:type="spellEnd"/>
       <w:r>
         <w:rPr>
           <w:rFonts w:ascii="Times New Roman" w:eastAsia="Times New Roman" w:hAnsi="Times New Roman" w:cs="Times New Roman"/>
@@ -117,19 +115,8 @@
           <w:sz w:val="2"/>
           <w:szCs w:val="2"/>
         </w:rPr>
-        <w:t xml:space="preserve"> </w:t>
+        <w:t xml:space="preserve"> i</w:t>
       </w:r>
-      <w:proofErr w:type="spellStart"/>
-      <w:r>
-        <w:rPr>
-          <w:rFonts w:ascii="Times New Roman" w:eastAsia="Times New Roman" w:hAnsi="Times New Roman" w:cs="Times New Roman"/>
-          <w:color w:val="FFFFFF"/>
-          <w:sz w:val="2"/>
-          <w:szCs w:val="2"/>
-        </w:rPr>
-        <w:t>i</w:t>
-      </w:r>
-      <w:proofErr w:type="spellEnd"/>
     </w:p>
     <w:p>
       <w:pPr>
@@ -140,16 +127,16 @@
           <w:noProof/>
         </w:rPr>
         <w:drawing>
-          <wp:anchor distT="0" distB="0" distL="114300" distR="114300" simplePos="0" relativeHeight="251668480" behindDoc="0" locked="0" layoutInCell="1" allowOverlap="1" wp14:anchorId="3C3F5B65" wp14:editId="160A9AE3">
+          <wp:anchor distT="0" distB="0" distL="114300" distR="114300" simplePos="0" relativeHeight="251668480" behindDoc="0" locked="0" layoutInCell="1" allowOverlap="1" wp14:anchorId="3C3F5B65" wp14:editId="6D674606">
             <wp:simplePos x="0" y="0"/>
             <wp:positionH relativeFrom="margin">
-              <wp:posOffset>6078220</wp:posOffset>
+              <wp:posOffset>6032500</wp:posOffset>
             </wp:positionH>
             <wp:positionV relativeFrom="paragraph">
               <wp:posOffset>22225</wp:posOffset>
             </wp:positionV>
-            <wp:extent cx="1013460" cy="1351280"/>
-            <wp:effectExtent l="0" t="0" r="0" b="1270"/>
+            <wp:extent cx="1059180" cy="1412240"/>
+            <wp:effectExtent l="0" t="0" r="7620" b="0"/>
             <wp:wrapNone/>
             <wp:docPr id="351861096" name="图片 5" descr="穿衬衫的男孩&#10;&#10;AI 生成的内容可能不正确。"/>
             <wp:cNvGraphicFramePr>
@@ -180,7 +167,7 @@
                   <pic:spPr bwMode="auto">
                     <a:xfrm>
                       <a:off x="0" y="0"/>
-                      <a:ext cx="1013786" cy="1351715"/>
+                      <a:ext cx="1059522" cy="1412696"/>
                     </a:xfrm>
                     <a:prstGeom prst="rect">
                       <a:avLst/>
@@ -225,16 +212,16 @@
         <w:ind w:left="4848"/>
         <w:rPr>
           <w:rFonts w:asciiTheme="minorEastAsia" w:eastAsiaTheme="minorEastAsia" w:hAnsiTheme="minorEastAsia" w:cs="微软雅黑" w:hint="eastAsia"/>
-          <w:sz w:val="32"/>
-          <w:szCs w:val="32"/>
+          <w:sz w:val="36"/>
+          <w:szCs w:val="36"/>
         </w:rPr>
       </w:pPr>
       <w:r>
         <w:rPr>
           <w:rFonts w:asciiTheme="minorEastAsia" w:eastAsiaTheme="minorEastAsia" w:hAnsiTheme="minorEastAsia" w:cs="微软雅黑" w:hint="eastAsia"/>
           <w:spacing w:val="2"/>
-          <w:sz w:val="32"/>
-          <w:szCs w:val="32"/>
+          <w:sz w:val="36"/>
+          <w:szCs w:val="36"/>
           <w14:textOutline w14:w="3175" w14:cap="flat" w14:cmpd="sng" w14:algn="ctr">
             <w14:solidFill>
               <w14:srgbClr w14:val="000000"/>
@@ -249,10 +236,12 @@
     <w:p>
       <w:pPr>
         <w:spacing w:line="313" w:lineRule="exact"/>
-        <w:ind w:firstLineChars="1200" w:firstLine="2544"/>
+        <w:ind w:firstLineChars="1200" w:firstLine="2664"/>
         <w:rPr>
           <w:rFonts w:asciiTheme="minorEastAsia" w:eastAsiaTheme="minorEastAsia" w:hAnsiTheme="minorEastAsia" w:cs="微软雅黑" w:hint="eastAsia"/>
           <w:spacing w:val="-5"/>
+          <w:sz w:val="22"/>
+          <w:szCs w:val="22"/>
         </w:rPr>
       </w:pPr>
       <w:r>
@@ -260,6 +249,8 @@
           <w:rFonts w:asciiTheme="minorEastAsia" w:eastAsiaTheme="minorEastAsia" w:hAnsiTheme="minorEastAsia" w:cs="微软雅黑"/>
           <w:spacing w:val="2"/>
           <w:position w:val="7"/>
+          <w:sz w:val="22"/>
+          <w:szCs w:val="22"/>
         </w:rPr>
         <w:t>电话 ：</w:t>
       </w:r>
@@ -268,6 +259,8 @@
           <w:rFonts w:asciiTheme="minorEastAsia" w:eastAsiaTheme="minorEastAsia" w:hAnsiTheme="minorEastAsia" w:cs="微软雅黑" w:hint="eastAsia"/>
           <w:spacing w:val="2"/>
           <w:position w:val="7"/>
+          <w:sz w:val="22"/>
+          <w:szCs w:val="22"/>
         </w:rPr>
         <w:t>13329148059</w:t>
       </w:r>
@@ -276,6 +269,8 @@
           <w:rFonts w:asciiTheme="minorEastAsia" w:eastAsiaTheme="minorEastAsia" w:hAnsiTheme="minorEastAsia" w:cs="微软雅黑"/>
           <w:spacing w:val="1"/>
           <w:position w:val="7"/>
+          <w:sz w:val="22"/>
+          <w:szCs w:val="22"/>
         </w:rPr>
         <w:t xml:space="preserve"> 丨邮箱 ：</w:t>
       </w:r>
@@ -284,6 +279,8 @@
           <w:rFonts w:asciiTheme="minorEastAsia" w:eastAsiaTheme="minorEastAsia" w:hAnsiTheme="minorEastAsia" w:cs="微软雅黑" w:hint="eastAsia"/>
           <w:spacing w:val="1"/>
           <w:position w:val="7"/>
+          <w:sz w:val="22"/>
+          <w:szCs w:val="22"/>
         </w:rPr>
         <w:t>mingyuhzou</w:t>
       </w:r>
@@ -292,6 +289,8 @@
           <w:rFonts w:asciiTheme="minorEastAsia" w:eastAsiaTheme="minorEastAsia" w:hAnsiTheme="minorEastAsia" w:cs="微软雅黑"/>
           <w:spacing w:val="1"/>
           <w:position w:val="7"/>
+          <w:sz w:val="22"/>
+          <w:szCs w:val="22"/>
         </w:rPr>
         <w:t>@</w:t>
       </w:r>
@@ -299,6 +298,8 @@
         <w:rPr>
           <w:rFonts w:asciiTheme="minorEastAsia" w:eastAsiaTheme="minorEastAsia" w:hAnsiTheme="minorEastAsia" w:cs="微软雅黑" w:hint="eastAsia"/>
           <w:position w:val="7"/>
+          <w:sz w:val="22"/>
+          <w:szCs w:val="22"/>
         </w:rPr>
         <w:t>gmail</w:t>
       </w:r>
@@ -307,6 +308,8 @@
           <w:rFonts w:asciiTheme="minorEastAsia" w:eastAsiaTheme="minorEastAsia" w:hAnsiTheme="minorEastAsia" w:cs="微软雅黑"/>
           <w:spacing w:val="1"/>
           <w:position w:val="7"/>
+          <w:sz w:val="22"/>
+          <w:szCs w:val="22"/>
         </w:rPr>
         <w:t>.</w:t>
       </w:r>
@@ -314,6 +317,8 @@
         <w:rPr>
           <w:rFonts w:asciiTheme="minorEastAsia" w:eastAsiaTheme="minorEastAsia" w:hAnsiTheme="minorEastAsia" w:cs="微软雅黑"/>
           <w:position w:val="7"/>
+          <w:sz w:val="22"/>
+          <w:szCs w:val="22"/>
         </w:rPr>
         <w:t>com</w:t>
       </w:r>
@@ -322,6 +327,8 @@
           <w:rFonts w:asciiTheme="minorEastAsia" w:eastAsiaTheme="minorEastAsia" w:hAnsiTheme="minorEastAsia" w:cs="微软雅黑"/>
           <w:spacing w:val="1"/>
           <w:position w:val="7"/>
+          <w:sz w:val="22"/>
+          <w:szCs w:val="22"/>
         </w:rPr>
         <w:t>丨中</w:t>
       </w:r>
@@ -330,6 +337,8 @@
           <w:rFonts w:asciiTheme="minorEastAsia" w:eastAsiaTheme="minorEastAsia" w:hAnsiTheme="minorEastAsia" w:cs="微软雅黑" w:hint="eastAsia"/>
           <w:spacing w:val="1"/>
           <w:position w:val="7"/>
+          <w:sz w:val="22"/>
+          <w:szCs w:val="22"/>
         </w:rPr>
         <w:t>共团员</w:t>
       </w:r>
@@ -337,14 +346,14 @@
     <w:p>
       <w:pPr>
         <w:spacing w:before="1" w:line="182" w:lineRule="auto"/>
-        <w:ind w:firstLineChars="2000" w:firstLine="4719"/>
+        <w:ind w:firstLineChars="1700" w:firstLine="4694"/>
         <w:rPr>
           <w:rFonts w:asciiTheme="minorEastAsia" w:eastAsiaTheme="minorEastAsia" w:hAnsiTheme="minorEastAsia" w:cs="微软雅黑" w:hint="eastAsia"/>
           <w:b/>
           <w:bCs/>
           <w:spacing w:val="-5"/>
-          <w:sz w:val="24"/>
-          <w:szCs w:val="24"/>
+          <w:sz w:val="28"/>
+          <w:szCs w:val="28"/>
         </w:rPr>
       </w:pPr>
       <w:r>
@@ -353,8 +362,8 @@
           <w:b/>
           <w:bCs/>
           <w:spacing w:val="-5"/>
-          <w:sz w:val="24"/>
-          <w:szCs w:val="24"/>
+          <w:sz w:val="28"/>
+          <w:szCs w:val="28"/>
         </w:rPr>
         <w:t>算法实习生</w:t>
       </w:r>
@@ -366,8 +375,6 @@
           <w:rFonts w:ascii="黑体" w:eastAsia="黑体" w:hAnsi="黑体" w:cs="微软雅黑" w:hint="eastAsia"/>
           <w:b/>
           <w:bCs/>
-          <w:sz w:val="20"/>
-          <w:szCs w:val="20"/>
         </w:rPr>
       </w:pPr>
       <w:r>
@@ -375,8 +382,6 @@
           <w:rFonts w:ascii="黑体" w:eastAsia="黑体" w:hAnsi="黑体" w:cs="微软雅黑" w:hint="eastAsia"/>
           <w:b/>
           <w:bCs/>
-          <w:sz w:val="20"/>
-          <w:szCs w:val="20"/>
         </w:rPr>
         <w:t>教育经历</w:t>
       </w:r>
@@ -405,7 +410,7 @@
         <w:tblLook w:val="04A0" w:firstRow="1" w:lastRow="0" w:firstColumn="1" w:lastColumn="0" w:noHBand="0" w:noVBand="1"/>
       </w:tblPr>
       <w:tblGrid>
-        <w:gridCol w:w="11056"/>
+        <w:gridCol w:w="10915"/>
       </w:tblGrid>
       <w:tr>
         <w:trPr>
@@ -413,7 +418,7 @@
         </w:trPr>
         <w:tc>
           <w:tcPr>
-            <w:tcW w:w="0" w:type="auto"/>
+            <w:tcW w:w="10915" w:type="dxa"/>
             <w:tcBorders>
               <w:bottom w:val="single" w:sz="2" w:space="0" w:color="000000"/>
             </w:tcBorders>
@@ -431,12 +436,12 @@
             </w:pPr>
             <w:r>
               <w:rPr>
-                <w:rFonts w:ascii="微软雅黑" w:eastAsia="微软雅黑" w:hAnsi="微软雅黑" w:cs="微软雅黑"/>
-                <w:b/>
-                <w:bCs/>
-                <w:noProof/>
-                <w:sz w:val="24"/>
-                <w:szCs w:val="24"/>
+                <w:rFonts w:ascii="思源黑体 CN VF Light" w:eastAsia="思源黑体 CN VF Light" w:hAnsi="思源黑体 CN VF Light"/>
+                <w:b/>
+                <w:bCs/>
+                <w:noProof/>
+                <w:sz w:val="20"/>
+                <w:szCs w:val="20"/>
               </w:rPr>
               <mc:AlternateContent>
                 <mc:Choice Requires="wps">
@@ -502,12 +507,25 @@
             </w:r>
             <w:r>
               <w:rPr>
-                <w:rFonts w:asciiTheme="minorEastAsia" w:eastAsiaTheme="minorEastAsia" w:hAnsiTheme="minorEastAsia" w:cs="微软雅黑"/>
-                <w:spacing w:val="2"/>
+                <w:rFonts w:ascii="思源黑体 CN VF Light" w:eastAsia="思源黑体 CN VF Light" w:hAnsi="思源黑体 CN VF Light"/>
+                <w:b/>
+                <w:bCs/>
+                <w:noProof/>
                 <w:sz w:val="20"/>
                 <w:szCs w:val="20"/>
               </w:rPr>
               <w:t>2026.09-2029.06</w:t>
+            </w:r>
+            <w:r>
+              <w:rPr>
+                <w:rFonts w:ascii="思源黑体 CN VF Light" w:eastAsia="思源黑体 CN VF Light" w:hAnsi="思源黑体 CN VF Light" w:hint="eastAsia"/>
+                <w:b/>
+                <w:bCs/>
+                <w:noProof/>
+                <w:sz w:val="20"/>
+                <w:szCs w:val="20"/>
+              </w:rPr>
+              <w:t xml:space="preserve"> </w:t>
             </w:r>
             <w:r>
               <w:rPr>
@@ -516,18 +534,18 @@
                 <w:sz w:val="20"/>
                 <w:szCs w:val="20"/>
               </w:rPr>
-              <w:t xml:space="preserve">           </w:t>
-            </w:r>
-            <w:r>
-              <w:rPr>
-                <w:rFonts w:asciiTheme="minorEastAsia" w:eastAsiaTheme="minorEastAsia" w:hAnsiTheme="minorEastAsia" w:cs="微软雅黑" w:hint="eastAsia"/>
-                <w:b/>
-                <w:bCs/>
-                <w:spacing w:val="2"/>
-                <w:sz w:val="20"/>
-                <w:szCs w:val="20"/>
-              </w:rPr>
-              <w:t>东南大学</w:t>
+              <w:t xml:space="preserve">          </w:t>
+            </w:r>
+            <w:r>
+              <w:rPr>
+                <w:rFonts w:ascii="思源黑体 CN VF Light" w:eastAsia="思源黑体 CN VF Light" w:hAnsi="思源黑体 CN VF Light" w:hint="eastAsia"/>
+                <w:b/>
+                <w:bCs/>
+                <w:noProof/>
+                <w:sz w:val="20"/>
+                <w:szCs w:val="20"/>
+              </w:rPr>
+              <w:t xml:space="preserve">东南大学  </w:t>
             </w:r>
             <w:r>
               <w:rPr>
@@ -536,7 +554,7 @@
                 <w:sz w:val="20"/>
                 <w:szCs w:val="20"/>
               </w:rPr>
-              <w:t xml:space="preserve">       </w:t>
+              <w:t xml:space="preserve">     </w:t>
             </w:r>
             <w:r>
               <w:rPr>
@@ -549,10 +567,10 @@
             </w:r>
             <w:r>
               <w:rPr>
-                <w:rFonts w:asciiTheme="minorEastAsia" w:eastAsiaTheme="minorEastAsia" w:hAnsiTheme="minorEastAsia" w:cs="微软雅黑"/>
-                <w:b/>
-                <w:bCs/>
-                <w:spacing w:val="2"/>
+                <w:rFonts w:ascii="思源黑体 CN VF Light" w:eastAsia="思源黑体 CN VF Light" w:hAnsi="思源黑体 CN VF Light"/>
+                <w:b/>
+                <w:bCs/>
+                <w:noProof/>
                 <w:sz w:val="20"/>
                 <w:szCs w:val="20"/>
               </w:rPr>
@@ -569,10 +587,10 @@
             </w:r>
             <w:r>
               <w:rPr>
-                <w:rFonts w:asciiTheme="minorEastAsia" w:eastAsiaTheme="minorEastAsia" w:hAnsiTheme="minorEastAsia" w:cs="微软雅黑"/>
-                <w:b/>
-                <w:bCs/>
-                <w:spacing w:val="2"/>
+                <w:rFonts w:ascii="思源黑体 CN VF Light" w:eastAsia="思源黑体 CN VF Light" w:hAnsi="思源黑体 CN VF Light"/>
+                <w:b/>
+                <w:bCs/>
+                <w:noProof/>
                 <w:sz w:val="20"/>
                 <w:szCs w:val="20"/>
               </w:rPr>
@@ -601,12 +619,25 @@
             </w:pPr>
             <w:r>
               <w:rPr>
-                <w:rFonts w:asciiTheme="minorEastAsia" w:eastAsiaTheme="minorEastAsia" w:hAnsiTheme="minorEastAsia" w:cs="微软雅黑"/>
-                <w:spacing w:val="2"/>
+                <w:rFonts w:ascii="思源黑体 CN VF Light" w:eastAsia="思源黑体 CN VF Light" w:hAnsi="思源黑体 CN VF Light"/>
+                <w:b/>
+                <w:bCs/>
+                <w:noProof/>
                 <w:sz w:val="20"/>
                 <w:szCs w:val="20"/>
               </w:rPr>
               <w:t>2022.09-2026.06</w:t>
+            </w:r>
+            <w:r>
+              <w:rPr>
+                <w:rFonts w:ascii="思源黑体 CN VF Light" w:eastAsia="思源黑体 CN VF Light" w:hAnsi="思源黑体 CN VF Light" w:hint="eastAsia"/>
+                <w:b/>
+                <w:bCs/>
+                <w:noProof/>
+                <w:sz w:val="20"/>
+                <w:szCs w:val="20"/>
+              </w:rPr>
+              <w:t xml:space="preserve"> </w:t>
             </w:r>
             <w:r>
               <w:rPr>
@@ -615,29 +646,51 @@
                 <w:sz w:val="20"/>
                 <w:szCs w:val="20"/>
               </w:rPr>
-              <w:t xml:space="preserve">           </w:t>
-            </w:r>
-            <w:r>
-              <w:rPr>
-                <w:rFonts w:asciiTheme="minorEastAsia" w:eastAsiaTheme="minorEastAsia" w:hAnsiTheme="minorEastAsia" w:cs="微软雅黑"/>
+              <w:t xml:space="preserve">         </w:t>
+            </w:r>
+            <w:r>
+              <w:rPr>
+                <w:rFonts w:ascii="思源黑体 CN VF Light" w:eastAsia="思源黑体 CN VF Light" w:hAnsi="思源黑体 CN VF Light" w:hint="eastAsia"/>
+                <w:b/>
+                <w:bCs/>
+                <w:noProof/>
+                <w:sz w:val="20"/>
+                <w:szCs w:val="20"/>
+              </w:rPr>
+              <w:t xml:space="preserve"> </w:t>
+            </w:r>
+            <w:r>
+              <w:rPr>
+                <w:rFonts w:ascii="思源黑体 CN VF Light" w:eastAsia="思源黑体 CN VF Light" w:hAnsi="思源黑体 CN VF Light"/>
+                <w:b/>
+                <w:bCs/>
+                <w:noProof/>
+                <w:sz w:val="20"/>
+                <w:szCs w:val="20"/>
+              </w:rPr>
+              <w:t>重庆邮电大学</w:t>
+            </w:r>
+            <w:r>
+              <w:rPr>
+                <w:rFonts w:ascii="思源黑体 CN VF Light" w:eastAsia="思源黑体 CN VF Light" w:hAnsi="思源黑体 CN VF Light" w:hint="eastAsia"/>
+                <w:b/>
+                <w:bCs/>
+                <w:noProof/>
+                <w:sz w:val="20"/>
+                <w:szCs w:val="20"/>
+              </w:rPr>
+              <w:t xml:space="preserve"> </w:t>
+            </w:r>
+            <w:r>
+              <w:rPr>
+                <w:rFonts w:asciiTheme="minorEastAsia" w:eastAsiaTheme="minorEastAsia" w:hAnsiTheme="minorEastAsia" w:cs="微软雅黑" w:hint="eastAsia"/>
                 <w:b/>
                 <w:bCs/>
                 <w:spacing w:val="2"/>
                 <w:sz w:val="20"/>
                 <w:szCs w:val="20"/>
               </w:rPr>
-              <w:t>重庆邮电大学</w:t>
-            </w:r>
-            <w:r>
-              <w:rPr>
-                <w:rFonts w:asciiTheme="minorEastAsia" w:eastAsiaTheme="minorEastAsia" w:hAnsiTheme="minorEastAsia" w:cs="微软雅黑" w:hint="eastAsia"/>
-                <w:b/>
-                <w:bCs/>
-                <w:spacing w:val="2"/>
-                <w:sz w:val="20"/>
-                <w:szCs w:val="20"/>
-              </w:rPr>
-              <w:t xml:space="preserve">         </w:t>
+              <w:t xml:space="preserve">        </w:t>
             </w:r>
             <w:r>
               <w:rPr>
@@ -650,10 +703,10 @@
             </w:r>
             <w:r>
               <w:rPr>
-                <w:rFonts w:asciiTheme="minorEastAsia" w:eastAsiaTheme="minorEastAsia" w:hAnsiTheme="minorEastAsia" w:cs="微软雅黑"/>
-                <w:b/>
-                <w:bCs/>
-                <w:spacing w:val="2"/>
+                <w:rFonts w:ascii="思源黑体 CN VF Light" w:eastAsia="思源黑体 CN VF Light" w:hAnsi="思源黑体 CN VF Light"/>
+                <w:b/>
+                <w:bCs/>
+                <w:noProof/>
                 <w:sz w:val="20"/>
                 <w:szCs w:val="20"/>
               </w:rPr>
@@ -670,10 +723,10 @@
             </w:r>
             <w:r>
               <w:rPr>
-                <w:rFonts w:asciiTheme="minorEastAsia" w:eastAsiaTheme="minorEastAsia" w:hAnsiTheme="minorEastAsia" w:cs="微软雅黑"/>
-                <w:b/>
-                <w:bCs/>
-                <w:spacing w:val="2"/>
+                <w:rFonts w:ascii="思源黑体 CN VF Light" w:eastAsia="思源黑体 CN VF Light" w:hAnsi="思源黑体 CN VF Light"/>
+                <w:b/>
+                <w:bCs/>
+                <w:noProof/>
                 <w:sz w:val="20"/>
                 <w:szCs w:val="20"/>
               </w:rPr>
@@ -732,8 +785,6 @@
                 <w:rFonts w:ascii="黑体" w:eastAsia="黑体" w:hAnsi="黑体" w:cs="微软雅黑" w:hint="eastAsia"/>
                 <w:b/>
                 <w:bCs/>
-                <w:sz w:val="20"/>
-                <w:szCs w:val="20"/>
               </w:rPr>
               <w:t>实习经历</w:t>
             </w:r>
@@ -746,7 +797,7 @@
         </w:trPr>
         <w:tc>
           <w:tcPr>
-            <w:tcW w:w="0" w:type="auto"/>
+            <w:tcW w:w="10915" w:type="dxa"/>
             <w:tcBorders>
               <w:bottom w:val="single" w:sz="2" w:space="0" w:color="000000"/>
             </w:tcBorders>
@@ -922,37 +973,74 @@
                 <w:sz w:val="22"/>
                 <w:szCs w:val="22"/>
               </w:rPr>
-              <w:t>2026.03-2025.07</w:t>
+              <w:t>2026.03-202</w:t>
+            </w:r>
+            <w:r>
+              <w:rPr>
+                <w:rFonts w:asciiTheme="minorEastAsia" w:eastAsiaTheme="minorEastAsia" w:hAnsiTheme="minorEastAsia" w:cs="微软雅黑" w:hint="eastAsia"/>
+                <w:b/>
+                <w:bCs/>
+                <w:spacing w:val="2"/>
+                <w:sz w:val="22"/>
+                <w:szCs w:val="22"/>
+              </w:rPr>
+              <w:t>6</w:t>
+            </w:r>
+            <w:r>
+              <w:rPr>
+                <w:rFonts w:asciiTheme="minorEastAsia" w:eastAsiaTheme="minorEastAsia" w:hAnsiTheme="minorEastAsia" w:cs="微软雅黑" w:hint="eastAsia"/>
+                <w:b/>
+                <w:bCs/>
+                <w:spacing w:val="2"/>
+                <w:sz w:val="22"/>
+                <w:szCs w:val="22"/>
+              </w:rPr>
+              <w:t>.0</w:t>
+            </w:r>
+            <w:r>
+              <w:rPr>
+                <w:rFonts w:asciiTheme="minorEastAsia" w:eastAsiaTheme="minorEastAsia" w:hAnsiTheme="minorEastAsia" w:cs="微软雅黑" w:hint="eastAsia"/>
+                <w:b/>
+                <w:bCs/>
+                <w:spacing w:val="2"/>
+                <w:sz w:val="22"/>
+                <w:szCs w:val="22"/>
+              </w:rPr>
+              <w:t>6</w:t>
             </w:r>
           </w:p>
           <w:p>
             <w:pPr>
               <w:spacing w:before="231" w:line="185" w:lineRule="auto"/>
-              <w:ind w:left="3"/>
-              <w:rPr>
-                <w:rFonts w:asciiTheme="minorEastAsia" w:eastAsiaTheme="minorEastAsia" w:hAnsiTheme="minorEastAsia" w:cs="微软雅黑" w:hint="eastAsia"/>
-                <w:b/>
-                <w:bCs/>
-                <w:spacing w:val="2"/>
-                <w:sz w:val="22"/>
-                <w:szCs w:val="22"/>
+              <w:ind w:firstLineChars="200" w:firstLine="400"/>
+              <w:rPr>
+                <w:rFonts w:ascii="思源黑体 CN VF Light" w:eastAsia="思源黑体 CN VF Light" w:hAnsi="思源黑体 CN VF Light" w:hint="eastAsia"/>
+                <w:b/>
+                <w:bCs/>
+                <w:noProof/>
+                <w:sz w:val="20"/>
+                <w:szCs w:val="20"/>
               </w:rPr>
             </w:pPr>
             <w:r>
               <w:rPr>
-                <w:rFonts w:ascii="方正书宋简体" w:eastAsia="方正书宋简体" w:hAnsi="宋体" w:cs="微软雅黑" w:hint="eastAsia"/>
-                <w:spacing w:val="2"/>
-                <w:sz w:val="22"/>
-                <w:szCs w:val="22"/>
+                <w:rFonts w:ascii="思源黑体 CN VF Light" w:eastAsia="思源黑体 CN VF Light" w:hAnsi="思源黑体 CN VF Light" w:cs="宋体" w:hint="eastAsia"/>
+                <w:b/>
+                <w:bCs/>
+                <w:noProof/>
+                <w:sz w:val="20"/>
+                <w:szCs w:val="20"/>
               </w:rPr>
               <w:t>工作简介：</w:t>
             </w:r>
             <w:r>
               <w:rPr>
-                <w:rFonts w:ascii="方正书宋简体" w:eastAsia="方正书宋简体" w:hAnsi="宋体" w:cs="微软雅黑"/>
-                <w:spacing w:val="2"/>
-                <w:sz w:val="22"/>
-                <w:szCs w:val="22"/>
+                <w:rFonts w:ascii="思源黑体 CN VF Light" w:eastAsia="思源黑体 CN VF Light" w:hAnsi="思源黑体 CN VF Light"/>
+                <w:b/>
+                <w:bCs/>
+                <w:noProof/>
+                <w:sz w:val="20"/>
+                <w:szCs w:val="20"/>
               </w:rPr>
               <w:t>负责小说推荐系统召回与排序模型的研发和优化，参与样本构建、特征工程、模型训练、线上服务及 AB 实验全流程，持续提升推荐效果与用户阅读体验。</w:t>
             </w:r>
@@ -992,20 +1080,24 @@
               <w:spacing w:before="231" w:line="185" w:lineRule="auto"/>
               <w:ind w:firstLineChars="0"/>
               <w:rPr>
-                <w:rFonts w:ascii="方正书宋简体" w:eastAsia="方正书宋简体" w:hAnsi="宋体" w:cs="微软雅黑" w:hint="eastAsia"/>
-                <w:spacing w:val="2"/>
-                <w:sz w:val="22"/>
-                <w:szCs w:val="22"/>
+                <w:rFonts w:ascii="思源黑体 CN VF Light" w:eastAsia="思源黑体 CN VF Light" w:hAnsi="思源黑体 CN VF Light" w:hint="eastAsia"/>
+                <w:b/>
+                <w:bCs/>
+                <w:noProof/>
+                <w:sz w:val="20"/>
+                <w:szCs w:val="20"/>
               </w:rPr>
             </w:pPr>
             <w:r>
               <w:rPr>
-                <w:rFonts w:ascii="方正书宋简体" w:eastAsia="方正书宋简体" w:hAnsi="宋体" w:cs="微软雅黑"/>
-                <w:spacing w:val="2"/>
-                <w:sz w:val="22"/>
-                <w:szCs w:val="22"/>
-              </w:rPr>
-              <w:t>负责新用户侧 RankMixer 排序模型的研发与迭代，通过特征分组（Feature Grouping）与 Token Mixing 机制建模用户属性、行为序列及内容特征之间的高阶交互关系，成功替换原有排序模型，在线点击率稳定提升 0.8%。在此基础上，持续开展特征工程优化工作，扩展用户行为特征、内容统计特征及物品属性特征等输入信息，完成多轮模型迭代，使模型点击率进一步提升约 1%。</w:t>
+                <w:rFonts w:ascii="思源黑体 CN VF Light" w:eastAsia="思源黑体 CN VF Light" w:hAnsi="思源黑体 CN VF Light"/>
+                <w:b/>
+                <w:bCs/>
+                <w:noProof/>
+                <w:sz w:val="20"/>
+                <w:szCs w:val="20"/>
+              </w:rPr>
+              <w:t>负责新用户侧 RankMixer 排序模型的研发与迭代，通过特征分组与 Token Mixing 机制建模用户属性、行为序列及内容特征之间的高阶交互关系，成功替换原有排序模型，在线点击率稳定提升 0.8%。在此基础上，持续开展特征工程优化工作，扩展用户行为特征、内容统计特征及物品属性特征等输入信息，完成多轮模型迭代，使模型点击率进一步提升约 1%。</w:t>
             </w:r>
           </w:p>
           <w:p>
@@ -1018,36 +1110,44 @@
               <w:spacing w:before="231" w:line="185" w:lineRule="auto"/>
               <w:ind w:firstLineChars="0"/>
               <w:rPr>
-                <w:rFonts w:ascii="方正书宋简体" w:eastAsia="方正书宋简体" w:hAnsi="宋体" w:cs="微软雅黑" w:hint="eastAsia"/>
-                <w:spacing w:val="2"/>
-                <w:sz w:val="22"/>
-                <w:szCs w:val="22"/>
+                <w:rFonts w:ascii="思源黑体 CN VF Light" w:eastAsia="思源黑体 CN VF Light" w:hAnsi="思源黑体 CN VF Light" w:hint="eastAsia"/>
+                <w:b/>
+                <w:bCs/>
+                <w:noProof/>
+                <w:sz w:val="20"/>
+                <w:szCs w:val="20"/>
               </w:rPr>
             </w:pPr>
             <w:r>
               <w:rPr>
-                <w:rFonts w:ascii="方正书宋简体" w:eastAsia="方正书宋简体" w:hAnsi="宋体" w:cs="微软雅黑"/>
-                <w:spacing w:val="2"/>
-                <w:sz w:val="22"/>
-                <w:szCs w:val="22"/>
+                <w:rFonts w:ascii="思源黑体 CN VF Light" w:eastAsia="思源黑体 CN VF Light" w:hAnsi="思源黑体 CN VF Light"/>
+                <w:b/>
+                <w:bCs/>
+                <w:noProof/>
+                <w:sz w:val="20"/>
+                <w:szCs w:val="20"/>
               </w:rPr>
               <w:t>在 RankMixer 模型基础上探索多任务学习方案，新增人均阅读章节预测任务，并采用 Gra</w:t>
             </w:r>
             <w:r>
               <w:rPr>
-                <w:rFonts w:ascii="方正书宋简体" w:eastAsia="方正书宋简体" w:hAnsi="宋体" w:cs="微软雅黑" w:hint="eastAsia"/>
-                <w:spacing w:val="2"/>
-                <w:sz w:val="22"/>
-                <w:szCs w:val="22"/>
+                <w:rFonts w:ascii="思源黑体 CN VF Light" w:eastAsia="思源黑体 CN VF Light" w:hAnsi="思源黑体 CN VF Light" w:hint="eastAsia"/>
+                <w:b/>
+                <w:bCs/>
+                <w:noProof/>
+                <w:sz w:val="20"/>
+                <w:szCs w:val="20"/>
               </w:rPr>
               <w:t>n</w:t>
             </w:r>
             <w:r>
               <w:rPr>
-                <w:rFonts w:ascii="方正书宋简体" w:eastAsia="方正书宋简体" w:hAnsi="宋体" w:cs="微软雅黑"/>
-                <w:spacing w:val="2"/>
-                <w:sz w:val="22"/>
-                <w:szCs w:val="22"/>
+                <w:rFonts w:ascii="思源黑体 CN VF Light" w:eastAsia="思源黑体 CN VF Light" w:hAnsi="思源黑体 CN VF Light"/>
+                <w:b/>
+                <w:bCs/>
+                <w:noProof/>
+                <w:sz w:val="20"/>
+                <w:szCs w:val="20"/>
               </w:rPr>
               <w:t>dNorm 算法动态调整点击率预测任务与阅读深度预测任务之间的损失权重，通过构建 CTR 与阅读深度联合优化目标，在保证点击率稳定的前提下实现人均阅读章节指标的小幅提升。</w:t>
             </w:r>
@@ -1062,36 +1162,44 @@
               <w:spacing w:before="231" w:line="185" w:lineRule="auto"/>
               <w:ind w:firstLineChars="0"/>
               <w:rPr>
-                <w:rFonts w:ascii="方正书宋简体" w:eastAsia="方正书宋简体" w:hAnsi="宋体" w:cs="微软雅黑" w:hint="eastAsia"/>
-                <w:spacing w:val="2"/>
-                <w:sz w:val="22"/>
-                <w:szCs w:val="22"/>
+                <w:rFonts w:ascii="思源黑体 CN VF Light" w:eastAsia="思源黑体 CN VF Light" w:hAnsi="思源黑体 CN VF Light"/>
+                <w:b/>
+                <w:bCs/>
+                <w:noProof/>
+                <w:sz w:val="20"/>
+                <w:szCs w:val="20"/>
               </w:rPr>
             </w:pPr>
             <w:r>
               <w:rPr>
-                <w:rFonts w:ascii="方正书宋简体" w:eastAsia="方正书宋简体" w:hAnsi="宋体" w:cs="微软雅黑"/>
-                <w:spacing w:val="2"/>
-                <w:sz w:val="22"/>
-                <w:szCs w:val="22"/>
+                <w:rFonts w:ascii="思源黑体 CN VF Light" w:eastAsia="思源黑体 CN VF Light" w:hAnsi="思源黑体 CN VF Light"/>
+                <w:b/>
+                <w:bCs/>
+                <w:noProof/>
+                <w:sz w:val="20"/>
+                <w:szCs w:val="20"/>
               </w:rPr>
               <w:t>参与老用户双塔召回模型、标签推荐三塔召回模型以及新书推荐模型的优化工作，围绕负采样策略、损失函数设计及模型结构改进等方向开展研究与实验，推动多个模型版本完成线上验证与正式上线，</w:t>
             </w:r>
             <w:r>
               <w:rPr>
-                <w:rFonts w:ascii="方正书宋简体" w:eastAsia="方正书宋简体" w:hAnsi="宋体" w:cs="微软雅黑" w:hint="eastAsia"/>
-                <w:spacing w:val="2"/>
-                <w:sz w:val="22"/>
-                <w:szCs w:val="22"/>
+                <w:rFonts w:ascii="思源黑体 CN VF Light" w:eastAsia="思源黑体 CN VF Light" w:hAnsi="思源黑体 CN VF Light" w:hint="eastAsia"/>
+                <w:b/>
+                <w:bCs/>
+                <w:noProof/>
+                <w:sz w:val="20"/>
+                <w:szCs w:val="20"/>
               </w:rPr>
               <w:t>各个场景下均有明显的提升</w:t>
             </w:r>
             <w:r>
               <w:rPr>
-                <w:rFonts w:ascii="方正书宋简体" w:eastAsia="方正书宋简体" w:hAnsi="宋体" w:cs="微软雅黑"/>
-                <w:spacing w:val="2"/>
-                <w:sz w:val="22"/>
-                <w:szCs w:val="22"/>
+                <w:rFonts w:ascii="思源黑体 CN VF Light" w:eastAsia="思源黑体 CN VF Light" w:hAnsi="思源黑体 CN VF Light"/>
+                <w:b/>
+                <w:bCs/>
+                <w:noProof/>
+                <w:sz w:val="20"/>
+                <w:szCs w:val="20"/>
               </w:rPr>
               <w:t>。</w:t>
             </w:r>
@@ -1114,19 +1222,23 @@
             </w:pPr>
             <w:r>
               <w:rPr>
-                <w:rFonts w:ascii="方正书宋简体" w:eastAsia="方正书宋简体" w:hAnsi="宋体" w:cs="微软雅黑"/>
-                <w:spacing w:val="2"/>
-                <w:sz w:val="22"/>
-                <w:szCs w:val="22"/>
+                <w:rFonts w:ascii="思源黑体 CN VF Light" w:eastAsia="思源黑体 CN VF Light" w:hAnsi="思源黑体 CN VF Light"/>
+                <w:b/>
+                <w:bCs/>
+                <w:noProof/>
+                <w:sz w:val="20"/>
+                <w:szCs w:val="20"/>
               </w:rPr>
               <w:t>负责推荐系统训练与推理链路的一致性治理工作，</w:t>
             </w:r>
             <w:r>
               <w:rPr>
-                <w:rFonts w:ascii="方正书宋简体" w:eastAsia="方正书宋简体" w:hAnsi="宋体" w:cs="微软雅黑" w:hint="eastAsia"/>
-                <w:spacing w:val="2"/>
-                <w:sz w:val="22"/>
-                <w:szCs w:val="22"/>
+                <w:rFonts w:ascii="思源黑体 CN VF Light" w:eastAsia="思源黑体 CN VF Light" w:hAnsi="思源黑体 CN VF Light" w:hint="eastAsia"/>
+                <w:b/>
+                <w:bCs/>
+                <w:noProof/>
+                <w:sz w:val="20"/>
+                <w:szCs w:val="20"/>
               </w:rPr>
               <w:t>定位并修复用户历史行为序列解析错误、实时特征同步缺失、文本分词逻辑不一致以及特征映射异常等多个线上问题，保障训练与推理过程中的特征一致性，提高实验结果的准确性、稳定性与可信度。</w:t>
             </w:r>
@@ -1148,8 +1260,6 @@
                 <w:rFonts w:ascii="黑体" w:eastAsia="黑体" w:hAnsi="黑体" w:cs="微软雅黑" w:hint="eastAsia"/>
                 <w:b/>
                 <w:bCs/>
-                <w:sz w:val="20"/>
-                <w:szCs w:val="20"/>
               </w:rPr>
               <w:t>项目经历</w:t>
             </w:r>
@@ -1162,7 +1272,7 @@
         </w:trPr>
         <w:tc>
           <w:tcPr>
-            <w:tcW w:w="0" w:type="auto"/>
+            <w:tcW w:w="10915" w:type="dxa"/>
             <w:tcBorders>
               <w:bottom w:val="single" w:sz="2" w:space="0" w:color="000000"/>
             </w:tcBorders>
@@ -1172,7 +1282,7 @@
               <w:spacing w:before="231" w:line="185" w:lineRule="auto"/>
               <w:ind w:left="3"/>
               <w:rPr>
-                <w:rFonts w:asciiTheme="minorEastAsia" w:eastAsiaTheme="minorEastAsia" w:hAnsiTheme="minorEastAsia" w:hint="eastAsia"/>
+                <w:rFonts w:ascii="思源黑体 CN VF" w:eastAsia="思源黑体 CN VF" w:hAnsi="思源黑体 CN VF" w:hint="eastAsia"/>
                 <w:b/>
                 <w:bCs/>
                 <w:noProof/>
@@ -1182,18 +1292,16 @@
             </w:pPr>
             <w:r>
               <w:rPr>
-                <w:rFonts w:asciiTheme="minorEastAsia" w:eastAsiaTheme="minorEastAsia" w:hAnsiTheme="minorEastAsia"/>
-                <w:b/>
-                <w:bCs/>
-                <w:noProof/>
-                <w:sz w:val="20"/>
-                <w:szCs w:val="20"/>
-              </w:rPr>
-              <w:t>基于 HSTU 与 TIGER 的新闻推荐</w:t>
-            </w:r>
-            <w:r>
-              <w:rPr>
-                <w:rFonts w:ascii="黑体" w:eastAsia="黑体" w:hAnsi="黑体" w:cs="微软雅黑"/>
+                <w:rFonts w:ascii="思源黑体 CN VF" w:eastAsia="思源黑体 CN VF" w:hAnsi="思源黑体 CN VF"/>
+                <w:b/>
+                <w:bCs/>
+                <w:noProof/>
+              </w:rPr>
+              <w:t>生成式新闻推荐系统</w:t>
+            </w:r>
+            <w:r>
+              <w:rPr>
+                <w:rFonts w:ascii="思源黑体 CN VF" w:eastAsia="思源黑体 CN VF" w:hAnsi="思源黑体 CN VF" w:cs="微软雅黑"/>
                 <w:b/>
                 <w:bCs/>
                 <w:noProof/>
@@ -1264,16 +1372,30 @@
                 </mc:Fallback>
               </mc:AlternateContent>
             </w:r>
-            <w:r>
-              <w:rPr>
-                <w:rFonts w:asciiTheme="minorEastAsia" w:eastAsiaTheme="minorEastAsia" w:hAnsiTheme="minorEastAsia" w:hint="eastAsia"/>
-                <w:b/>
-                <w:bCs/>
-                <w:noProof/>
-                <w:sz w:val="20"/>
-                <w:szCs w:val="20"/>
-              </w:rPr>
-              <w:t>模型</w:t>
+          </w:p>
+          <w:p>
+            <w:pPr>
+              <w:spacing w:before="120"/>
+              <w:ind w:left="6" w:firstLineChars="200" w:firstLine="400"/>
+              <w:rPr>
+                <w:rFonts w:ascii="思源黑体 CN VF Light" w:eastAsia="思源黑体 CN VF Light" w:hAnsi="思源黑体 CN VF Light" w:hint="eastAsia"/>
+                <w:b/>
+                <w:bCs/>
+                <w:noProof/>
+                <w:sz w:val="20"/>
+                <w:szCs w:val="20"/>
+              </w:rPr>
+            </w:pPr>
+            <w:r>
+              <w:rPr>
+                <w:rFonts w:ascii="思源黑体 CN VF Light" w:eastAsia="思源黑体 CN VF Light" w:hAnsi="思源黑体 CN VF Light"/>
+                <w:b/>
+                <w:bCs/>
+                <w:noProof/>
+                <w:sz w:val="20"/>
+                <w:szCs w:val="20"/>
+              </w:rPr>
+              <w:t>基于 MIND 数据集搭建端到端生成式新闻推荐系统，完成用户行为解析、新闻文本向量化、用户级数据划分及 Hit@K、NDCG@K 评估；分别采用 RQ-VAE 与 RQ-KMeans 将新闻向量离散化为多级 Semantic ID，对比不同量化方法的 SID 碰撞率、编码效率和召回效果；基于 T5 Encoder-Decoder 与 Qwen2 Causal LM 实现生成式召回，形成“T5/Qwen × RQ-VAE/RQ-KMeans”对比实验矩阵；基于曝光日志构造265万组 click/unclick 偏好样本并实现 DPO 优化，相较原始 GR-Qwen， Hit@10 提升27.2%、Hit@20 提升24.1%、NDCG@20 提升43.6%；建立统一的配置、日志与 checkpoint 管理机制，支持不同生成模型、SID方案及强化学习参数的可复现实验和消融分析。</w:t>
             </w:r>
           </w:p>
           <w:p>
@@ -1281,21 +1403,46 @@
               <w:spacing w:before="231" w:line="185" w:lineRule="auto"/>
               <w:ind w:left="3"/>
               <w:rPr>
-                <w:rFonts w:asciiTheme="minorEastAsia" w:eastAsiaTheme="minorEastAsia" w:hAnsiTheme="minorEastAsia" w:hint="eastAsia"/>
-                <w:b/>
-                <w:bCs/>
-                <w:noProof/>
-                <w:sz w:val="20"/>
-                <w:szCs w:val="20"/>
+                <w:rFonts w:ascii="思源黑体 CN VF" w:eastAsia="思源黑体 CN VF" w:hAnsi="思源黑体 CN VF" w:hint="eastAsia"/>
+                <w:b/>
+                <w:bCs/>
+                <w:noProof/>
               </w:rPr>
             </w:pPr>
+            <w:r>
+              <w:rPr>
+                <w:rFonts w:ascii="思源黑体 CN VF" w:eastAsia="思源黑体 CN VF" w:hAnsi="思源黑体 CN VF"/>
+                <w:b/>
+                <w:bCs/>
+                <w:noProof/>
+              </w:rPr>
+              <w:t>HSTU</w:t>
+            </w:r>
+            <w:r>
+              <w:rPr>
+                <w:rFonts w:ascii="思源黑体 CN VF" w:eastAsia="思源黑体 CN VF" w:hAnsi="思源黑体 CN VF" w:hint="eastAsia"/>
+                <w:b/>
+                <w:bCs/>
+                <w:noProof/>
+              </w:rPr>
+              <w:t xml:space="preserve"> </w:t>
+            </w:r>
+            <w:r>
+              <w:rPr>
+                <w:rFonts w:ascii="思源黑体 CN VF" w:eastAsia="思源黑体 CN VF" w:hAnsi="思源黑体 CN VF"/>
+                <w:b/>
+                <w:bCs/>
+                <w:noProof/>
+              </w:rPr>
+              <w:t>推荐模型复现</w:t>
+            </w:r>
           </w:p>
           <w:p>
             <w:pPr>
-              <w:spacing w:before="231" w:line="185" w:lineRule="auto"/>
-              <w:ind w:left="3"/>
-              <w:rPr>
-                <w:rFonts w:asciiTheme="minorEastAsia" w:eastAsiaTheme="minorEastAsia" w:hAnsiTheme="minorEastAsia" w:hint="eastAsia"/>
+              <w:spacing w:before="120"/>
+              <w:ind w:left="6" w:firstLineChars="200" w:firstLine="400"/>
+              <w:rPr>
+                <w:rFonts w:ascii="思源黑体 CN VF Light" w:eastAsia="思源黑体 CN VF Light" w:hAnsi="思源黑体 CN VF Light" w:hint="eastAsia"/>
                 <w:b/>
                 <w:bCs/>
                 <w:noProof/>
@@ -1303,11 +1450,32 @@
                 <w:szCs w:val="20"/>
               </w:rPr>
             </w:pPr>
+            <w:r>
+              <w:rPr>
+                <w:rFonts w:ascii="思源黑体 CN VF Light" w:eastAsia="思源黑体 CN VF Light" w:hAnsi="思源黑体 CN VF Light"/>
+                <w:b/>
+                <w:bCs/>
+                <w:noProof/>
+                <w:sz w:val="20"/>
+                <w:szCs w:val="20"/>
+              </w:rPr>
+              <w:t>基于 Meta 开源的 Generative Recommenders 框架，在 MIND 新闻推荐数据集上完成 HSTU 模型的环境搭建、数据预处理、训练及离线评测，梳理了用户行为序列构建、Sampled Softmax 负采样、序列特征编码与 Top-K 候选检索流程，并使用 HR@K、NDCG@K 等指标评估推荐效果，加深了对生成式推荐和长序列用户兴趣建模的理解</w:t>
+            </w:r>
+            <w:r>
+              <w:rPr>
+                <w:rFonts w:ascii="思源黑体 CN VF Light" w:eastAsia="思源黑体 CN VF Light" w:hAnsi="思源黑体 CN VF Light" w:hint="eastAsia"/>
+                <w:b/>
+                <w:bCs/>
+                <w:noProof/>
+                <w:sz w:val="20"/>
+                <w:szCs w:val="20"/>
+              </w:rPr>
+              <w:t>。</w:t>
+            </w:r>
           </w:p>
           <w:p>
             <w:pPr>
-              <w:spacing w:before="231" w:line="185" w:lineRule="auto"/>
-              <w:ind w:left="3"/>
+              <w:spacing w:before="231"/>
               <w:rPr>
                 <w:rFonts w:asciiTheme="minorEastAsia" w:eastAsiaTheme="minorEastAsia" w:hAnsiTheme="minorEastAsia" w:hint="eastAsia"/>
                 <w:b/>
@@ -1317,20 +1485,15 @@
                 <w:szCs w:val="20"/>
               </w:rPr>
             </w:pPr>
-          </w:p>
-          <w:p>
-            <w:pPr>
-              <w:spacing w:before="231" w:line="185" w:lineRule="auto"/>
-              <w:ind w:left="3"/>
+            <w:r>
               <w:rPr>
                 <w:rFonts w:asciiTheme="minorEastAsia" w:eastAsiaTheme="minorEastAsia" w:hAnsiTheme="minorEastAsia" w:hint="eastAsia"/>
                 <w:b/>
                 <w:bCs/>
                 <w:noProof/>
-                <w:sz w:val="20"/>
-                <w:szCs w:val="20"/>
-              </w:rPr>
-            </w:pPr>
+              </w:rPr>
+              <w:t>个人技能</w:t>
+            </w:r>
           </w:p>
         </w:tc>
       </w:tr>
@@ -1434,6 +1597,188 @@
           <w:spacing w:val="4"/>
         </w:rPr>
       </w:pPr>
+      <w:r>
+        <w:rPr>
+          <w:rFonts w:ascii="Times New Roman" w:eastAsiaTheme="minorEastAsia" w:hAnsi="Times New Roman" w:cs="Times New Roman"/>
+          <w:spacing w:val="4"/>
+        </w:rPr>
+        <w:t>•</w:t>
+      </w:r>
+      <w:r>
+        <w:rPr>
+          <w:rFonts w:asciiTheme="minorEastAsia" w:eastAsiaTheme="minorEastAsia" w:hAnsiTheme="minorEastAsia" w:cs="微软雅黑" w:hint="eastAsia"/>
+          <w:spacing w:val="4"/>
+        </w:rPr>
+        <w:t xml:space="preserve"> </w:t>
+      </w:r>
+      <w:r>
+        <w:rPr>
+          <w:rFonts w:ascii="思源黑体 CN VF Light" w:eastAsia="思源黑体 CN VF Light" w:hAnsi="思源黑体 CN VF Light"/>
+          <w:b/>
+          <w:bCs/>
+          <w:noProof/>
+          <w:sz w:val="20"/>
+          <w:szCs w:val="20"/>
+        </w:rPr>
+        <w:t>掌握</w:t>
+      </w:r>
+      <w:r>
+        <w:rPr>
+          <w:rFonts w:ascii="思源黑体 CN VF Light" w:eastAsia="思源黑体 CN VF Light" w:hAnsi="思源黑体 CN VF Light" w:hint="eastAsia"/>
+          <w:b/>
+          <w:bCs/>
+          <w:noProof/>
+          <w:sz w:val="20"/>
+          <w:szCs w:val="20"/>
+        </w:rPr>
+        <w:t>深度学习，机器学习</w:t>
+      </w:r>
+    </w:p>
+    <w:p>
+      <w:pPr>
+        <w:spacing w:before="120" w:line="221" w:lineRule="auto"/>
+        <w:rPr>
+          <w:rFonts w:asciiTheme="minorEastAsia" w:eastAsiaTheme="minorEastAsia" w:hAnsiTheme="minorEastAsia" w:cs="微软雅黑" w:hint="eastAsia"/>
+          <w:spacing w:val="4"/>
+        </w:rPr>
+      </w:pPr>
+      <w:r>
+        <w:rPr>
+          <w:rFonts w:ascii="Times New Roman" w:eastAsiaTheme="minorEastAsia" w:hAnsi="Times New Roman" w:cs="Times New Roman"/>
+          <w:spacing w:val="4"/>
+        </w:rPr>
+        <w:t>•</w:t>
+      </w:r>
+      <w:r>
+        <w:rPr>
+          <w:rFonts w:ascii="Times New Roman" w:eastAsiaTheme="minorEastAsia" w:hAnsi="Times New Roman" w:cs="Times New Roman" w:hint="eastAsia"/>
+          <w:spacing w:val="4"/>
+        </w:rPr>
+        <w:t xml:space="preserve">  </w:t>
+      </w:r>
+      <w:r>
+        <w:rPr>
+          <w:rFonts w:ascii="思源黑体 CN VF Light" w:eastAsia="思源黑体 CN VF Light" w:hAnsi="思源黑体 CN VF Light"/>
+          <w:b/>
+          <w:bCs/>
+          <w:noProof/>
+          <w:sz w:val="20"/>
+          <w:szCs w:val="20"/>
+        </w:rPr>
+        <w:t>掌握</w:t>
+      </w:r>
+      <w:r>
+        <w:rPr>
+          <w:rFonts w:ascii="思源黑体 CN VF Light" w:eastAsia="思源黑体 CN VF Light" w:hAnsi="思源黑体 CN VF Light" w:hint="eastAsia"/>
+          <w:b/>
+          <w:bCs/>
+          <w:noProof/>
+          <w:sz w:val="20"/>
+          <w:szCs w:val="20"/>
+        </w:rPr>
+        <w:t>pytorch框架</w:t>
+      </w:r>
+    </w:p>
+    <w:p>
+      <w:pPr>
+        <w:spacing w:before="120" w:line="221" w:lineRule="auto"/>
+        <w:rPr>
+          <w:rFonts w:asciiTheme="minorEastAsia" w:eastAsiaTheme="minorEastAsia" w:hAnsiTheme="minorEastAsia" w:cs="微软雅黑" w:hint="eastAsia"/>
+          <w:spacing w:val="4"/>
+        </w:rPr>
+      </w:pPr>
+      <w:r>
+        <w:rPr>
+          <w:rFonts w:ascii="Times New Roman" w:eastAsiaTheme="minorEastAsia" w:hAnsi="Times New Roman" w:cs="Times New Roman"/>
+          <w:spacing w:val="4"/>
+        </w:rPr>
+        <w:t>•</w:t>
+      </w:r>
+      <w:r>
+        <w:rPr>
+          <w:rFonts w:ascii="Times New Roman" w:eastAsiaTheme="minorEastAsia" w:hAnsi="Times New Roman" w:cs="Times New Roman" w:hint="eastAsia"/>
+          <w:spacing w:val="4"/>
+        </w:rPr>
+        <w:t xml:space="preserve"> </w:t>
+      </w:r>
+      <w:r>
+        <w:rPr>
+          <w:rFonts w:ascii="思源黑体 CN VF Light" w:eastAsia="思源黑体 CN VF Light" w:hAnsi="思源黑体 CN VF Light"/>
+          <w:b/>
+          <w:bCs/>
+          <w:noProof/>
+          <w:sz w:val="20"/>
+          <w:szCs w:val="20"/>
+        </w:rPr>
+        <w:t>掌握</w:t>
+      </w:r>
+      <w:r>
+        <w:rPr>
+          <w:rFonts w:ascii="思源黑体 CN VF Light" w:eastAsia="思源黑体 CN VF Light" w:hAnsi="思源黑体 CN VF Light" w:hint="eastAsia"/>
+          <w:b/>
+          <w:bCs/>
+          <w:noProof/>
+          <w:sz w:val="20"/>
+          <w:szCs w:val="20"/>
+        </w:rPr>
+        <w:t>强化学习DPO，PPO，GRPO</w:t>
+      </w:r>
+    </w:p>
+    <w:p>
+      <w:pPr>
+        <w:spacing w:before="120" w:line="221" w:lineRule="auto"/>
+        <w:rPr>
+          <w:rFonts w:asciiTheme="minorEastAsia" w:eastAsiaTheme="minorEastAsia" w:hAnsiTheme="minorEastAsia" w:cs="微软雅黑" w:hint="eastAsia"/>
+          <w:spacing w:val="4"/>
+        </w:rPr>
+      </w:pPr>
+      <w:r>
+        <w:rPr>
+          <w:rFonts w:ascii="Times New Roman" w:eastAsiaTheme="minorEastAsia" w:hAnsi="Times New Roman" w:cs="Times New Roman"/>
+          <w:spacing w:val="4"/>
+        </w:rPr>
+        <w:t>•</w:t>
+      </w:r>
+      <w:r>
+        <w:rPr>
+          <w:rFonts w:ascii="Times New Roman" w:eastAsiaTheme="minorEastAsia" w:hAnsi="Times New Roman" w:cs="Times New Roman" w:hint="eastAsia"/>
+          <w:spacing w:val="4"/>
+        </w:rPr>
+        <w:t xml:space="preserve"> </w:t>
+      </w:r>
+      <w:r>
+        <w:rPr>
+          <w:rFonts w:ascii="思源黑体 CN VF Light" w:eastAsia="思源黑体 CN VF Light" w:hAnsi="思源黑体 CN VF Light"/>
+          <w:b/>
+          <w:bCs/>
+          <w:noProof/>
+          <w:sz w:val="20"/>
+          <w:szCs w:val="20"/>
+        </w:rPr>
+        <w:t>掌握</w:t>
+      </w:r>
+      <w:r>
+        <w:rPr>
+          <w:rFonts w:ascii="思源黑体 CN VF Light" w:eastAsia="思源黑体 CN VF Light" w:hAnsi="思源黑体 CN VF Light" w:hint="eastAsia"/>
+          <w:b/>
+          <w:bCs/>
+          <w:noProof/>
+          <w:sz w:val="20"/>
+          <w:szCs w:val="20"/>
+        </w:rPr>
+        <w:t>python、java、C+</w:t>
+      </w:r>
+      <w:r>
+        <w:rPr>
+          <w:rFonts w:ascii="思源黑体 CN VF Light" w:eastAsia="思源黑体 CN VF Light" w:hAnsi="思源黑体 CN VF Light" w:hint="eastAsia"/>
+          <w:b/>
+          <w:bCs/>
+          <w:noProof/>
+          <w:sz w:val="20"/>
+          <w:szCs w:val="20"/>
+        </w:rPr>
+        <w:t>+</w:t>
+      </w:r>
     </w:p>
     <w:sectPr>
       <w:type w:val="continuous"/>
@@ -3339,6 +3684,7 @@
   <w:style w:type="character" w:default="1" w:styleId="a0">
     <w:name w:val="Default Paragraph Font"/>
     <w:uiPriority w:val="1"/>
+    <w:semiHidden/>
     <w:unhideWhenUsed/>
   </w:style>
   <w:style w:type="table" w:default="1" w:styleId="a1">

--- a/面试/个人简历.docx
+++ b/面试/个人简历.docx
@@ -1050,22 +1050,18 @@
               <w:spacing w:before="231" w:line="185" w:lineRule="auto"/>
               <w:ind w:left="3"/>
               <w:rPr>
-                <w:rFonts w:asciiTheme="minorEastAsia" w:eastAsiaTheme="minorEastAsia" w:hAnsiTheme="minorEastAsia" w:cs="微软雅黑" w:hint="eastAsia"/>
-                <w:b/>
-                <w:bCs/>
-                <w:spacing w:val="2"/>
-                <w:sz w:val="22"/>
-                <w:szCs w:val="22"/>
+                <w:rFonts w:ascii="思源黑体 CN VF" w:eastAsia="思源黑体 CN VF" w:hAnsi="思源黑体 CN VF" w:hint="eastAsia"/>
+                <w:b/>
+                <w:bCs/>
+                <w:noProof/>
               </w:rPr>
             </w:pPr>
             <w:r>
               <w:rPr>
-                <w:rFonts w:asciiTheme="minorEastAsia" w:eastAsiaTheme="minorEastAsia" w:hAnsiTheme="minorEastAsia" w:cs="微软雅黑" w:hint="eastAsia"/>
-                <w:b/>
-                <w:bCs/>
-                <w:spacing w:val="2"/>
-                <w:sz w:val="22"/>
-                <w:szCs w:val="22"/>
+                <w:rFonts w:ascii="思源黑体 CN VF" w:eastAsia="思源黑体 CN VF" w:hAnsi="思源黑体 CN VF" w:hint="eastAsia"/>
+                <w:b/>
+                <w:bCs/>
+                <w:noProof/>
               </w:rPr>
               <w:t>主要贡献：</w:t>
             </w:r>
@@ -1080,7 +1076,7 @@
               <w:spacing w:before="231" w:line="185" w:lineRule="auto"/>
               <w:ind w:firstLineChars="0"/>
               <w:rPr>
-                <w:rFonts w:ascii="思源黑体 CN VF Light" w:eastAsia="思源黑体 CN VF Light" w:hAnsi="思源黑体 CN VF Light" w:hint="eastAsia"/>
+                <w:rFonts w:ascii="思源黑体 CN VF ExtraLight" w:eastAsia="思源黑体 CN VF ExtraLight" w:hAnsi="思源黑体 CN VF ExtraLight" w:hint="eastAsia"/>
                 <w:b/>
                 <w:bCs/>
                 <w:noProof/>
@@ -1090,7 +1086,7 @@
             </w:pPr>
             <w:r>
               <w:rPr>
-                <w:rFonts w:ascii="思源黑体 CN VF Light" w:eastAsia="思源黑体 CN VF Light" w:hAnsi="思源黑体 CN VF Light"/>
+                <w:rFonts w:ascii="思源黑体 CN VF ExtraLight" w:eastAsia="思源黑体 CN VF ExtraLight" w:hAnsi="思源黑体 CN VF ExtraLight"/>
                 <w:b/>
                 <w:bCs/>
                 <w:noProof/>
@@ -1110,7 +1106,7 @@
               <w:spacing w:before="231" w:line="185" w:lineRule="auto"/>
               <w:ind w:firstLineChars="0"/>
               <w:rPr>
-                <w:rFonts w:ascii="思源黑体 CN VF Light" w:eastAsia="思源黑体 CN VF Light" w:hAnsi="思源黑体 CN VF Light" w:hint="eastAsia"/>
+                <w:rFonts w:ascii="思源黑体 CN VF ExtraLight" w:eastAsia="思源黑体 CN VF ExtraLight" w:hAnsi="思源黑体 CN VF ExtraLight" w:hint="eastAsia"/>
                 <w:b/>
                 <w:bCs/>
                 <w:noProof/>
@@ -1120,7 +1116,7 @@
             </w:pPr>
             <w:r>
               <w:rPr>
-                <w:rFonts w:ascii="思源黑体 CN VF Light" w:eastAsia="思源黑体 CN VF Light" w:hAnsi="思源黑体 CN VF Light"/>
+                <w:rFonts w:ascii="思源黑体 CN VF ExtraLight" w:eastAsia="思源黑体 CN VF ExtraLight" w:hAnsi="思源黑体 CN VF ExtraLight"/>
                 <w:b/>
                 <w:bCs/>
                 <w:noProof/>
@@ -1131,7 +1127,7 @@
             </w:r>
             <w:r>
               <w:rPr>
-                <w:rFonts w:ascii="思源黑体 CN VF Light" w:eastAsia="思源黑体 CN VF Light" w:hAnsi="思源黑体 CN VF Light" w:hint="eastAsia"/>
+                <w:rFonts w:ascii="思源黑体 CN VF ExtraLight" w:eastAsia="思源黑体 CN VF ExtraLight" w:hAnsi="思源黑体 CN VF ExtraLight" w:hint="eastAsia"/>
                 <w:b/>
                 <w:bCs/>
                 <w:noProof/>
@@ -1142,7 +1138,7 @@
             </w:r>
             <w:r>
               <w:rPr>
-                <w:rFonts w:ascii="思源黑体 CN VF Light" w:eastAsia="思源黑体 CN VF Light" w:hAnsi="思源黑体 CN VF Light"/>
+                <w:rFonts w:ascii="思源黑体 CN VF ExtraLight" w:eastAsia="思源黑体 CN VF ExtraLight" w:hAnsi="思源黑体 CN VF ExtraLight"/>
                 <w:b/>
                 <w:bCs/>
                 <w:noProof/>
@@ -1162,7 +1158,7 @@
               <w:spacing w:before="231" w:line="185" w:lineRule="auto"/>
               <w:ind w:firstLineChars="0"/>
               <w:rPr>
-                <w:rFonts w:ascii="思源黑体 CN VF Light" w:eastAsia="思源黑体 CN VF Light" w:hAnsi="思源黑体 CN VF Light"/>
+                <w:rFonts w:ascii="思源黑体 CN VF ExtraLight" w:eastAsia="思源黑体 CN VF ExtraLight" w:hAnsi="思源黑体 CN VF ExtraLight" w:hint="eastAsia"/>
                 <w:b/>
                 <w:bCs/>
                 <w:noProof/>
@@ -1172,7 +1168,7 @@
             </w:pPr>
             <w:r>
               <w:rPr>
-                <w:rFonts w:ascii="思源黑体 CN VF Light" w:eastAsia="思源黑体 CN VF Light" w:hAnsi="思源黑体 CN VF Light"/>
+                <w:rFonts w:ascii="思源黑体 CN VF ExtraLight" w:eastAsia="思源黑体 CN VF ExtraLight" w:hAnsi="思源黑体 CN VF ExtraLight"/>
                 <w:b/>
                 <w:bCs/>
                 <w:noProof/>
@@ -1183,7 +1179,7 @@
             </w:r>
             <w:r>
               <w:rPr>
-                <w:rFonts w:ascii="思源黑体 CN VF Light" w:eastAsia="思源黑体 CN VF Light" w:hAnsi="思源黑体 CN VF Light" w:hint="eastAsia"/>
+                <w:rFonts w:ascii="思源黑体 CN VF ExtraLight" w:eastAsia="思源黑体 CN VF ExtraLight" w:hAnsi="思源黑体 CN VF ExtraLight" w:hint="eastAsia"/>
                 <w:b/>
                 <w:bCs/>
                 <w:noProof/>
@@ -1194,7 +1190,7 @@
             </w:r>
             <w:r>
               <w:rPr>
-                <w:rFonts w:ascii="思源黑体 CN VF Light" w:eastAsia="思源黑体 CN VF Light" w:hAnsi="思源黑体 CN VF Light"/>
+                <w:rFonts w:ascii="思源黑体 CN VF ExtraLight" w:eastAsia="思源黑体 CN VF ExtraLight" w:hAnsi="思源黑体 CN VF ExtraLight"/>
                 <w:b/>
                 <w:bCs/>
                 <w:noProof/>
@@ -1214,15 +1210,17 @@
               <w:spacing w:before="231" w:line="185" w:lineRule="auto"/>
               <w:ind w:firstLineChars="0"/>
               <w:rPr>
-                <w:rFonts w:ascii="方正书宋简体" w:eastAsia="方正书宋简体" w:hAnsi="宋体" w:cs="微软雅黑" w:hint="eastAsia"/>
-                <w:spacing w:val="2"/>
-                <w:sz w:val="22"/>
-                <w:szCs w:val="22"/>
+                <w:rFonts w:ascii="思源黑体 CN VF ExtraLight" w:eastAsia="思源黑体 CN VF ExtraLight" w:hAnsi="思源黑体 CN VF ExtraLight" w:hint="eastAsia"/>
+                <w:b/>
+                <w:bCs/>
+                <w:noProof/>
+                <w:sz w:val="20"/>
+                <w:szCs w:val="20"/>
               </w:rPr>
             </w:pPr>
             <w:r>
               <w:rPr>
-                <w:rFonts w:ascii="思源黑体 CN VF Light" w:eastAsia="思源黑体 CN VF Light" w:hAnsi="思源黑体 CN VF Light"/>
+                <w:rFonts w:ascii="思源黑体 CN VF ExtraLight" w:eastAsia="思源黑体 CN VF ExtraLight" w:hAnsi="思源黑体 CN VF ExtraLight"/>
                 <w:b/>
                 <w:bCs/>
                 <w:noProof/>
@@ -1233,7 +1231,7 @@
             </w:r>
             <w:r>
               <w:rPr>
-                <w:rFonts w:ascii="思源黑体 CN VF Light" w:eastAsia="思源黑体 CN VF Light" w:hAnsi="思源黑体 CN VF Light" w:hint="eastAsia"/>
+                <w:rFonts w:ascii="思源黑体 CN VF ExtraLight" w:eastAsia="思源黑体 CN VF ExtraLight" w:hAnsi="思源黑体 CN VF ExtraLight" w:hint="eastAsia"/>
                 <w:b/>
                 <w:bCs/>
                 <w:noProof/>
@@ -1378,7 +1376,7 @@
               <w:spacing w:before="120"/>
               <w:ind w:left="6" w:firstLineChars="200" w:firstLine="400"/>
               <w:rPr>
-                <w:rFonts w:ascii="思源黑体 CN VF Light" w:eastAsia="思源黑体 CN VF Light" w:hAnsi="思源黑体 CN VF Light" w:hint="eastAsia"/>
+                <w:rFonts w:ascii="思源黑体 CN VF ExtraLight" w:eastAsia="思源黑体 CN VF ExtraLight" w:hAnsi="思源黑体 CN VF ExtraLight" w:hint="eastAsia"/>
                 <w:b/>
                 <w:bCs/>
                 <w:noProof/>
@@ -1388,7 +1386,7 @@
             </w:pPr>
             <w:r>
               <w:rPr>
-                <w:rFonts w:ascii="思源黑体 CN VF Light" w:eastAsia="思源黑体 CN VF Light" w:hAnsi="思源黑体 CN VF Light"/>
+                <w:rFonts w:ascii="思源黑体 CN VF ExtraLight" w:eastAsia="思源黑体 CN VF ExtraLight" w:hAnsi="思源黑体 CN VF ExtraLight"/>
                 <w:b/>
                 <w:bCs/>
                 <w:noProof/>
@@ -1442,7 +1440,7 @@
               <w:spacing w:before="120"/>
               <w:ind w:left="6" w:firstLineChars="200" w:firstLine="400"/>
               <w:rPr>
-                <w:rFonts w:ascii="思源黑体 CN VF Light" w:eastAsia="思源黑体 CN VF Light" w:hAnsi="思源黑体 CN VF Light" w:hint="eastAsia"/>
+                <w:rFonts w:ascii="思源黑体 CN VF ExtraLight" w:eastAsia="思源黑体 CN VF ExtraLight" w:hAnsi="思源黑体 CN VF ExtraLight" w:hint="eastAsia"/>
                 <w:b/>
                 <w:bCs/>
                 <w:noProof/>
@@ -1452,7 +1450,7 @@
             </w:pPr>
             <w:r>
               <w:rPr>
-                <w:rFonts w:ascii="思源黑体 CN VF Light" w:eastAsia="思源黑体 CN VF Light" w:hAnsi="思源黑体 CN VF Light"/>
+                <w:rFonts w:ascii="思源黑体 CN VF ExtraLight" w:eastAsia="思源黑体 CN VF ExtraLight" w:hAnsi="思源黑体 CN VF ExtraLight"/>
                 <w:b/>
                 <w:bCs/>
                 <w:noProof/>
@@ -1463,7 +1461,7 @@
             </w:r>
             <w:r>
               <w:rPr>
-                <w:rFonts w:ascii="思源黑体 CN VF Light" w:eastAsia="思源黑体 CN VF Light" w:hAnsi="思源黑体 CN VF Light" w:hint="eastAsia"/>
+                <w:rFonts w:ascii="思源黑体 CN VF ExtraLight" w:eastAsia="思源黑体 CN VF ExtraLight" w:hAnsi="思源黑体 CN VF ExtraLight" w:hint="eastAsia"/>
                 <w:b/>
                 <w:bCs/>
                 <w:noProof/>
@@ -4130,6 +4128,10 @@
 </file>
 
 <file path=customXml/item1.xml><?xml version="1.0" encoding="utf-8"?>
+<b:Sources xmlns:b="http://schemas.openxmlformats.org/officeDocument/2006/bibliography" xmlns="http://schemas.openxmlformats.org/officeDocument/2006/bibliography" SelectedStyle="\APASixthEditionOfficeOnline.xsl" StyleName="APA" Version="6"/>
+</file>
+
+<file path=customXml/item2.xml><?xml version="1.0" encoding="utf-8"?>
 <s:customData xmlns="http://www.wps.cn/officeDocument/2013/wpsCustomData" xmlns:s="http://www.wps.cn/officeDocument/2013/wpsCustomData">
   <customSectProps>
     <customSectPr/>
@@ -4141,22 +4143,18 @@
 </s:customData>
 </file>
 
-<file path=customXml/item2.xml><?xml version="1.0" encoding="utf-8"?>
-<b:Sources xmlns:b="http://schemas.openxmlformats.org/officeDocument/2006/bibliography" xmlns="http://schemas.openxmlformats.org/officeDocument/2006/bibliography" SelectedStyle="\APASixthEditionOfficeOnline.xsl" StyleName="APA" Version="6"/>
+<file path=customXml/itemProps1.xml><?xml version="1.0" encoding="utf-8"?>
+<ds:datastoreItem xmlns:ds="http://schemas.openxmlformats.org/officeDocument/2006/customXml" ds:itemID="{331DEFA8-22C2-4D8E-A278-BC3DCB6015D4}">
+  <ds:schemaRefs>
+    <ds:schemaRef ds:uri="http://schemas.openxmlformats.org/officeDocument/2006/bibliography"/>
+  </ds:schemaRefs>
+</ds:datastoreItem>
 </file>
 
-<file path=customXml/itemProps1.xml><?xml version="1.0" encoding="utf-8"?>
+<file path=customXml/itemProps2.xml><?xml version="1.0" encoding="utf-8"?>
 <ds:datastoreItem xmlns:ds="http://schemas.openxmlformats.org/officeDocument/2006/customXml" ds:itemID="{B1977F7D-205B-4081-913C-38D41E755F92}">
   <ds:schemaRefs>
     <ds:schemaRef ds:uri="http://www.wps.cn/officeDocument/2013/wpsCustomData"/>
   </ds:schemaRefs>
 </ds:datastoreItem>
-</file>
-
-<file path=customXml/itemProps2.xml><?xml version="1.0" encoding="utf-8"?>
-<ds:datastoreItem xmlns:ds="http://schemas.openxmlformats.org/officeDocument/2006/customXml" ds:itemID="{331DEFA8-22C2-4D8E-A278-BC3DCB6015D4}">
-  <ds:schemaRefs>
-    <ds:schemaRef ds:uri="http://schemas.openxmlformats.org/officeDocument/2006/bibliography"/>
-  </ds:schemaRefs>
-</ds:datastoreItem>
 </file>
--- a/面试/个人简历.docx
+++ b/面试/个人简历.docx
@@ -1,6 +1,6 @@
 
 <file path=word/document.xml><?xml version="1.0" encoding="utf-8"?>
-<w:document xmlns:wpc="http://schemas.microsoft.com/office/word/2010/wordprocessingCanvas" xmlns:cx="http://schemas.microsoft.com/office/drawing/2014/chartex" xmlns:cx1="http://schemas.microsoft.com/office/drawing/2015/9/8/chartex" xmlns:cx2="http://schemas.microsoft.com/office/drawing/2015/10/21/chartex" xmlns:cx3="http://schemas.microsoft.com/office/drawing/2016/5/9/chartex" xmlns:cx4="http://schemas.microsoft.com/office/drawing/2016/5/10/chartex" xmlns:cx5="http://schemas.microsoft.com/office/drawing/2016/5/11/chartex" xmlns:cx6="http://schemas.microsoft.com/office/drawing/2016/5/12/chartex" xmlns:cx7="http://schemas.microsoft.com/office/drawing/2016/5/13/chartex" xmlns:cx8="http://schemas.microsoft.com/office/drawing/2016/5/14/chartex" xmlns:mc="http://schemas.openxmlformats.org/markup-compatibility/2006" xmlns:aink="http://schemas.microsoft.com/office/drawing/2016/ink" xmlns:am3d="http://schemas.microsoft.com/office/drawing/2017/model3d" xmlns:o="urn:schemas-microsoft-com:office:office" xmlns:oel="http://schemas.microsoft.com/office/2019/extlst" xmlns:r="http://schemas.openxmlformats.org/officeDocument/2006/relationships" xmlns:m="http://schemas.openxmlformats.org/officeDocument/2006/math" xmlns:v="urn:schemas-microsoft-com:vml" xmlns:wp14="http://schemas.microsoft.com/office/word/2010/wordprocessingDrawing" xmlns:wp="http://schemas.openxmlformats.org/drawingml/2006/wordprocessingDrawing" xmlns:w10="urn:schemas-microsoft-com:office:word" xmlns:w="http://schemas.openxmlformats.org/wordprocessingml/2006/main" xmlns:w14="http://schemas.microsoft.com/office/word/2010/wordml" xmlns:w15="http://schemas.microsoft.com/office/word/2012/wordml" xmlns:w16cex="http://schemas.microsoft.com/office/word/2018/wordml/cex" xmlns:w16cid="http://schemas.microsoft.com/office/word/2016/wordml/cid" xmlns:w16="http://schemas.microsoft.com/office/word/2018/wordml" xmlns:w16du="http://schemas.microsoft.com/office/word/2023/wordml/word16du" xmlns:w16sdtdh="http://schemas.microsoft.com/office/word/2020/wordml/sdtdatahash" xmlns:w16sdtfl="http://schemas.microsoft.com/office/word/2024/wordml/sdtformatlock" xmlns:w16se="http://schemas.microsoft.com/office/word/2015/wordml/symex" xmlns:wpg="http://schemas.microsoft.com/office/word/2010/wordprocessingGroup" xmlns:wpi="http://schemas.microsoft.com/office/word/2010/wordprocessingInk" xmlns:wne="http://schemas.microsoft.com/office/word/2006/wordml" xmlns:wps="http://schemas.microsoft.com/office/word/2010/wordprocessingShape" mc:Ignorable="w14 w15 w16se w16cid w16 w16cex w16sdtdh w16sdtfl w16du wp14">
+<w:document xmlns:wpc="http://schemas.microsoft.com/office/word/2010/wordprocessingCanvas" xmlns:cx="http://schemas.microsoft.com/office/drawing/2014/chartex" xmlns:cx1="http://schemas.microsoft.com/office/drawing/2015/9/8/chartex" xmlns:cx2="http://schemas.microsoft.com/office/drawing/2015/10/21/chartex" xmlns:cx3="http://schemas.microsoft.com/office/drawing/2016/5/9/chartex" xmlns:cx4="http://schemas.microsoft.com/office/drawing/2016/5/10/chartex" xmlns:cx5="http://schemas.microsoft.com/office/drawing/2016/5/11/chartex" xmlns:cx6="http://schemas.microsoft.com/office/drawing/2016/5/12/chartex" xmlns:cx7="http://schemas.microsoft.com/office/drawing/2016/5/13/chartex" xmlns:cx8="http://schemas.microsoft.com/office/drawing/2016/5/14/chartex" xmlns:mc="http://schemas.openxmlformats.org/markup-compatibility/2006" xmlns:aink="http://schemas.microsoft.com/office/drawing/2016/ink" xmlns:am3d="http://schemas.microsoft.com/office/drawing/2017/model3d" xmlns:o="urn:schemas-microsoft-com:office:office" xmlns:oel="http://schemas.microsoft.com/office/2019/extlst" xmlns:r="http://schemas.openxmlformats.org/officeDocument/2006/relationships" xmlns:m="http://schemas.openxmlformats.org/officeDocument/2006/math" xmlns:v="urn:schemas-microsoft-com:vml" xmlns:wp14="http://schemas.microsoft.com/office/word/2010/wordprocessingDrawing" xmlns:wp="http://schemas.openxmlformats.org/drawingml/2006/wordprocessingDrawing" xmlns:w10="urn:schemas-microsoft-com:office:word" xmlns:w="http://schemas.openxmlformats.org/wordprocessingml/2006/main" xmlns:w14="http://schemas.microsoft.com/office/word/2010/wordml" xmlns:w15="http://schemas.microsoft.com/office/word/2012/wordml" xmlns:w16cei="http://schemas.microsoft.com/office/word/2026/wordml/cei" xmlns:w16cex="http://schemas.microsoft.com/office/word/2018/wordml/cex" xmlns:w16cid="http://schemas.microsoft.com/office/word/2016/wordml/cid" xmlns:w16="http://schemas.microsoft.com/office/word/2018/wordml" xmlns:w16du="http://schemas.microsoft.com/office/word/2023/wordml/word16du" xmlns:w16sdtdh="http://schemas.microsoft.com/office/word/2020/wordml/sdtdatahash" xmlns:w16sdtfl="http://schemas.microsoft.com/office/word/2024/wordml/sdtformatlock" xmlns:w16se="http://schemas.microsoft.com/office/word/2015/wordml/symex" xmlns:wpg="http://schemas.microsoft.com/office/word/2010/wordprocessingGroup" xmlns:wpi="http://schemas.microsoft.com/office/word/2010/wordprocessingInk" xmlns:wne="http://schemas.microsoft.com/office/word/2006/wordml" xmlns:wps="http://schemas.microsoft.com/office/word/2010/wordprocessingShape" mc:Ignorable="w14 w15 w16se w16cid w16 w16cex w16sdtdh w16sdtfl w16du wp14">
   <w:body>
     <w:p>
       <w:pPr>
@@ -18,7 +18,7 @@
           <w:noProof/>
         </w:rPr>
         <w:drawing>
-          <wp:anchor distT="0" distB="0" distL="114300" distR="114300" simplePos="0" relativeHeight="251667456" behindDoc="0" locked="0" layoutInCell="1" allowOverlap="1" wp14:anchorId="7BC51D24" wp14:editId="3596EA11">
+          <wp:anchor distT="0" distB="0" distL="114300" distR="114300" simplePos="0" relativeHeight="251667456" behindDoc="0" locked="0" layoutInCell="1" allowOverlap="1" wp14:anchorId="7BC51D24" wp14:editId="0622AC16">
             <wp:simplePos x="0" y="0"/>
             <wp:positionH relativeFrom="column">
               <wp:posOffset>-391160</wp:posOffset>
@@ -26,8 +26,8 @@
             <wp:positionV relativeFrom="paragraph">
               <wp:posOffset>45085</wp:posOffset>
             </wp:positionV>
-            <wp:extent cx="2438256" cy="731520"/>
-            <wp:effectExtent l="0" t="0" r="635" b="0"/>
+            <wp:extent cx="2565247" cy="769620"/>
+            <wp:effectExtent l="0" t="0" r="6985" b="0"/>
             <wp:wrapNone/>
             <wp:docPr id="290970380" name="图片 4" descr="校标- 东南大学"/>
             <wp:cNvGraphicFramePr>
@@ -58,7 +58,7 @@
                   <pic:spPr bwMode="auto">
                     <a:xfrm>
                       <a:off x="0" y="0"/>
-                      <a:ext cx="2462181" cy="738698"/>
+                      <a:ext cx="2594776" cy="778479"/>
                     </a:xfrm>
                     <a:prstGeom prst="rect">
                       <a:avLst/>
@@ -127,16 +127,16 @@
           <w:noProof/>
         </w:rPr>
         <w:drawing>
-          <wp:anchor distT="0" distB="0" distL="114300" distR="114300" simplePos="0" relativeHeight="251668480" behindDoc="0" locked="0" layoutInCell="1" allowOverlap="1" wp14:anchorId="3C3F5B65" wp14:editId="6D674606">
+          <wp:anchor distT="0" distB="0" distL="114300" distR="114300" simplePos="0" relativeHeight="251668480" behindDoc="0" locked="0" layoutInCell="1" allowOverlap="1" wp14:anchorId="3C3F5B65" wp14:editId="24F9DAC7">
             <wp:simplePos x="0" y="0"/>
             <wp:positionH relativeFrom="margin">
-              <wp:posOffset>6032500</wp:posOffset>
+              <wp:posOffset>6022975</wp:posOffset>
             </wp:positionH>
             <wp:positionV relativeFrom="paragraph">
               <wp:posOffset>22225</wp:posOffset>
             </wp:positionV>
-            <wp:extent cx="1059180" cy="1412240"/>
-            <wp:effectExtent l="0" t="0" r="7620" b="0"/>
+            <wp:extent cx="1068705" cy="1424940"/>
+            <wp:effectExtent l="0" t="0" r="0" b="3810"/>
             <wp:wrapNone/>
             <wp:docPr id="351861096" name="图片 5" descr="穿衬衫的男孩&#10;&#10;AI 生成的内容可能不正确。"/>
             <wp:cNvGraphicFramePr>
@@ -167,7 +167,7 @@
                   <pic:spPr bwMode="auto">
                     <a:xfrm>
                       <a:off x="0" y="0"/>
-                      <a:ext cx="1059522" cy="1412696"/>
+                      <a:ext cx="1069051" cy="1425401"/>
                     </a:xfrm>
                     <a:prstGeom prst="rect">
                       <a:avLst/>
@@ -372,14 +372,14 @@
       <w:pPr>
         <w:spacing w:beforeLines="50" w:before="120"/>
         <w:rPr>
-          <w:rFonts w:ascii="黑体" w:eastAsia="黑体" w:hAnsi="黑体" w:cs="微软雅黑" w:hint="eastAsia"/>
+          <w:rFonts w:ascii="微软雅黑" w:eastAsia="微软雅黑" w:hAnsi="微软雅黑" w:cs="微软雅黑" w:hint="eastAsia"/>
           <w:b/>
           <w:bCs/>
         </w:rPr>
       </w:pPr>
       <w:r>
         <w:rPr>
-          <w:rFonts w:ascii="黑体" w:eastAsia="黑体" w:hAnsi="黑体" w:cs="微软雅黑" w:hint="eastAsia"/>
+          <w:rFonts w:ascii="微软雅黑" w:eastAsia="微软雅黑" w:hAnsi="微软雅黑" w:cs="微软雅黑" w:hint="eastAsia"/>
           <w:b/>
           <w:bCs/>
         </w:rPr>
@@ -393,6 +393,85 @@
           <w:rFonts w:asciiTheme="minorEastAsia" w:eastAsiaTheme="minorEastAsia" w:hAnsiTheme="minorEastAsia" w:hint="eastAsia"/>
         </w:rPr>
       </w:pPr>
+      <w:r>
+        <w:rPr>
+          <w:rFonts w:ascii="微软雅黑" w:eastAsia="微软雅黑" w:hAnsi="微软雅黑" w:cs="微软雅黑"/>
+          <w:b/>
+          <w:bCs/>
+          <w:noProof/>
+          <w:sz w:val="24"/>
+          <w:szCs w:val="24"/>
+        </w:rPr>
+        <mc:AlternateContent>
+          <mc:Choice Requires="wps">
+            <w:drawing>
+              <wp:anchor distT="0" distB="0" distL="114300" distR="114300" simplePos="0" relativeHeight="251676672" behindDoc="0" locked="0" layoutInCell="1" allowOverlap="1" wp14:anchorId="6E55E361" wp14:editId="4C6CFC32">
+                <wp:simplePos x="0" y="0"/>
+                <wp:positionH relativeFrom="margin">
+                  <wp:align>left</wp:align>
+                </wp:positionH>
+                <wp:positionV relativeFrom="paragraph">
+                  <wp:posOffset>32385</wp:posOffset>
+                </wp:positionV>
+                <wp:extent cx="1470660" cy="0"/>
+                <wp:effectExtent l="0" t="19050" r="34290" b="19050"/>
+                <wp:wrapNone/>
+                <wp:docPr id="2086322052" name="直接连接符 10"/>
+                <wp:cNvGraphicFramePr/>
+                <a:graphic xmlns:a="http://schemas.openxmlformats.org/drawingml/2006/main">
+                  <a:graphicData uri="http://schemas.microsoft.com/office/word/2010/wordprocessingShape">
+                    <wps:wsp>
+                      <wps:cNvCnPr/>
+                      <wps:spPr>
+                        <a:xfrm>
+                          <a:off x="0" y="0"/>
+                          <a:ext cx="1470660" cy="0"/>
+                        </a:xfrm>
+                        <a:prstGeom prst="line">
+                          <a:avLst/>
+                        </a:prstGeom>
+                        <a:ln w="28575">
+                          <a:solidFill>
+                            <a:srgbClr val="54648C"/>
+                          </a:solidFill>
+                        </a:ln>
+                      </wps:spPr>
+                      <wps:style>
+                        <a:lnRef idx="1">
+                          <a:schemeClr val="accent1"/>
+                        </a:lnRef>
+                        <a:fillRef idx="0">
+                          <a:schemeClr val="accent1"/>
+                        </a:fillRef>
+                        <a:effectRef idx="0">
+                          <a:schemeClr val="accent1"/>
+                        </a:effectRef>
+                        <a:fontRef idx="minor">
+                          <a:schemeClr val="tx1"/>
+                        </a:fontRef>
+                      </wps:style>
+                      <wps:bodyPr/>
+                    </wps:wsp>
+                  </a:graphicData>
+                </a:graphic>
+                <wp14:sizeRelH relativeFrom="margin">
+                  <wp14:pctWidth>0</wp14:pctWidth>
+                </wp14:sizeRelH>
+                <wp14:sizeRelV relativeFrom="margin">
+                  <wp14:pctHeight>0</wp14:pctHeight>
+                </wp14:sizeRelV>
+              </wp:anchor>
+            </w:drawing>
+          </mc:Choice>
+          <mc:Fallback>
+            <w:pict>
+              <v:line w14:anchorId="686A7441" id="直接连接符 10" o:spid="_x0000_s1026" style="position:absolute;z-index:251676672;visibility:visible;mso-wrap-style:square;mso-width-percent:0;mso-height-percent:0;mso-wrap-distance-left:9pt;mso-wrap-distance-top:0;mso-wrap-distance-right:9pt;mso-wrap-distance-bottom:0;mso-position-horizontal:left;mso-position-horizontal-relative:margin;mso-position-vertical:absolute;mso-position-vertical-relative:text;mso-width-percent:0;mso-height-percent:0;mso-width-relative:margin;mso-height-relative:margin" from="0,2.55pt" to="115.8pt,2.55pt" o:gfxdata="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" strokecolor="#54648c" strokeweight="2.25pt">
+                <w10:wrap anchorx="margin"/>
+              </v:line>
+            </w:pict>
+          </mc:Fallback>
+        </mc:AlternateContent>
+      </w:r>
     </w:p>
     <w:tbl>
       <w:tblPr>
@@ -414,7 +493,7 @@
       </w:tblGrid>
       <w:tr>
         <w:trPr>
-          <w:trHeight w:val="1111"/>
+          <w:trHeight w:val="1243"/>
         </w:trPr>
         <w:tc>
           <w:tcPr>
@@ -428,6 +507,154 @@
               <w:spacing w:before="231" w:line="185" w:lineRule="auto"/>
               <w:ind w:left="3"/>
               <w:rPr>
+                <w:rFonts w:ascii="微软雅黑" w:eastAsia="微软雅黑" w:hAnsi="微软雅黑" w:cs="微软雅黑" w:hint="eastAsia"/>
+                <w:spacing w:val="2"/>
+                <w:sz w:val="20"/>
+                <w:szCs w:val="20"/>
+              </w:rPr>
+            </w:pPr>
+            <w:r>
+              <w:rPr>
+                <w:rFonts w:ascii="微软雅黑" w:eastAsia="微软雅黑" w:hAnsi="微软雅黑"/>
+                <w:b/>
+                <w:bCs/>
+                <w:noProof/>
+                <w:sz w:val="20"/>
+                <w:szCs w:val="20"/>
+              </w:rPr>
+              <w:t>2026.09-2029.06</w:t>
+            </w:r>
+            <w:r>
+              <w:rPr>
+                <w:rFonts w:ascii="微软雅黑" w:eastAsia="微软雅黑" w:hAnsi="微软雅黑" w:hint="eastAsia"/>
+                <w:b/>
+                <w:bCs/>
+                <w:noProof/>
+                <w:sz w:val="20"/>
+                <w:szCs w:val="20"/>
+              </w:rPr>
+              <w:t xml:space="preserve"> </w:t>
+            </w:r>
+            <w:r>
+              <w:rPr>
+                <w:rFonts w:ascii="微软雅黑" w:eastAsia="微软雅黑" w:hAnsi="微软雅黑" w:cs="微软雅黑" w:hint="eastAsia"/>
+                <w:spacing w:val="2"/>
+                <w:sz w:val="20"/>
+                <w:szCs w:val="20"/>
+              </w:rPr>
+              <w:t xml:space="preserve">          </w:t>
+            </w:r>
+            <w:r>
+              <w:rPr>
+                <w:rFonts w:ascii="微软雅黑" w:eastAsia="微软雅黑" w:hAnsi="微软雅黑" w:cs="微软雅黑" w:hint="eastAsia"/>
+                <w:spacing w:val="2"/>
+                <w:sz w:val="20"/>
+                <w:szCs w:val="20"/>
+              </w:rPr>
+              <w:t xml:space="preserve">    </w:t>
+            </w:r>
+            <w:r>
+              <w:rPr>
+                <w:rFonts w:ascii="微软雅黑" w:eastAsia="微软雅黑" w:hAnsi="微软雅黑" w:hint="eastAsia"/>
+                <w:b/>
+                <w:bCs/>
+                <w:noProof/>
+                <w:sz w:val="20"/>
+                <w:szCs w:val="20"/>
+              </w:rPr>
+              <w:t xml:space="preserve">东南大学  </w:t>
+            </w:r>
+            <w:r>
+              <w:rPr>
+                <w:rFonts w:ascii="微软雅黑" w:eastAsia="微软雅黑" w:hAnsi="微软雅黑" w:cs="微软雅黑" w:hint="eastAsia"/>
+                <w:spacing w:val="2"/>
+                <w:sz w:val="20"/>
+                <w:szCs w:val="20"/>
+              </w:rPr>
+              <w:t xml:space="preserve">     </w:t>
+            </w:r>
+            <w:r>
+              <w:rPr>
+                <w:rFonts w:ascii="微软雅黑" w:eastAsia="微软雅黑" w:hAnsi="微软雅黑" w:cs="微软雅黑" w:hint="eastAsia"/>
+                <w:spacing w:val="2"/>
+                <w:sz w:val="20"/>
+                <w:szCs w:val="20"/>
+              </w:rPr>
+              <w:t xml:space="preserve">              </w:t>
+            </w:r>
+            <w:r>
+              <w:rPr>
+                <w:rFonts w:ascii="微软雅黑" w:eastAsia="微软雅黑" w:hAnsi="微软雅黑" w:cs="微软雅黑" w:hint="eastAsia"/>
+                <w:spacing w:val="2"/>
+                <w:sz w:val="20"/>
+                <w:szCs w:val="20"/>
+              </w:rPr>
+              <w:t xml:space="preserve">         </w:t>
+            </w:r>
+            <w:r>
+              <w:rPr>
+                <w:rFonts w:ascii="微软雅黑" w:eastAsia="微软雅黑" w:hAnsi="微软雅黑"/>
+                <w:b/>
+                <w:bCs/>
+                <w:noProof/>
+                <w:sz w:val="20"/>
+                <w:szCs w:val="20"/>
+              </w:rPr>
+              <w:t>计算机技术</w:t>
+            </w:r>
+            <w:r>
+              <w:rPr>
+                <w:rFonts w:ascii="微软雅黑" w:eastAsia="微软雅黑" w:hAnsi="微软雅黑" w:cs="微软雅黑" w:hint="eastAsia"/>
+                <w:spacing w:val="2"/>
+                <w:sz w:val="20"/>
+                <w:szCs w:val="20"/>
+              </w:rPr>
+              <w:t xml:space="preserve">                                 </w:t>
+            </w:r>
+            <w:r>
+              <w:rPr>
+                <w:rFonts w:ascii="微软雅黑" w:eastAsia="微软雅黑" w:hAnsi="微软雅黑" w:cs="微软雅黑" w:hint="eastAsia"/>
+                <w:spacing w:val="2"/>
+                <w:sz w:val="20"/>
+                <w:szCs w:val="20"/>
+              </w:rPr>
+              <w:t xml:space="preserve"> </w:t>
+            </w:r>
+            <w:r>
+              <w:rPr>
+                <w:rFonts w:ascii="微软雅黑" w:eastAsia="微软雅黑" w:hAnsi="微软雅黑" w:cs="微软雅黑" w:hint="eastAsia"/>
+                <w:spacing w:val="2"/>
+                <w:sz w:val="20"/>
+                <w:szCs w:val="20"/>
+              </w:rPr>
+              <w:t xml:space="preserve">                                   </w:t>
+            </w:r>
+            <w:r>
+              <w:rPr>
+                <w:rFonts w:ascii="微软雅黑" w:eastAsia="微软雅黑" w:hAnsi="微软雅黑"/>
+                <w:b/>
+                <w:bCs/>
+                <w:noProof/>
+                <w:sz w:val="20"/>
+                <w:szCs w:val="20"/>
+              </w:rPr>
+              <w:t>硕士</w:t>
+            </w:r>
+            <w:r>
+              <w:rPr>
+                <w:rFonts w:ascii="微软雅黑" w:eastAsia="微软雅黑" w:hAnsi="微软雅黑" w:cs="微软雅黑"/>
+                <w:spacing w:val="2"/>
+                <w:sz w:val="20"/>
+                <w:szCs w:val="20"/>
+              </w:rPr>
+              <w:t xml:space="preserve"> </w:t>
+            </w:r>
+          </w:p>
+          <w:p>
+            <w:pPr>
+              <w:spacing w:before="231" w:line="185" w:lineRule="auto"/>
+              <w:ind w:left="3"/>
+              <w:rPr>
                 <w:rFonts w:asciiTheme="minorEastAsia" w:eastAsiaTheme="minorEastAsia" w:hAnsiTheme="minorEastAsia" w:cs="微软雅黑" w:hint="eastAsia"/>
                 <w:spacing w:val="2"/>
                 <w:sz w:val="20"/>
@@ -436,28 +663,275 @@
             </w:pPr>
             <w:r>
               <w:rPr>
-                <w:rFonts w:ascii="思源黑体 CN VF Light" w:eastAsia="思源黑体 CN VF Light" w:hAnsi="思源黑体 CN VF Light"/>
+                <w:rFonts w:ascii="微软雅黑" w:eastAsia="微软雅黑" w:hAnsi="微软雅黑"/>
                 <w:b/>
                 <w:bCs/>
                 <w:noProof/>
                 <w:sz w:val="20"/>
                 <w:szCs w:val="20"/>
+              </w:rPr>
+              <w:t>2022.09-2026.06</w:t>
+            </w:r>
+            <w:r>
+              <w:rPr>
+                <w:rFonts w:ascii="微软雅黑" w:eastAsia="微软雅黑" w:hAnsi="微软雅黑" w:hint="eastAsia"/>
+                <w:b/>
+                <w:bCs/>
+                <w:noProof/>
+                <w:sz w:val="20"/>
+                <w:szCs w:val="20"/>
+              </w:rPr>
+              <w:t xml:space="preserve"> </w:t>
+            </w:r>
+            <w:r>
+              <w:rPr>
+                <w:rFonts w:ascii="微软雅黑" w:eastAsia="微软雅黑" w:hAnsi="微软雅黑" w:cs="微软雅黑" w:hint="eastAsia"/>
+                <w:spacing w:val="2"/>
+                <w:sz w:val="20"/>
+                <w:szCs w:val="20"/>
+              </w:rPr>
+              <w:t xml:space="preserve">         </w:t>
+            </w:r>
+            <w:r>
+              <w:rPr>
+                <w:rFonts w:ascii="微软雅黑" w:eastAsia="微软雅黑" w:hAnsi="微软雅黑" w:hint="eastAsia"/>
+                <w:b/>
+                <w:bCs/>
+                <w:noProof/>
+                <w:sz w:val="20"/>
+                <w:szCs w:val="20"/>
+              </w:rPr>
+              <w:t xml:space="preserve"> </w:t>
+            </w:r>
+            <w:r>
+              <w:rPr>
+                <w:rFonts w:ascii="微软雅黑" w:eastAsia="微软雅黑" w:hAnsi="微软雅黑" w:hint="eastAsia"/>
+                <w:b/>
+                <w:bCs/>
+                <w:noProof/>
+                <w:sz w:val="20"/>
+                <w:szCs w:val="20"/>
+              </w:rPr>
+              <w:t xml:space="preserve">    </w:t>
+            </w:r>
+            <w:r>
+              <w:rPr>
+                <w:rFonts w:ascii="微软雅黑" w:eastAsia="微软雅黑" w:hAnsi="微软雅黑"/>
+                <w:b/>
+                <w:bCs/>
+                <w:noProof/>
+                <w:sz w:val="20"/>
+                <w:szCs w:val="20"/>
+              </w:rPr>
+              <w:t>重庆邮电大学</w:t>
+            </w:r>
+            <w:r>
+              <w:rPr>
+                <w:rFonts w:ascii="微软雅黑" w:eastAsia="微软雅黑" w:hAnsi="微软雅黑" w:hint="eastAsia"/>
+                <w:b/>
+                <w:bCs/>
+                <w:noProof/>
+                <w:sz w:val="20"/>
+                <w:szCs w:val="20"/>
+              </w:rPr>
+              <w:t xml:space="preserve"> </w:t>
+            </w:r>
+            <w:r>
+              <w:rPr>
+                <w:rFonts w:ascii="微软雅黑" w:eastAsia="微软雅黑" w:hAnsi="微软雅黑" w:cs="微软雅黑" w:hint="eastAsia"/>
+                <w:b/>
+                <w:bCs/>
+                <w:spacing w:val="2"/>
+                <w:sz w:val="20"/>
+                <w:szCs w:val="20"/>
+              </w:rPr>
+              <w:t xml:space="preserve">        </w:t>
+            </w:r>
+            <w:r>
+              <w:rPr>
+                <w:rFonts w:ascii="微软雅黑" w:eastAsia="微软雅黑" w:hAnsi="微软雅黑" w:cs="微软雅黑" w:hint="eastAsia"/>
+                <w:spacing w:val="2"/>
+                <w:sz w:val="20"/>
+                <w:szCs w:val="20"/>
+              </w:rPr>
+              <w:t xml:space="preserve">         </w:t>
+            </w:r>
+            <w:r>
+              <w:rPr>
+                <w:rFonts w:ascii="微软雅黑" w:eastAsia="微软雅黑" w:hAnsi="微软雅黑" w:cs="微软雅黑" w:hint="eastAsia"/>
+                <w:spacing w:val="2"/>
+                <w:sz w:val="20"/>
+                <w:szCs w:val="20"/>
+              </w:rPr>
+              <w:t xml:space="preserve">      </w:t>
+            </w:r>
+            <w:r>
+              <w:rPr>
+                <w:rFonts w:ascii="微软雅黑" w:eastAsia="微软雅黑" w:hAnsi="微软雅黑"/>
+                <w:b/>
+                <w:bCs/>
+                <w:noProof/>
+                <w:sz w:val="20"/>
+                <w:szCs w:val="20"/>
+              </w:rPr>
+              <w:t>软件工程</w:t>
+            </w:r>
+            <w:r>
+              <w:rPr>
+                <w:rFonts w:ascii="微软雅黑" w:eastAsia="微软雅黑" w:hAnsi="微软雅黑" w:cs="微软雅黑" w:hint="eastAsia"/>
+                <w:spacing w:val="2"/>
+                <w:sz w:val="20"/>
+                <w:szCs w:val="20"/>
+              </w:rPr>
+              <w:t xml:space="preserve">                                     </w:t>
+            </w:r>
+            <w:r>
+              <w:rPr>
+                <w:rFonts w:ascii="微软雅黑" w:eastAsia="微软雅黑" w:hAnsi="微软雅黑" w:cs="微软雅黑" w:hint="eastAsia"/>
+                <w:spacing w:val="2"/>
+                <w:sz w:val="20"/>
+                <w:szCs w:val="20"/>
+              </w:rPr>
+              <w:t xml:space="preserve">                                   </w:t>
+            </w:r>
+            <w:r>
+              <w:rPr>
+                <w:rFonts w:ascii="微软雅黑" w:eastAsia="微软雅黑" w:hAnsi="微软雅黑"/>
+                <w:b/>
+                <w:bCs/>
+                <w:noProof/>
+                <w:sz w:val="20"/>
+                <w:szCs w:val="20"/>
+              </w:rPr>
+              <w:t>学士</w:t>
+            </w:r>
+            <w:r>
+              <w:rPr>
+                <w:rFonts w:ascii="微软雅黑" w:eastAsia="微软雅黑" w:hAnsi="微软雅黑" w:cs="微软雅黑"/>
+                <w:spacing w:val="2"/>
+                <w:sz w:val="20"/>
+                <w:szCs w:val="20"/>
+              </w:rPr>
+              <w:t xml:space="preserve">  </w:t>
+            </w:r>
+            <w:r>
+              <w:rPr>
+                <w:rFonts w:asciiTheme="minorEastAsia" w:eastAsiaTheme="minorEastAsia" w:hAnsiTheme="minorEastAsia" w:cs="微软雅黑"/>
+                <w:spacing w:val="2"/>
+                <w:sz w:val="20"/>
+                <w:szCs w:val="20"/>
+              </w:rPr>
+              <w:t xml:space="preserve">    </w:t>
+            </w:r>
+            <w:r>
+              <w:rPr>
+                <w:rFonts w:asciiTheme="minorEastAsia" w:eastAsiaTheme="minorEastAsia" w:hAnsiTheme="minorEastAsia" w:cs="微软雅黑" w:hint="eastAsia"/>
+                <w:spacing w:val="2"/>
+                <w:sz w:val="20"/>
+                <w:szCs w:val="20"/>
+              </w:rPr>
+              <w:t xml:space="preserve">     </w:t>
+            </w:r>
+            <w:r>
+              <w:rPr>
+                <w:rFonts w:asciiTheme="minorEastAsia" w:eastAsiaTheme="minorEastAsia" w:hAnsiTheme="minorEastAsia" w:cs="微软雅黑"/>
+                <w:spacing w:val="2"/>
+                <w:sz w:val="20"/>
+                <w:szCs w:val="20"/>
+              </w:rPr>
+              <w:t xml:space="preserve">             </w:t>
+            </w:r>
+            <w:r>
+              <w:rPr>
+                <w:rFonts w:asciiTheme="minorEastAsia" w:eastAsiaTheme="minorEastAsia" w:hAnsiTheme="minorEastAsia" w:cs="微软雅黑" w:hint="eastAsia"/>
+                <w:spacing w:val="2"/>
+                <w:sz w:val="20"/>
+                <w:szCs w:val="20"/>
+              </w:rPr>
+              <w:t xml:space="preserve">                        </w:t>
+            </w:r>
+          </w:p>
+          <w:p>
+            <w:pPr>
+              <w:spacing w:beforeLines="50" w:before="120"/>
+              <w:rPr>
+                <w:rFonts w:ascii="黑体" w:eastAsia="黑体" w:hAnsi="黑体" w:cs="微软雅黑" w:hint="eastAsia"/>
+                <w:b/>
+                <w:bCs/>
+                <w:sz w:val="20"/>
+                <w:szCs w:val="20"/>
+              </w:rPr>
+            </w:pPr>
+            <w:r>
+              <w:rPr>
+                <w:rFonts w:ascii="微软雅黑" w:eastAsia="微软雅黑" w:hAnsi="微软雅黑" w:cs="微软雅黑" w:hint="eastAsia"/>
+                <w:b/>
+                <w:bCs/>
+              </w:rPr>
+              <w:t>实习经历</w:t>
+            </w:r>
+          </w:p>
+        </w:tc>
+      </w:tr>
+      <w:tr>
+        <w:trPr>
+          <w:trHeight w:val="2103"/>
+        </w:trPr>
+        <w:tc>
+          <w:tcPr>
+            <w:tcW w:w="10915" w:type="dxa"/>
+            <w:tcBorders>
+              <w:bottom w:val="single" w:sz="2" w:space="0" w:color="000000"/>
+            </w:tcBorders>
+          </w:tcPr>
+          <w:p>
+            <w:pPr>
+              <w:spacing w:before="231" w:line="185" w:lineRule="auto"/>
+              <w:ind w:left="3"/>
+              <w:rPr>
+                <w:rFonts w:asciiTheme="minorEastAsia" w:eastAsiaTheme="minorEastAsia" w:hAnsiTheme="minorEastAsia" w:cs="微软雅黑" w:hint="eastAsia"/>
+                <w:b/>
+                <w:bCs/>
+                <w:spacing w:val="2"/>
+                <w:sz w:val="22"/>
+                <w:szCs w:val="22"/>
+              </w:rPr>
+            </w:pPr>
+            <w:r>
+              <w:rPr>
+                <w:rFonts w:ascii="方正书宋简体" w:eastAsia="方正书宋简体" w:hAnsi="方正书宋简体" w:cs="微软雅黑" w:hint="eastAsia"/>
+                <w:b/>
+                <w:bCs/>
+                <w:spacing w:val="2"/>
+                <w:sz w:val="22"/>
+                <w:szCs w:val="22"/>
+              </w:rPr>
+              <w:t>话本小说</w:t>
+            </w:r>
+            <w:r>
+              <w:rPr>
+                <w:rFonts w:ascii="微软雅黑" w:eastAsia="微软雅黑" w:hAnsi="微软雅黑" w:cs="微软雅黑"/>
+                <w:b/>
+                <w:bCs/>
+                <w:noProof/>
+                <w:sz w:val="24"/>
+                <w:szCs w:val="24"/>
               </w:rPr>
               <mc:AlternateContent>
                 <mc:Choice Requires="wps">
                   <w:drawing>
-                    <wp:anchor distT="0" distB="0" distL="114300" distR="114300" simplePos="0" relativeHeight="251659264" behindDoc="0" locked="0" layoutInCell="1" allowOverlap="1" wp14:anchorId="2118D758" wp14:editId="459B2E06">
+                    <wp:anchor distT="0" distB="0" distL="114300" distR="114300" simplePos="0" relativeHeight="251674624" behindDoc="0" locked="0" layoutInCell="1" allowOverlap="1" wp14:anchorId="313786EC" wp14:editId="3A3FCAF9">
                       <wp:simplePos x="0" y="0"/>
-                      <wp:positionH relativeFrom="column">
-                        <wp:posOffset>-2540</wp:posOffset>
+                      <wp:positionH relativeFrom="margin">
+                        <wp:posOffset>0</wp:posOffset>
                       </wp:positionH>
                       <wp:positionV relativeFrom="paragraph">
-                        <wp:posOffset>8255</wp:posOffset>
+                        <wp:posOffset>15875</wp:posOffset>
                       </wp:positionV>
-                      <wp:extent cx="1106170" cy="0"/>
-                      <wp:effectExtent l="0" t="13970" r="6350" b="16510"/>
+                      <wp:extent cx="1470660" cy="0"/>
+                      <wp:effectExtent l="0" t="19050" r="34290" b="19050"/>
                       <wp:wrapNone/>
-                      <wp:docPr id="49" name="直接连接符 10"/>
+                      <wp:docPr id="475243927" name="直接连接符 10"/>
                       <wp:cNvGraphicFramePr/>
                       <a:graphic xmlns:a="http://schemas.openxmlformats.org/drawingml/2006/main">
                         <a:graphicData uri="http://schemas.microsoft.com/office/word/2010/wordprocessingShape">
@@ -466,7 +940,7 @@
                             <wps:spPr>
                               <a:xfrm>
                                 <a:off x="0" y="0"/>
-                                <a:ext cx="1106170" cy="0"/>
+                                <a:ext cx="1470660" cy="0"/>
                               </a:xfrm>
                               <a:prstGeom prst="line">
                                 <a:avLst/>
@@ -495,115 +969,177 @@
                           </wps:wsp>
                         </a:graphicData>
                       </a:graphic>
+                      <wp14:sizeRelH relativeFrom="margin">
+                        <wp14:pctWidth>0</wp14:pctWidth>
+                      </wp14:sizeRelH>
+                      <wp14:sizeRelV relativeFrom="margin">
+                        <wp14:pctHeight>0</wp14:pctHeight>
+                      </wp14:sizeRelV>
                     </wp:anchor>
                   </w:drawing>
                 </mc:Choice>
                 <mc:Fallback>
                   <w:pict>
-                    <v:line w14:anchorId="7ADF10EB" id="直接连接符 10" o:spid="_x0000_s1026" style="position:absolute;z-index:251659264;visibility:visible;mso-wrap-style:square;mso-wrap-distance-left:9pt;mso-wrap-distance-top:0;mso-wrap-distance-right:9pt;mso-wrap-distance-bottom:0;mso-position-horizontal:absolute;mso-position-horizontal-relative:text;mso-position-vertical:absolute;mso-position-vertical-relative:text" from="-.2pt,.65pt" to="86.9pt,.65pt" o:gfxdata="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" strokecolor="#54648c" strokeweight="2.25pt"/>
+                    <v:line w14:anchorId="650E6284" id="直接连接符 10" o:spid="_x0000_s1026" style="position:absolute;z-index:251674624;visibility:visible;mso-wrap-style:square;mso-width-percent:0;mso-height-percent:0;mso-wrap-distance-left:9pt;mso-wrap-distance-top:0;mso-wrap-distance-right:9pt;mso-wrap-distance-bottom:0;mso-position-horizontal:absolute;mso-position-horizontal-relative:margin;mso-position-vertical:absolute;mso-position-vertical-relative:text;mso-width-percent:0;mso-height-percent:0;mso-width-relative:margin;mso-height-relative:margin" from="0,1.25pt" to="115.8pt,1.25pt" o:gfxdata="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" strokecolor="#54648c" strokeweight="2.25pt">
+                      <w10:wrap anchorx="margin"/>
+                    </v:line>
                   </w:pict>
                 </mc:Fallback>
               </mc:AlternateContent>
             </w:r>
             <w:r>
               <w:rPr>
-                <w:rFonts w:ascii="思源黑体 CN VF Light" w:eastAsia="思源黑体 CN VF Light" w:hAnsi="思源黑体 CN VF Light"/>
-                <w:b/>
-                <w:bCs/>
-                <w:noProof/>
-                <w:sz w:val="20"/>
-                <w:szCs w:val="20"/>
-              </w:rPr>
-              <w:t>2026.09-2029.06</w:t>
-            </w:r>
-            <w:r>
-              <w:rPr>
-                <w:rFonts w:ascii="思源黑体 CN VF Light" w:eastAsia="思源黑体 CN VF Light" w:hAnsi="思源黑体 CN VF Light" w:hint="eastAsia"/>
-                <w:b/>
-                <w:bCs/>
-                <w:noProof/>
-                <w:sz w:val="20"/>
-                <w:szCs w:val="20"/>
-              </w:rPr>
-              <w:t xml:space="preserve"> </w:t>
+                <w:rFonts w:ascii="方正书宋简体" w:eastAsia="方正书宋简体" w:hAnsi="方正书宋简体" w:cs="微软雅黑" w:hint="eastAsia"/>
+                <w:b/>
+                <w:bCs/>
+                <w:spacing w:val="2"/>
+                <w:sz w:val="22"/>
+                <w:szCs w:val="22"/>
+              </w:rPr>
+              <w:t>|推荐算法</w:t>
             </w:r>
             <w:r>
               <w:rPr>
                 <w:rFonts w:asciiTheme="minorEastAsia" w:eastAsiaTheme="minorEastAsia" w:hAnsiTheme="minorEastAsia" w:cs="微软雅黑" w:hint="eastAsia"/>
+                <w:b/>
+                <w:bCs/>
                 <w:spacing w:val="2"/>
                 <w:sz w:val="20"/>
                 <w:szCs w:val="20"/>
               </w:rPr>
-              <w:t xml:space="preserve">          </w:t>
-            </w:r>
-            <w:r>
-              <w:rPr>
-                <w:rFonts w:ascii="思源黑体 CN VF Light" w:eastAsia="思源黑体 CN VF Light" w:hAnsi="思源黑体 CN VF Light" w:hint="eastAsia"/>
-                <w:b/>
-                <w:bCs/>
-                <w:noProof/>
-                <w:sz w:val="20"/>
-                <w:szCs w:val="20"/>
-              </w:rPr>
-              <w:t xml:space="preserve">东南大学  </w:t>
+              <w:t xml:space="preserve">  </w:t>
+            </w:r>
+            <w:r>
+              <w:rPr>
+                <w:rFonts w:ascii="微软雅黑" w:eastAsia="微软雅黑" w:hAnsi="微软雅黑" w:cs="微软雅黑" w:hint="eastAsia"/>
+                <w:b/>
+                <w:bCs/>
+                <w:noProof/>
+                <w:sz w:val="24"/>
+                <w:szCs w:val="24"/>
+              </w:rPr>
+              <w:t xml:space="preserve">                                                                                         </w:t>
             </w:r>
             <w:r>
               <w:rPr>
                 <w:rFonts w:asciiTheme="minorEastAsia" w:eastAsiaTheme="minorEastAsia" w:hAnsiTheme="minorEastAsia" w:cs="微软雅黑" w:hint="eastAsia"/>
+                <w:b/>
+                <w:bCs/>
                 <w:spacing w:val="2"/>
-                <w:sz w:val="20"/>
-                <w:szCs w:val="20"/>
-              </w:rPr>
-              <w:t xml:space="preserve">     </w:t>
+                <w:sz w:val="22"/>
+                <w:szCs w:val="22"/>
+              </w:rPr>
+              <w:t xml:space="preserve"> </w:t>
             </w:r>
             <w:r>
               <w:rPr>
                 <w:rFonts w:asciiTheme="minorEastAsia" w:eastAsiaTheme="minorEastAsia" w:hAnsiTheme="minorEastAsia" w:cs="微软雅黑" w:hint="eastAsia"/>
+                <w:b/>
+                <w:bCs/>
                 <w:spacing w:val="2"/>
-                <w:sz w:val="20"/>
-                <w:szCs w:val="20"/>
-              </w:rPr>
-              <w:t xml:space="preserve">               </w:t>
-            </w:r>
-            <w:r>
-              <w:rPr>
-                <w:rFonts w:ascii="思源黑体 CN VF Light" w:eastAsia="思源黑体 CN VF Light" w:hAnsi="思源黑体 CN VF Light"/>
-                <w:b/>
-                <w:bCs/>
-                <w:noProof/>
-                <w:sz w:val="20"/>
-                <w:szCs w:val="20"/>
-              </w:rPr>
-              <w:t>计算机技术</w:t>
+                <w:sz w:val="22"/>
+                <w:szCs w:val="22"/>
+              </w:rPr>
+              <w:t xml:space="preserve">    </w:t>
             </w:r>
             <w:r>
               <w:rPr>
                 <w:rFonts w:asciiTheme="minorEastAsia" w:eastAsiaTheme="minorEastAsia" w:hAnsiTheme="minorEastAsia" w:cs="微软雅黑" w:hint="eastAsia"/>
+                <w:b/>
+                <w:bCs/>
                 <w:spacing w:val="2"/>
-                <w:sz w:val="20"/>
-                <w:szCs w:val="20"/>
-              </w:rPr>
-              <w:t xml:space="preserve">                                   </w:t>
-            </w:r>
-            <w:r>
-              <w:rPr>
-                <w:rFonts w:ascii="思源黑体 CN VF Light" w:eastAsia="思源黑体 CN VF Light" w:hAnsi="思源黑体 CN VF Light"/>
-                <w:b/>
-                <w:bCs/>
-                <w:noProof/>
-                <w:sz w:val="20"/>
-                <w:szCs w:val="20"/>
-              </w:rPr>
-              <w:t>硕士</w:t>
-            </w:r>
-            <w:r>
-              <w:rPr>
-                <w:rFonts w:asciiTheme="minorEastAsia" w:eastAsiaTheme="minorEastAsia" w:hAnsiTheme="minorEastAsia" w:cs="微软雅黑"/>
+                <w:sz w:val="22"/>
+                <w:szCs w:val="22"/>
+              </w:rPr>
+              <w:t xml:space="preserve">  </w:t>
+            </w:r>
+            <w:r>
+              <w:rPr>
+                <w:rFonts w:asciiTheme="minorEastAsia" w:eastAsiaTheme="minorEastAsia" w:hAnsiTheme="minorEastAsia" w:cs="微软雅黑" w:hint="eastAsia"/>
+                <w:b/>
+                <w:bCs/>
                 <w:spacing w:val="2"/>
-                <w:sz w:val="20"/>
-                <w:szCs w:val="20"/>
-              </w:rPr>
-              <w:t xml:space="preserve"> </w:t>
+                <w:sz w:val="22"/>
+                <w:szCs w:val="22"/>
+              </w:rPr>
+              <w:t>2026.03-202</w:t>
+            </w:r>
+            <w:r>
+              <w:rPr>
+                <w:rFonts w:asciiTheme="minorEastAsia" w:eastAsiaTheme="minorEastAsia" w:hAnsiTheme="minorEastAsia" w:cs="微软雅黑" w:hint="eastAsia"/>
+                <w:b/>
+                <w:bCs/>
+                <w:spacing w:val="2"/>
+                <w:sz w:val="22"/>
+                <w:szCs w:val="22"/>
+              </w:rPr>
+              <w:t>6</w:t>
+            </w:r>
+            <w:r>
+              <w:rPr>
+                <w:rFonts w:asciiTheme="minorEastAsia" w:eastAsiaTheme="minorEastAsia" w:hAnsiTheme="minorEastAsia" w:cs="微软雅黑" w:hint="eastAsia"/>
+                <w:b/>
+                <w:bCs/>
+                <w:spacing w:val="2"/>
+                <w:sz w:val="22"/>
+                <w:szCs w:val="22"/>
+              </w:rPr>
+              <w:t>.0</w:t>
+            </w:r>
+            <w:r>
+              <w:rPr>
+                <w:rFonts w:asciiTheme="minorEastAsia" w:eastAsiaTheme="minorEastAsia" w:hAnsiTheme="minorEastAsia" w:cs="微软雅黑" w:hint="eastAsia"/>
+                <w:b/>
+                <w:bCs/>
+                <w:spacing w:val="2"/>
+                <w:sz w:val="22"/>
+                <w:szCs w:val="22"/>
+              </w:rPr>
+              <w:t>6</w:t>
+            </w:r>
+          </w:p>
+          <w:p>
+            <w:pPr>
+              <w:spacing w:before="231" w:line="185" w:lineRule="auto"/>
+              <w:ind w:firstLineChars="200" w:firstLine="420"/>
+              <w:rPr>
+                <w:rFonts w:ascii="微软雅黑" w:eastAsia="微软雅黑" w:hAnsi="微软雅黑" w:hint="eastAsia"/>
+                <w:noProof/>
+              </w:rPr>
+            </w:pPr>
+            <w:r>
+              <w:rPr>
+                <w:rFonts w:ascii="微软雅黑" w:eastAsia="微软雅黑" w:hAnsi="微软雅黑" w:cs="宋体" w:hint="eastAsia"/>
+                <w:noProof/>
+              </w:rPr>
+              <w:t>工作简介：</w:t>
+            </w:r>
+            <w:r>
+              <w:rPr>
+                <w:rFonts w:ascii="微软雅黑" w:eastAsia="微软雅黑" w:hAnsi="微软雅黑"/>
+                <w:b/>
+                <w:bCs/>
+                <w:noProof/>
+              </w:rPr>
+              <w:t>负责小说推荐系统召回与排序模型的研发和优化，参与样本构建、特征工程、模型训练、线上服务</w:t>
+            </w:r>
+            <w:r>
+              <w:rPr>
+                <w:rFonts w:ascii="微软雅黑" w:eastAsia="微软雅黑" w:hAnsi="微软雅黑" w:hint="eastAsia"/>
+                <w:b/>
+                <w:bCs/>
+                <w:noProof/>
+              </w:rPr>
+              <w:t>、冷启动</w:t>
+            </w:r>
+            <w:r>
+              <w:rPr>
+                <w:rFonts w:ascii="微软雅黑" w:eastAsia="微软雅黑" w:hAnsi="微软雅黑"/>
+                <w:b/>
+                <w:bCs/>
+                <w:noProof/>
+              </w:rPr>
+              <w:t>及 AB 实验全流程，持续提升推荐效果与用户阅读体验。</w:t>
             </w:r>
           </w:p>
           <w:p>
@@ -611,182 +1147,164 @@
               <w:spacing w:before="231" w:line="185" w:lineRule="auto"/>
               <w:ind w:left="3"/>
               <w:rPr>
-                <w:rFonts w:asciiTheme="minorEastAsia" w:eastAsiaTheme="minorEastAsia" w:hAnsiTheme="minorEastAsia" w:cs="微软雅黑" w:hint="eastAsia"/>
-                <w:spacing w:val="2"/>
-                <w:sz w:val="20"/>
-                <w:szCs w:val="20"/>
+                <w:rFonts w:ascii="思源黑体 CN VF" w:eastAsia="思源黑体 CN VF" w:hAnsi="思源黑体 CN VF" w:hint="eastAsia"/>
+                <w:b/>
+                <w:bCs/>
+                <w:noProof/>
               </w:rPr>
             </w:pPr>
             <w:r>
               <w:rPr>
-                <w:rFonts w:ascii="思源黑体 CN VF Light" w:eastAsia="思源黑体 CN VF Light" w:hAnsi="思源黑体 CN VF Light"/>
-                <w:b/>
-                <w:bCs/>
-                <w:noProof/>
-                <w:sz w:val="20"/>
-                <w:szCs w:val="20"/>
-              </w:rPr>
-              <w:t>2022.09-2026.06</w:t>
-            </w:r>
-            <w:r>
-              <w:rPr>
-                <w:rFonts w:ascii="思源黑体 CN VF Light" w:eastAsia="思源黑体 CN VF Light" w:hAnsi="思源黑体 CN VF Light" w:hint="eastAsia"/>
-                <w:b/>
-                <w:bCs/>
-                <w:noProof/>
-                <w:sz w:val="20"/>
-                <w:szCs w:val="20"/>
-              </w:rPr>
-              <w:t xml:space="preserve"> </w:t>
-            </w:r>
-            <w:r>
-              <w:rPr>
-                <w:rFonts w:asciiTheme="minorEastAsia" w:eastAsiaTheme="minorEastAsia" w:hAnsiTheme="minorEastAsia" w:cs="微软雅黑" w:hint="eastAsia"/>
-                <w:spacing w:val="2"/>
-                <w:sz w:val="20"/>
-                <w:szCs w:val="20"/>
-              </w:rPr>
-              <w:t xml:space="preserve">         </w:t>
-            </w:r>
-            <w:r>
-              <w:rPr>
-                <w:rFonts w:ascii="思源黑体 CN VF Light" w:eastAsia="思源黑体 CN VF Light" w:hAnsi="思源黑体 CN VF Light" w:hint="eastAsia"/>
-                <w:b/>
-                <w:bCs/>
-                <w:noProof/>
-                <w:sz w:val="20"/>
-                <w:szCs w:val="20"/>
-              </w:rPr>
-              <w:t xml:space="preserve"> </w:t>
-            </w:r>
-            <w:r>
-              <w:rPr>
-                <w:rFonts w:ascii="思源黑体 CN VF Light" w:eastAsia="思源黑体 CN VF Light" w:hAnsi="思源黑体 CN VF Light"/>
-                <w:b/>
-                <w:bCs/>
-                <w:noProof/>
-                <w:sz w:val="20"/>
-                <w:szCs w:val="20"/>
-              </w:rPr>
-              <w:t>重庆邮电大学</w:t>
-            </w:r>
-            <w:r>
-              <w:rPr>
-                <w:rFonts w:ascii="思源黑体 CN VF Light" w:eastAsia="思源黑体 CN VF Light" w:hAnsi="思源黑体 CN VF Light" w:hint="eastAsia"/>
-                <w:b/>
-                <w:bCs/>
-                <w:noProof/>
-                <w:sz w:val="20"/>
-                <w:szCs w:val="20"/>
-              </w:rPr>
-              <w:t xml:space="preserve"> </w:t>
-            </w:r>
-            <w:r>
-              <w:rPr>
-                <w:rFonts w:asciiTheme="minorEastAsia" w:eastAsiaTheme="minorEastAsia" w:hAnsiTheme="minorEastAsia" w:cs="微软雅黑" w:hint="eastAsia"/>
-                <w:b/>
-                <w:bCs/>
-                <w:spacing w:val="2"/>
-                <w:sz w:val="20"/>
-                <w:szCs w:val="20"/>
-              </w:rPr>
-              <w:t xml:space="preserve">        </w:t>
-            </w:r>
-            <w:r>
-              <w:rPr>
-                <w:rFonts w:asciiTheme="minorEastAsia" w:eastAsiaTheme="minorEastAsia" w:hAnsiTheme="minorEastAsia" w:cs="微软雅黑" w:hint="eastAsia"/>
-                <w:spacing w:val="2"/>
-                <w:sz w:val="20"/>
-                <w:szCs w:val="20"/>
-              </w:rPr>
-              <w:t xml:space="preserve">         </w:t>
-            </w:r>
-            <w:r>
-              <w:rPr>
-                <w:rFonts w:ascii="思源黑体 CN VF Light" w:eastAsia="思源黑体 CN VF Light" w:hAnsi="思源黑体 CN VF Light"/>
-                <w:b/>
-                <w:bCs/>
-                <w:noProof/>
-                <w:sz w:val="20"/>
-                <w:szCs w:val="20"/>
-              </w:rPr>
-              <w:t>软件工程</w:t>
-            </w:r>
-            <w:r>
-              <w:rPr>
-                <w:rFonts w:asciiTheme="minorEastAsia" w:eastAsiaTheme="minorEastAsia" w:hAnsiTheme="minorEastAsia" w:cs="微软雅黑" w:hint="eastAsia"/>
-                <w:spacing w:val="2"/>
-                <w:sz w:val="20"/>
-                <w:szCs w:val="20"/>
-              </w:rPr>
-              <w:t xml:space="preserve">                                     </w:t>
-            </w:r>
-            <w:r>
-              <w:rPr>
-                <w:rFonts w:ascii="思源黑体 CN VF Light" w:eastAsia="思源黑体 CN VF Light" w:hAnsi="思源黑体 CN VF Light"/>
-                <w:b/>
-                <w:bCs/>
-                <w:noProof/>
-                <w:sz w:val="20"/>
-                <w:szCs w:val="20"/>
-              </w:rPr>
-              <w:t>学士</w:t>
-            </w:r>
-            <w:r>
-              <w:rPr>
-                <w:rFonts w:asciiTheme="minorEastAsia" w:eastAsiaTheme="minorEastAsia" w:hAnsiTheme="minorEastAsia" w:cs="微软雅黑"/>
-                <w:spacing w:val="2"/>
-                <w:sz w:val="20"/>
-                <w:szCs w:val="20"/>
-              </w:rPr>
-              <w:t xml:space="preserve">      </w:t>
-            </w:r>
-            <w:r>
-              <w:rPr>
-                <w:rFonts w:asciiTheme="minorEastAsia" w:eastAsiaTheme="minorEastAsia" w:hAnsiTheme="minorEastAsia" w:cs="微软雅黑" w:hint="eastAsia"/>
-                <w:spacing w:val="2"/>
-                <w:sz w:val="20"/>
-                <w:szCs w:val="20"/>
-              </w:rPr>
-              <w:t xml:space="preserve">     </w:t>
-            </w:r>
-            <w:r>
-              <w:rPr>
-                <w:rFonts w:asciiTheme="minorEastAsia" w:eastAsiaTheme="minorEastAsia" w:hAnsiTheme="minorEastAsia" w:cs="微软雅黑"/>
-                <w:spacing w:val="2"/>
-                <w:sz w:val="20"/>
-                <w:szCs w:val="20"/>
-              </w:rPr>
-              <w:t xml:space="preserve">             </w:t>
-            </w:r>
-            <w:r>
-              <w:rPr>
-                <w:rFonts w:asciiTheme="minorEastAsia" w:eastAsiaTheme="minorEastAsia" w:hAnsiTheme="minorEastAsia" w:cs="微软雅黑" w:hint="eastAsia"/>
-                <w:spacing w:val="2"/>
-                <w:sz w:val="20"/>
-                <w:szCs w:val="20"/>
-              </w:rPr>
-              <w:t xml:space="preserve">                        </w:t>
+                <w:rFonts w:ascii="思源黑体 CN VF" w:eastAsia="思源黑体 CN VF" w:hAnsi="思源黑体 CN VF" w:hint="eastAsia"/>
+                <w:b/>
+                <w:bCs/>
+                <w:noProof/>
+              </w:rPr>
+              <w:t>主要贡献：</w:t>
+            </w:r>
+          </w:p>
+          <w:p>
+            <w:pPr>
+              <w:pStyle w:val="a9"/>
+              <w:numPr>
+                <w:ilvl w:val="0"/>
+                <w:numId w:val="13"/>
+              </w:numPr>
+              <w:spacing w:before="231" w:line="185" w:lineRule="auto"/>
+              <w:ind w:firstLineChars="0"/>
+              <w:rPr>
+                <w:rFonts w:ascii="微软雅黑" w:eastAsia="微软雅黑" w:hAnsi="微软雅黑" w:hint="eastAsia"/>
+                <w:noProof/>
+              </w:rPr>
+            </w:pPr>
+            <w:r>
+              <w:rPr>
+                <w:rFonts w:ascii="微软雅黑" w:eastAsia="微软雅黑" w:hAnsi="微软雅黑"/>
+                <w:noProof/>
+              </w:rPr>
+              <w:t>负责新用户侧 RankMixer 排序模型的研发与迭代，通过特征分组与 Token Mixing 机制建模用户属性、行为序列及内容特征之间的高阶交互关系，成功替换原有排序模型，在线点击率稳定提升 0.8%。在此基础上，持续开展特征工程优化工作，扩展用户行为特征、内容统计特征及物品属性特征等输入信息，完成多轮模型迭代，使模型点击率提升约 1%</w:t>
+            </w:r>
+            <w:r>
+              <w:rPr>
+                <w:rFonts w:ascii="微软雅黑" w:eastAsia="微软雅黑" w:hAnsi="微软雅黑" w:hint="eastAsia"/>
+                <w:noProof/>
+              </w:rPr>
+              <w:t>。</w:t>
+            </w:r>
+          </w:p>
+          <w:p>
+            <w:pPr>
+              <w:pStyle w:val="a9"/>
+              <w:numPr>
+                <w:ilvl w:val="0"/>
+                <w:numId w:val="13"/>
+              </w:numPr>
+              <w:spacing w:before="231" w:line="185" w:lineRule="auto"/>
+              <w:ind w:firstLineChars="0"/>
+              <w:rPr>
+                <w:rFonts w:ascii="微软雅黑" w:eastAsia="微软雅黑" w:hAnsi="微软雅黑" w:hint="eastAsia"/>
+                <w:noProof/>
+              </w:rPr>
+            </w:pPr>
+            <w:r>
+              <w:rPr>
+                <w:rFonts w:ascii="微软雅黑" w:eastAsia="微软雅黑" w:hAnsi="微软雅黑"/>
+                <w:noProof/>
+              </w:rPr>
+              <w:t>在 RankMixer 模型基础上探索多任务学习方案，新增人均阅读章节预测任务，并采用 Gra</w:t>
+            </w:r>
+            <w:r>
+              <w:rPr>
+                <w:rFonts w:ascii="微软雅黑" w:eastAsia="微软雅黑" w:hAnsi="微软雅黑" w:hint="eastAsia"/>
+                <w:noProof/>
+              </w:rPr>
+              <w:t>n</w:t>
+            </w:r>
+            <w:r>
+              <w:rPr>
+                <w:rFonts w:ascii="微软雅黑" w:eastAsia="微软雅黑" w:hAnsi="微软雅黑"/>
+                <w:noProof/>
+              </w:rPr>
+              <w:t>dNorm 算法动态调整点击率预测任务与阅读深度预测任务之间的损失权重，通过构建 CTR 与阅读深度联合优化目标，在保证点击率稳定的前提下实现人均阅读章节指标的小幅提升。</w:t>
+            </w:r>
+          </w:p>
+          <w:p>
+            <w:pPr>
+              <w:pStyle w:val="a9"/>
+              <w:numPr>
+                <w:ilvl w:val="0"/>
+                <w:numId w:val="13"/>
+              </w:numPr>
+              <w:spacing w:before="231" w:line="185" w:lineRule="auto"/>
+              <w:ind w:firstLineChars="0"/>
+              <w:rPr>
+                <w:rFonts w:ascii="微软雅黑" w:eastAsia="微软雅黑" w:hAnsi="微软雅黑" w:hint="eastAsia"/>
+                <w:noProof/>
+              </w:rPr>
+            </w:pPr>
+            <w:r>
+              <w:rPr>
+                <w:rFonts w:ascii="微软雅黑" w:eastAsia="微软雅黑" w:hAnsi="微软雅黑"/>
+                <w:noProof/>
+              </w:rPr>
+              <w:t>参与老用户双塔召回模型、标签推荐三塔召回模型以及新书推荐模型的优化工作，围绕负采样策略、损失函数设计及模型结构改进等方向开展研究与实验，推动多个模型完成线上验证与正式上线，</w:t>
+            </w:r>
+            <w:r>
+              <w:rPr>
+                <w:rFonts w:ascii="微软雅黑" w:eastAsia="微软雅黑" w:hAnsi="微软雅黑" w:hint="eastAsia"/>
+                <w:noProof/>
+              </w:rPr>
+              <w:t>各个场景下均有明显的提升</w:t>
+            </w:r>
+          </w:p>
+          <w:p>
+            <w:pPr>
+              <w:pStyle w:val="a9"/>
+              <w:numPr>
+                <w:ilvl w:val="0"/>
+                <w:numId w:val="13"/>
+              </w:numPr>
+              <w:spacing w:before="231" w:line="185" w:lineRule="auto"/>
+              <w:ind w:firstLineChars="0"/>
+              <w:rPr>
+                <w:rFonts w:ascii="微软雅黑" w:eastAsia="微软雅黑" w:hAnsi="微软雅黑" w:hint="eastAsia"/>
+                <w:noProof/>
+              </w:rPr>
+            </w:pPr>
+            <w:r>
+              <w:rPr>
+                <w:rFonts w:ascii="微软雅黑" w:eastAsia="微软雅黑" w:hAnsi="微软雅黑"/>
+                <w:noProof/>
+              </w:rPr>
+              <w:t>负责推荐系统训练与推理链路的一致性治理工作，</w:t>
+            </w:r>
+            <w:r>
+              <w:rPr>
+                <w:rFonts w:ascii="微软雅黑" w:eastAsia="微软雅黑" w:hAnsi="微软雅黑" w:hint="eastAsia"/>
+                <w:noProof/>
+              </w:rPr>
+              <w:t>定位并修复用户历史行为序列解析错误、实时特征同步缺失、文本分词逻辑不一致以及特征映射异常等多个线上问题，保障训练与推理过程中的特征一致性，提高实验结果的准确性、稳定性与可信度。</w:t>
             </w:r>
           </w:p>
           <w:p>
             <w:pPr>
               <w:spacing w:beforeLines="50" w:before="120"/>
               <w:rPr>
-                <w:rFonts w:ascii="黑体" w:eastAsia="黑体" w:hAnsi="黑体" w:cs="微软雅黑" w:hint="eastAsia"/>
-                <w:b/>
-                <w:bCs/>
-                <w:sz w:val="20"/>
-                <w:szCs w:val="20"/>
+                <w:rFonts w:ascii="微软雅黑" w:eastAsia="微软雅黑" w:hAnsi="微软雅黑" w:cs="微软雅黑" w:hint="eastAsia"/>
+                <w:b/>
+                <w:bCs/>
+                <w:noProof/>
+                <w:sz w:val="24"/>
+                <w:szCs w:val="24"/>
               </w:rPr>
             </w:pPr>
             <w:r>
               <w:rPr>
-                <w:rFonts w:ascii="黑体" w:eastAsia="黑体" w:hAnsi="黑体" w:cs="微软雅黑" w:hint="eastAsia"/>
-                <w:b/>
-                <w:bCs/>
-              </w:rPr>
-              <w:t>实习经历</w:t>
+                <w:rFonts w:ascii="微软雅黑" w:eastAsia="微软雅黑" w:hAnsi="微软雅黑" w:cs="微软雅黑" w:hint="eastAsia"/>
+                <w:b/>
+                <w:bCs/>
+              </w:rPr>
+              <w:t>项目经历</w:t>
             </w:r>
           </w:p>
         </w:tc>
@@ -807,50 +1325,38 @@
               <w:spacing w:before="231" w:line="185" w:lineRule="auto"/>
               <w:ind w:left="3"/>
               <w:rPr>
-                <w:rFonts w:asciiTheme="minorEastAsia" w:eastAsiaTheme="minorEastAsia" w:hAnsiTheme="minorEastAsia" w:cs="微软雅黑" w:hint="eastAsia"/>
-                <w:b/>
-                <w:bCs/>
-                <w:spacing w:val="2"/>
-                <w:sz w:val="22"/>
-                <w:szCs w:val="22"/>
+                <w:rFonts w:ascii="思源黑体 CN VF" w:eastAsia="思源黑体 CN VF" w:hAnsi="思源黑体 CN VF" w:hint="eastAsia"/>
+                <w:b/>
+                <w:bCs/>
+                <w:noProof/>
+                <w:sz w:val="20"/>
+                <w:szCs w:val="20"/>
               </w:rPr>
             </w:pPr>
             <w:r>
               <w:rPr>
-                <w:rFonts w:ascii="方正书宋简体" w:eastAsia="方正书宋简体" w:hAnsi="方正书宋简体" w:cs="微软雅黑" w:hint="eastAsia"/>
-                <w:b/>
-                <w:bCs/>
-                <w:spacing w:val="2"/>
-                <w:sz w:val="22"/>
-                <w:szCs w:val="22"/>
-              </w:rPr>
-              <w:t>话本小说</w:t>
-            </w:r>
-            <w:r>
-              <w:rPr>
-                <w:rFonts w:ascii="方正书宋简体" w:eastAsia="方正书宋简体" w:hAnsi="方正书宋简体" w:cs="微软雅黑"/>
-                <w:b/>
-                <w:bCs/>
-                <w:noProof/>
-                <w:spacing w:val="2"/>
-                <w:sz w:val="22"/>
-                <w:szCs w:val="22"/>
+                <w:rFonts w:ascii="微软雅黑" w:eastAsia="微软雅黑" w:hAnsi="微软雅黑" w:cs="微软雅黑"/>
+                <w:b/>
+                <w:bCs/>
+                <w:noProof/>
+                <w:sz w:val="24"/>
+                <w:szCs w:val="24"/>
               </w:rPr>
               <mc:AlternateContent>
                 <mc:Choice Requires="wps">
                   <w:drawing>
-                    <wp:anchor distT="0" distB="0" distL="114300" distR="114300" simplePos="0" relativeHeight="251666432" behindDoc="0" locked="0" layoutInCell="1" allowOverlap="1" wp14:anchorId="16250D3D" wp14:editId="63016BE2">
+                    <wp:anchor distT="0" distB="0" distL="114300" distR="114300" simplePos="0" relativeHeight="251672576" behindDoc="0" locked="0" layoutInCell="1" allowOverlap="1" wp14:anchorId="614CB99B" wp14:editId="0432BA14">
                       <wp:simplePos x="0" y="0"/>
-                      <wp:positionH relativeFrom="column">
-                        <wp:posOffset>0</wp:posOffset>
+                      <wp:positionH relativeFrom="margin">
+                        <wp:posOffset>-6350</wp:posOffset>
                       </wp:positionH>
                       <wp:positionV relativeFrom="paragraph">
-                        <wp:posOffset>17780</wp:posOffset>
+                        <wp:posOffset>-1905</wp:posOffset>
                       </wp:positionV>
-                      <wp:extent cx="1106170" cy="0"/>
-                      <wp:effectExtent l="0" t="13970" r="6350" b="16510"/>
+                      <wp:extent cx="1470660" cy="0"/>
+                      <wp:effectExtent l="0" t="19050" r="34290" b="19050"/>
                       <wp:wrapNone/>
-                      <wp:docPr id="1750581519" name="直接连接符 10"/>
+                      <wp:docPr id="1100232403" name="直接连接符 10"/>
                       <wp:cNvGraphicFramePr/>
                       <a:graphic xmlns:a="http://schemas.openxmlformats.org/drawingml/2006/main">
                         <a:graphicData uri="http://schemas.microsoft.com/office/word/2010/wordprocessingShape">
@@ -859,7 +1365,7 @@
                             <wps:spPr>
                               <a:xfrm>
                                 <a:off x="0" y="0"/>
-                                <a:ext cx="1106170" cy="0"/>
+                                <a:ext cx="1470660" cy="0"/>
                               </a:xfrm>
                               <a:prstGeom prst="line">
                                 <a:avLst/>
@@ -888,161 +1394,119 @@
                           </wps:wsp>
                         </a:graphicData>
                       </a:graphic>
+                      <wp14:sizeRelH relativeFrom="margin">
+                        <wp14:pctWidth>0</wp14:pctWidth>
+                      </wp14:sizeRelH>
+                      <wp14:sizeRelV relativeFrom="margin">
+                        <wp14:pctHeight>0</wp14:pctHeight>
+                      </wp14:sizeRelV>
                     </wp:anchor>
                   </w:drawing>
                 </mc:Choice>
                 <mc:Fallback>
                   <w:pict>
-                    <v:line w14:anchorId="4FA1137A" id="直接连接符 10" o:spid="_x0000_s1026" style="position:absolute;z-index:251666432;visibility:visible;mso-wrap-style:square;mso-wrap-distance-left:9pt;mso-wrap-distance-top:0;mso-wrap-distance-right:9pt;mso-wrap-distance-bottom:0;mso-position-horizontal:absolute;mso-position-horizontal-relative:text;mso-position-vertical:absolute;mso-position-vertical-relative:text" from="0,1.4pt" to="87.1pt,1.4pt" o:gfxdata="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" strokecolor="#54648c" strokeweight="2.25pt"/>
+                    <v:line w14:anchorId="57CF5C4C" id="直接连接符 10" o:spid="_x0000_s1026" style="position:absolute;z-index:251672576;visibility:visible;mso-wrap-style:square;mso-width-percent:0;mso-height-percent:0;mso-wrap-distance-left:9pt;mso-wrap-distance-top:0;mso-wrap-distance-right:9pt;mso-wrap-distance-bottom:0;mso-position-horizontal:absolute;mso-position-horizontal-relative:margin;mso-position-vertical:absolute;mso-position-vertical-relative:text;mso-width-percent:0;mso-height-percent:0;mso-width-relative:margin;mso-height-relative:margin" from="-.5pt,-.15pt" to="115.3pt,-.15pt" o:gfxdata="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" strokecolor="#54648c" strokeweight="2.25pt">
+                      <w10:wrap anchorx="margin"/>
+                    </v:line>
                   </w:pict>
                 </mc:Fallback>
               </mc:AlternateContent>
             </w:r>
             <w:r>
               <w:rPr>
-                <w:rFonts w:ascii="方正书宋简体" w:eastAsia="方正书宋简体" w:hAnsi="方正书宋简体" w:cs="微软雅黑" w:hint="eastAsia"/>
-                <w:b/>
-                <w:bCs/>
-                <w:spacing w:val="2"/>
-                <w:sz w:val="22"/>
-                <w:szCs w:val="22"/>
-              </w:rPr>
-              <w:t>|推荐算法</w:t>
-            </w:r>
-            <w:r>
-              <w:rPr>
-                <w:rFonts w:asciiTheme="minorEastAsia" w:eastAsiaTheme="minorEastAsia" w:hAnsiTheme="minorEastAsia" w:cs="微软雅黑" w:hint="eastAsia"/>
-                <w:b/>
-                <w:bCs/>
-                <w:spacing w:val="2"/>
-                <w:sz w:val="20"/>
-                <w:szCs w:val="20"/>
-              </w:rPr>
-              <w:t xml:space="preserve">  </w:t>
-            </w:r>
-            <w:r>
-              <w:rPr>
-                <w:rFonts w:ascii="微软雅黑" w:eastAsia="微软雅黑" w:hAnsi="微软雅黑" w:cs="微软雅黑" w:hint="eastAsia"/>
-                <w:b/>
-                <w:bCs/>
-                <w:noProof/>
-                <w:sz w:val="24"/>
-                <w:szCs w:val="24"/>
-              </w:rPr>
-              <w:t xml:space="preserve">                                                                                         </w:t>
-            </w:r>
-            <w:r>
-              <w:rPr>
-                <w:rFonts w:asciiTheme="minorEastAsia" w:eastAsiaTheme="minorEastAsia" w:hAnsiTheme="minorEastAsia" w:cs="微软雅黑" w:hint="eastAsia"/>
-                <w:b/>
-                <w:bCs/>
-                <w:spacing w:val="2"/>
-                <w:sz w:val="22"/>
-                <w:szCs w:val="22"/>
-              </w:rPr>
-              <w:t xml:space="preserve"> </w:t>
-            </w:r>
-            <w:r>
-              <w:rPr>
-                <w:rFonts w:asciiTheme="minorEastAsia" w:eastAsiaTheme="minorEastAsia" w:hAnsiTheme="minorEastAsia" w:cs="微软雅黑" w:hint="eastAsia"/>
-                <w:b/>
-                <w:bCs/>
-                <w:spacing w:val="2"/>
-                <w:sz w:val="22"/>
-                <w:szCs w:val="22"/>
-              </w:rPr>
-              <w:t xml:space="preserve">    </w:t>
-            </w:r>
-            <w:r>
-              <w:rPr>
-                <w:rFonts w:asciiTheme="minorEastAsia" w:eastAsiaTheme="minorEastAsia" w:hAnsiTheme="minorEastAsia" w:cs="微软雅黑" w:hint="eastAsia"/>
-                <w:b/>
-                <w:bCs/>
-                <w:spacing w:val="2"/>
-                <w:sz w:val="22"/>
-                <w:szCs w:val="22"/>
-              </w:rPr>
-              <w:t xml:space="preserve">  </w:t>
-            </w:r>
-            <w:r>
-              <w:rPr>
-                <w:rFonts w:asciiTheme="minorEastAsia" w:eastAsiaTheme="minorEastAsia" w:hAnsiTheme="minorEastAsia" w:cs="微软雅黑" w:hint="eastAsia"/>
-                <w:b/>
-                <w:bCs/>
-                <w:spacing w:val="2"/>
-                <w:sz w:val="22"/>
-                <w:szCs w:val="22"/>
-              </w:rPr>
-              <w:t>2026.03-202</w:t>
-            </w:r>
-            <w:r>
-              <w:rPr>
-                <w:rFonts w:asciiTheme="minorEastAsia" w:eastAsiaTheme="minorEastAsia" w:hAnsiTheme="minorEastAsia" w:cs="微软雅黑" w:hint="eastAsia"/>
-                <w:b/>
-                <w:bCs/>
-                <w:spacing w:val="2"/>
-                <w:sz w:val="22"/>
-                <w:szCs w:val="22"/>
-              </w:rPr>
-              <w:t>6</w:t>
-            </w:r>
-            <w:r>
-              <w:rPr>
-                <w:rFonts w:asciiTheme="minorEastAsia" w:eastAsiaTheme="minorEastAsia" w:hAnsiTheme="minorEastAsia" w:cs="微软雅黑" w:hint="eastAsia"/>
-                <w:b/>
-                <w:bCs/>
-                <w:spacing w:val="2"/>
-                <w:sz w:val="22"/>
-                <w:szCs w:val="22"/>
-              </w:rPr>
-              <w:t>.0</w:t>
-            </w:r>
-            <w:r>
-              <w:rPr>
-                <w:rFonts w:asciiTheme="minorEastAsia" w:eastAsiaTheme="minorEastAsia" w:hAnsiTheme="minorEastAsia" w:cs="微软雅黑" w:hint="eastAsia"/>
-                <w:b/>
-                <w:bCs/>
-                <w:spacing w:val="2"/>
-                <w:sz w:val="22"/>
-                <w:szCs w:val="22"/>
-              </w:rPr>
-              <w:t>6</w:t>
+                <w:rFonts w:ascii="思源黑体 CN VF" w:eastAsia="思源黑体 CN VF" w:hAnsi="思源黑体 CN VF"/>
+                <w:b/>
+                <w:bCs/>
+                <w:noProof/>
+              </w:rPr>
+              <w:t>生成式新闻推荐系统</w:t>
             </w:r>
           </w:p>
           <w:p>
             <w:pPr>
-              <w:spacing w:before="231" w:line="185" w:lineRule="auto"/>
-              <w:ind w:firstLineChars="200" w:firstLine="400"/>
-              <w:rPr>
-                <w:rFonts w:ascii="思源黑体 CN VF Light" w:eastAsia="思源黑体 CN VF Light" w:hAnsi="思源黑体 CN VF Light" w:hint="eastAsia"/>
-                <w:b/>
-                <w:bCs/>
-                <w:noProof/>
-                <w:sz w:val="20"/>
-                <w:szCs w:val="20"/>
+              <w:spacing w:before="120"/>
+              <w:ind w:left="6" w:firstLineChars="200" w:firstLine="420"/>
+              <w:rPr>
+                <w:rFonts w:ascii="微软雅黑" w:eastAsia="微软雅黑" w:hAnsi="微软雅黑" w:hint="eastAsia"/>
+                <w:noProof/>
               </w:rPr>
             </w:pPr>
             <w:r>
               <w:rPr>
-                <w:rFonts w:ascii="思源黑体 CN VF Light" w:eastAsia="思源黑体 CN VF Light" w:hAnsi="思源黑体 CN VF Light" w:cs="宋体" w:hint="eastAsia"/>
-                <w:b/>
-                <w:bCs/>
-                <w:noProof/>
-                <w:sz w:val="20"/>
-                <w:szCs w:val="20"/>
-              </w:rPr>
-              <w:t>工作简介：</w:t>
-            </w:r>
-            <w:r>
-              <w:rPr>
-                <w:rFonts w:ascii="思源黑体 CN VF Light" w:eastAsia="思源黑体 CN VF Light" w:hAnsi="思源黑体 CN VF Light"/>
-                <w:b/>
-                <w:bCs/>
-                <w:noProof/>
-                <w:sz w:val="20"/>
-                <w:szCs w:val="20"/>
-              </w:rPr>
-              <w:t>负责小说推荐系统召回与排序模型的研发和优化，参与样本构建、特征工程、模型训练、线上服务及 AB 实验全流程，持续提升推荐效果与用户阅读体验。</w:t>
+                <w:rFonts w:ascii="微软雅黑" w:eastAsia="微软雅黑" w:hAnsi="微软雅黑"/>
+                <w:noProof/>
+              </w:rPr>
+              <w:t xml:space="preserve">基于 MIND </w:t>
+            </w:r>
+            <w:r>
+              <w:rPr>
+                <w:rFonts w:ascii="微软雅黑" w:eastAsia="微软雅黑" w:hAnsi="微软雅黑" w:hint="eastAsia"/>
+                <w:noProof/>
+              </w:rPr>
+              <w:t>新闻</w:t>
+            </w:r>
+            <w:r>
+              <w:rPr>
+                <w:rFonts w:ascii="微软雅黑" w:eastAsia="微软雅黑" w:hAnsi="微软雅黑"/>
+                <w:noProof/>
+              </w:rPr>
+              <w:t>数据集搭建端到端生成式新闻推荐系统，完成用户行为解析、新闻文本向量化、用户级数据划分及 Hit@K、NDCG@K 评估；分别采用 RQ-VAE 与 RQ-KMeans 将新闻向量离散化为多级 Semantic ID，</w:t>
+            </w:r>
+            <w:r>
+              <w:rPr>
+                <w:rFonts w:ascii="微软雅黑" w:eastAsia="微软雅黑" w:hAnsi="微软雅黑" w:hint="eastAsia"/>
+                <w:noProof/>
+              </w:rPr>
+              <w:t>使用Sinkborn算法缓解码本冲突，</w:t>
+            </w:r>
+            <w:r>
+              <w:rPr>
+                <w:rFonts w:ascii="微软雅黑" w:eastAsia="微软雅黑" w:hAnsi="微软雅黑"/>
+                <w:noProof/>
+              </w:rPr>
+              <w:t>对比不同量化方法的 SID 碰撞率、编码效率和召回效果；基于 T5 Encoder-Decoder 与 Qwen2 Causal LM 实现生成式召回，形成“T5/Qwen × RQ-VAE/RQ-KMeans”对比实验矩阵；基于曝光日志构造265万组 click/unclick 偏好样本并实现 DPO 优化，</w:t>
+            </w:r>
+            <w:r>
+              <w:rPr>
+                <w:rFonts w:ascii="微软雅黑" w:eastAsia="微软雅黑" w:hAnsi="微软雅黑" w:hint="eastAsia"/>
+                <w:noProof/>
+              </w:rPr>
+              <w:t>在</w:t>
+            </w:r>
+            <w:r>
+              <w:rPr>
+                <w:rFonts w:ascii="微软雅黑" w:eastAsia="微软雅黑" w:hAnsi="微软雅黑"/>
+                <w:noProof/>
+              </w:rPr>
+              <w:t>原始</w:t>
+            </w:r>
+            <w:r>
+              <w:rPr>
+                <w:rFonts w:ascii="微软雅黑" w:eastAsia="微软雅黑" w:hAnsi="微软雅黑" w:hint="eastAsia"/>
+                <w:noProof/>
+              </w:rPr>
+              <w:t>召回模型的基础上，</w:t>
+            </w:r>
+            <w:r>
+              <w:rPr>
+                <w:rFonts w:ascii="微软雅黑" w:eastAsia="微软雅黑" w:hAnsi="微软雅黑"/>
+                <w:noProof/>
+              </w:rPr>
+              <w:t xml:space="preserve">Hit@10、Hit@20、NDCG@20 </w:t>
+            </w:r>
+            <w:r>
+              <w:rPr>
+                <w:rFonts w:ascii="微软雅黑" w:eastAsia="微软雅黑" w:hAnsi="微软雅黑" w:hint="eastAsia"/>
+                <w:noProof/>
+              </w:rPr>
+              <w:t>均有所提升</w:t>
+            </w:r>
+            <w:r>
+              <w:rPr>
+                <w:rFonts w:ascii="微软雅黑" w:eastAsia="微软雅黑" w:hAnsi="微软雅黑" w:hint="eastAsia"/>
+                <w:noProof/>
+              </w:rPr>
+              <w:t>。</w:t>
             </w:r>
           </w:p>
           <w:p>
@@ -1058,278 +1522,101 @@
             </w:pPr>
             <w:r>
               <w:rPr>
+                <w:rFonts w:ascii="思源黑体 CN VF" w:eastAsia="思源黑体 CN VF" w:hAnsi="思源黑体 CN VF"/>
+                <w:b/>
+                <w:bCs/>
+                <w:noProof/>
+              </w:rPr>
+              <w:t>HSTU</w:t>
+            </w:r>
+            <w:r>
+              <w:rPr>
                 <w:rFonts w:ascii="思源黑体 CN VF" w:eastAsia="思源黑体 CN VF" w:hAnsi="思源黑体 CN VF" w:hint="eastAsia"/>
                 <w:b/>
                 <w:bCs/>
                 <w:noProof/>
               </w:rPr>
-              <w:t>主要贡献：</w:t>
+              <w:t xml:space="preserve"> </w:t>
+            </w:r>
+            <w:r>
+              <w:rPr>
+                <w:rFonts w:ascii="思源黑体 CN VF" w:eastAsia="思源黑体 CN VF" w:hAnsi="思源黑体 CN VF"/>
+                <w:b/>
+                <w:bCs/>
+                <w:noProof/>
+              </w:rPr>
+              <w:t>推荐模型复现</w:t>
             </w:r>
           </w:p>
           <w:p>
             <w:pPr>
-              <w:pStyle w:val="a9"/>
-              <w:numPr>
-                <w:ilvl w:val="0"/>
-                <w:numId w:val="13"/>
-              </w:numPr>
-              <w:spacing w:before="231" w:line="185" w:lineRule="auto"/>
-              <w:ind w:firstLineChars="0"/>
-              <w:rPr>
-                <w:rFonts w:ascii="思源黑体 CN VF ExtraLight" w:eastAsia="思源黑体 CN VF ExtraLight" w:hAnsi="思源黑体 CN VF ExtraLight" w:hint="eastAsia"/>
-                <w:b/>
-                <w:bCs/>
-                <w:noProof/>
-                <w:sz w:val="20"/>
-                <w:szCs w:val="20"/>
+              <w:spacing w:before="120"/>
+              <w:ind w:left="6" w:firstLineChars="200" w:firstLine="420"/>
+              <w:rPr>
+                <w:rFonts w:ascii="微软雅黑" w:eastAsia="微软雅黑" w:hAnsi="微软雅黑" w:hint="eastAsia"/>
+                <w:noProof/>
               </w:rPr>
             </w:pPr>
             <w:r>
               <w:rPr>
-                <w:rFonts w:ascii="思源黑体 CN VF ExtraLight" w:eastAsia="思源黑体 CN VF ExtraLight" w:hAnsi="思源黑体 CN VF ExtraLight"/>
-                <w:b/>
-                <w:bCs/>
-                <w:noProof/>
-                <w:sz w:val="20"/>
-                <w:szCs w:val="20"/>
-              </w:rPr>
-              <w:t>负责新用户侧 RankMixer 排序模型的研发与迭代，通过特征分组与 Token Mixing 机制建模用户属性、行为序列及内容特征之间的高阶交互关系，成功替换原有排序模型，在线点击率稳定提升 0.8%。在此基础上，持续开展特征工程优化工作，扩展用户行为特征、内容统计特征及物品属性特征等输入信息，完成多轮模型迭代，使模型点击率进一步提升约 1%。</w:t>
-            </w:r>
-          </w:p>
-          <w:p>
-            <w:pPr>
-              <w:pStyle w:val="a9"/>
-              <w:numPr>
-                <w:ilvl w:val="0"/>
-                <w:numId w:val="13"/>
-              </w:numPr>
-              <w:spacing w:before="231" w:line="185" w:lineRule="auto"/>
-              <w:ind w:firstLineChars="0"/>
-              <w:rPr>
-                <w:rFonts w:ascii="思源黑体 CN VF ExtraLight" w:eastAsia="思源黑体 CN VF ExtraLight" w:hAnsi="思源黑体 CN VF ExtraLight" w:hint="eastAsia"/>
-                <w:b/>
-                <w:bCs/>
-                <w:noProof/>
-                <w:sz w:val="20"/>
-                <w:szCs w:val="20"/>
-              </w:rPr>
-            </w:pPr>
-            <w:r>
-              <w:rPr>
-                <w:rFonts w:ascii="思源黑体 CN VF ExtraLight" w:eastAsia="思源黑体 CN VF ExtraLight" w:hAnsi="思源黑体 CN VF ExtraLight"/>
-                <w:b/>
-                <w:bCs/>
-                <w:noProof/>
-                <w:sz w:val="20"/>
-                <w:szCs w:val="20"/>
-              </w:rPr>
-              <w:t>在 RankMixer 模型基础上探索多任务学习方案，新增人均阅读章节预测任务，并采用 Gra</w:t>
-            </w:r>
-            <w:r>
-              <w:rPr>
-                <w:rFonts w:ascii="思源黑体 CN VF ExtraLight" w:eastAsia="思源黑体 CN VF ExtraLight" w:hAnsi="思源黑体 CN VF ExtraLight" w:hint="eastAsia"/>
-                <w:b/>
-                <w:bCs/>
-                <w:noProof/>
-                <w:sz w:val="20"/>
-                <w:szCs w:val="20"/>
-              </w:rPr>
-              <w:t>n</w:t>
-            </w:r>
-            <w:r>
-              <w:rPr>
-                <w:rFonts w:ascii="思源黑体 CN VF ExtraLight" w:eastAsia="思源黑体 CN VF ExtraLight" w:hAnsi="思源黑体 CN VF ExtraLight"/>
-                <w:b/>
-                <w:bCs/>
-                <w:noProof/>
-                <w:sz w:val="20"/>
-                <w:szCs w:val="20"/>
-              </w:rPr>
-              <w:t>dNorm 算法动态调整点击率预测任务与阅读深度预测任务之间的损失权重，通过构建 CTR 与阅读深度联合优化目标，在保证点击率稳定的前提下实现人均阅读章节指标的小幅提升。</w:t>
-            </w:r>
-          </w:p>
-          <w:p>
-            <w:pPr>
-              <w:pStyle w:val="a9"/>
-              <w:numPr>
-                <w:ilvl w:val="0"/>
-                <w:numId w:val="13"/>
-              </w:numPr>
-              <w:spacing w:before="231" w:line="185" w:lineRule="auto"/>
-              <w:ind w:firstLineChars="0"/>
-              <w:rPr>
-                <w:rFonts w:ascii="思源黑体 CN VF ExtraLight" w:eastAsia="思源黑体 CN VF ExtraLight" w:hAnsi="思源黑体 CN VF ExtraLight" w:hint="eastAsia"/>
-                <w:b/>
-                <w:bCs/>
-                <w:noProof/>
-                <w:sz w:val="20"/>
-                <w:szCs w:val="20"/>
-              </w:rPr>
-            </w:pPr>
-            <w:r>
-              <w:rPr>
-                <w:rFonts w:ascii="思源黑体 CN VF ExtraLight" w:eastAsia="思源黑体 CN VF ExtraLight" w:hAnsi="思源黑体 CN VF ExtraLight"/>
-                <w:b/>
-                <w:bCs/>
-                <w:noProof/>
-                <w:sz w:val="20"/>
-                <w:szCs w:val="20"/>
-              </w:rPr>
-              <w:t>参与老用户双塔召回模型、标签推荐三塔召回模型以及新书推荐模型的优化工作，围绕负采样策略、损失函数设计及模型结构改进等方向开展研究与实验，推动多个模型版本完成线上验证与正式上线，</w:t>
-            </w:r>
-            <w:r>
-              <w:rPr>
-                <w:rFonts w:ascii="思源黑体 CN VF ExtraLight" w:eastAsia="思源黑体 CN VF ExtraLight" w:hAnsi="思源黑体 CN VF ExtraLight" w:hint="eastAsia"/>
-                <w:b/>
-                <w:bCs/>
-                <w:noProof/>
-                <w:sz w:val="20"/>
-                <w:szCs w:val="20"/>
-              </w:rPr>
-              <w:t>各个场景下均有明显的提升</w:t>
-            </w:r>
-            <w:r>
-              <w:rPr>
-                <w:rFonts w:ascii="思源黑体 CN VF ExtraLight" w:eastAsia="思源黑体 CN VF ExtraLight" w:hAnsi="思源黑体 CN VF ExtraLight"/>
-                <w:b/>
-                <w:bCs/>
-                <w:noProof/>
-                <w:sz w:val="20"/>
-                <w:szCs w:val="20"/>
+                <w:rFonts w:ascii="微软雅黑" w:eastAsia="微软雅黑" w:hAnsi="微软雅黑"/>
+                <w:noProof/>
+              </w:rPr>
+              <w:t>基于 Meta 开源的 Generative Recommenders 框架，在 MIND 新闻推荐数据集上完成 HSTU 模型的环境搭建、数据预处理、训练及离线评测，梳理了用户行为序列构建、Sampled Softmax 负采样、序列特征编码与 Top-K 候选检索流程，并使用 HR@K、NDCG@K 等指标评估推荐效果，加深了对生成式推荐和长序列用户兴趣建模的理解</w:t>
+            </w:r>
+            <w:r>
+              <w:rPr>
+                <w:rFonts w:ascii="微软雅黑" w:eastAsia="微软雅黑" w:hAnsi="微软雅黑" w:hint="eastAsia"/>
+                <w:noProof/>
               </w:rPr>
               <w:t>。</w:t>
-            </w:r>
-          </w:p>
-          <w:p>
-            <w:pPr>
-              <w:pStyle w:val="a9"/>
-              <w:numPr>
-                <w:ilvl w:val="0"/>
-                <w:numId w:val="13"/>
-              </w:numPr>
-              <w:spacing w:before="231" w:line="185" w:lineRule="auto"/>
-              <w:ind w:firstLineChars="0"/>
-              <w:rPr>
-                <w:rFonts w:ascii="思源黑体 CN VF ExtraLight" w:eastAsia="思源黑体 CN VF ExtraLight" w:hAnsi="思源黑体 CN VF ExtraLight" w:hint="eastAsia"/>
-                <w:b/>
-                <w:bCs/>
-                <w:noProof/>
-                <w:sz w:val="20"/>
-                <w:szCs w:val="20"/>
-              </w:rPr>
-            </w:pPr>
-            <w:r>
-              <w:rPr>
-                <w:rFonts w:ascii="思源黑体 CN VF ExtraLight" w:eastAsia="思源黑体 CN VF ExtraLight" w:hAnsi="思源黑体 CN VF ExtraLight"/>
-                <w:b/>
-                <w:bCs/>
-                <w:noProof/>
-                <w:sz w:val="20"/>
-                <w:szCs w:val="20"/>
-              </w:rPr>
-              <w:t>负责推荐系统训练与推理链路的一致性治理工作，</w:t>
-            </w:r>
-            <w:r>
-              <w:rPr>
-                <w:rFonts w:ascii="思源黑体 CN VF ExtraLight" w:eastAsia="思源黑体 CN VF ExtraLight" w:hAnsi="思源黑体 CN VF ExtraLight" w:hint="eastAsia"/>
-                <w:b/>
-                <w:bCs/>
-                <w:noProof/>
-                <w:sz w:val="20"/>
-                <w:szCs w:val="20"/>
-              </w:rPr>
-              <w:t>定位并修复用户历史行为序列解析错误、实时特征同步缺失、文本分词逻辑不一致以及特征映射异常等多个线上问题，保障训练与推理过程中的特征一致性，提高实验结果的准确性、稳定性与可信度。</w:t>
             </w:r>
           </w:p>
           <w:p>
             <w:pPr>
               <w:spacing w:beforeLines="50" w:before="120"/>
               <w:rPr>
-                <w:rFonts w:ascii="微软雅黑" w:eastAsia="微软雅黑" w:hAnsi="微软雅黑" w:cs="微软雅黑" w:hint="eastAsia"/>
+                <w:rFonts w:asciiTheme="minorEastAsia" w:eastAsiaTheme="minorEastAsia" w:hAnsiTheme="minorEastAsia" w:hint="eastAsia"/>
+                <w:b/>
+                <w:bCs/>
+                <w:noProof/>
+                <w:sz w:val="20"/>
+                <w:szCs w:val="20"/>
+              </w:rPr>
+            </w:pPr>
+            <w:r>
+              <w:rPr>
+                <w:rFonts w:ascii="微软雅黑" w:eastAsia="微软雅黑" w:hAnsi="微软雅黑" w:cs="微软雅黑"/>
                 <w:b/>
                 <w:bCs/>
                 <w:noProof/>
                 <w:sz w:val="24"/>
                 <w:szCs w:val="24"/>
-              </w:rPr>
-            </w:pPr>
-            <w:r>
-              <w:rPr>
-                <w:rFonts w:ascii="黑体" w:eastAsia="黑体" w:hAnsi="黑体" w:cs="微软雅黑" w:hint="eastAsia"/>
-                <w:b/>
-                <w:bCs/>
-              </w:rPr>
-              <w:t>项目经历</w:t>
-            </w:r>
-          </w:p>
-        </w:tc>
-      </w:tr>
-      <w:tr>
-        <w:trPr>
-          <w:trHeight w:val="2103"/>
-        </w:trPr>
-        <w:tc>
-          <w:tcPr>
-            <w:tcW w:w="10915" w:type="dxa"/>
-            <w:tcBorders>
-              <w:bottom w:val="single" w:sz="2" w:space="0" w:color="000000"/>
-            </w:tcBorders>
-          </w:tcPr>
-          <w:p>
-            <w:pPr>
-              <w:spacing w:before="231" w:line="185" w:lineRule="auto"/>
-              <w:ind w:left="3"/>
-              <w:rPr>
-                <w:rFonts w:ascii="思源黑体 CN VF" w:eastAsia="思源黑体 CN VF" w:hAnsi="思源黑体 CN VF" w:hint="eastAsia"/>
-                <w:b/>
-                <w:bCs/>
-                <w:noProof/>
-                <w:sz w:val="20"/>
-                <w:szCs w:val="20"/>
-              </w:rPr>
-            </w:pPr>
-            <w:r>
-              <w:rPr>
-                <w:rFonts w:ascii="思源黑体 CN VF" w:eastAsia="思源黑体 CN VF" w:hAnsi="思源黑体 CN VF"/>
-                <w:b/>
-                <w:bCs/>
-                <w:noProof/>
-              </w:rPr>
-              <w:t>生成式新闻推荐系统</w:t>
-            </w:r>
-            <w:r>
-              <w:rPr>
-                <w:rFonts w:ascii="思源黑体 CN VF" w:eastAsia="思源黑体 CN VF" w:hAnsi="思源黑体 CN VF" w:cs="微软雅黑"/>
-                <w:b/>
-                <w:bCs/>
-                <w:noProof/>
-                <w:sz w:val="20"/>
-                <w:szCs w:val="20"/>
               </w:rPr>
               <mc:AlternateContent>
                 <mc:Choice Requires="wps">
                   <w:drawing>
-                    <wp:anchor distT="0" distB="0" distL="114300" distR="114300" simplePos="0" relativeHeight="251670528" behindDoc="0" locked="0" layoutInCell="1" allowOverlap="1" wp14:anchorId="3496A888" wp14:editId="0517A8FA">
+                    <wp:anchor distT="0" distB="0" distL="114300" distR="114300" simplePos="0" relativeHeight="251661312" behindDoc="0" locked="0" layoutInCell="1" allowOverlap="1" wp14:anchorId="49F30B2A" wp14:editId="41DF21FF">
                       <wp:simplePos x="0" y="0"/>
                       <wp:positionH relativeFrom="margin">
-                        <wp:posOffset>0</wp:posOffset>
+                        <wp:posOffset>-13970</wp:posOffset>
                       </wp:positionH>
                       <wp:positionV relativeFrom="paragraph">
-                        <wp:posOffset>-1905</wp:posOffset>
+                        <wp:posOffset>301625</wp:posOffset>
                       </wp:positionV>
-                      <wp:extent cx="1106170" cy="0"/>
-                      <wp:effectExtent l="0" t="19050" r="36830" b="19050"/>
+                      <wp:extent cx="1482090" cy="7620"/>
+                      <wp:effectExtent l="19050" t="19050" r="22860" b="30480"/>
                       <wp:wrapNone/>
-                      <wp:docPr id="1160891045" name="直接连接符 10"/>
+                      <wp:docPr id="3" name="直接连接符 10"/>
                       <wp:cNvGraphicFramePr/>
                       <a:graphic xmlns:a="http://schemas.openxmlformats.org/drawingml/2006/main">
                         <a:graphicData uri="http://schemas.microsoft.com/office/word/2010/wordprocessingShape">
                           <wps:wsp>
                             <wps:cNvCnPr/>
                             <wps:spPr>
-                              <a:xfrm>
+                              <a:xfrm flipV="1">
                                 <a:off x="0" y="0"/>
-                                <a:ext cx="1106170" cy="0"/>
+                                <a:ext cx="1482090" cy="7620"/>
                               </a:xfrm>
                               <a:prstGeom prst="line">
                                 <a:avLst/>
@@ -1358,137 +1645,29 @@
                           </wps:wsp>
                         </a:graphicData>
                       </a:graphic>
+                      <wp14:sizeRelH relativeFrom="margin">
+                        <wp14:pctWidth>0</wp14:pctWidth>
+                      </wp14:sizeRelH>
+                      <wp14:sizeRelV relativeFrom="margin">
+                        <wp14:pctHeight>0</wp14:pctHeight>
+                      </wp14:sizeRelV>
                     </wp:anchor>
                   </w:drawing>
                 </mc:Choice>
                 <mc:Fallback>
                   <w:pict>
-                    <v:line w14:anchorId="010D8252" id="直接连接符 10" o:spid="_x0000_s1026" style="position:absolute;z-index:251670528;visibility:visible;mso-wrap-style:square;mso-wrap-distance-left:9pt;mso-wrap-distance-top:0;mso-wrap-distance-right:9pt;mso-wrap-distance-bottom:0;mso-position-horizontal:absolute;mso-position-horizontal-relative:margin;mso-position-vertical:absolute;mso-position-vertical-relative:text" from="0,-.15pt" to="87.1pt,-.15pt" o:gfxdata="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" strokecolor="#54648c" strokeweight="2.25pt">
+                    <v:line w14:anchorId="53FB3D36" id="直接连接符 10" o:spid="_x0000_s1026" style="position:absolute;flip:y;z-index:251661312;visibility:visible;mso-wrap-style:square;mso-width-percent:0;mso-height-percent:0;mso-wrap-distance-left:9pt;mso-wrap-distance-top:0;mso-wrap-distance-right:9pt;mso-wrap-distance-bottom:0;mso-position-horizontal:absolute;mso-position-horizontal-relative:margin;mso-position-vertical:absolute;mso-position-vertical-relative:text;mso-width-percent:0;mso-height-percent:0;mso-width-relative:margin;mso-height-relative:margin" from="-1.1pt,23.75pt" to="115.6pt,24.35pt" o:gfxdata="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" strokecolor="#54648c" strokeweight="2.25pt">
                       <w10:wrap anchorx="margin"/>
                     </v:line>
                   </w:pict>
                 </mc:Fallback>
               </mc:AlternateContent>
             </w:r>
-          </w:p>
-          <w:p>
-            <w:pPr>
-              <w:spacing w:before="120"/>
-              <w:ind w:left="6" w:firstLineChars="200" w:firstLine="400"/>
-              <w:rPr>
-                <w:rFonts w:ascii="思源黑体 CN VF ExtraLight" w:eastAsia="思源黑体 CN VF ExtraLight" w:hAnsi="思源黑体 CN VF ExtraLight" w:hint="eastAsia"/>
-                <w:b/>
-                <w:bCs/>
-                <w:noProof/>
-                <w:sz w:val="20"/>
-                <w:szCs w:val="20"/>
-              </w:rPr>
-            </w:pPr>
-            <w:r>
-              <w:rPr>
-                <w:rFonts w:ascii="思源黑体 CN VF ExtraLight" w:eastAsia="思源黑体 CN VF ExtraLight" w:hAnsi="思源黑体 CN VF ExtraLight"/>
-                <w:b/>
-                <w:bCs/>
-                <w:noProof/>
-                <w:sz w:val="20"/>
-                <w:szCs w:val="20"/>
-              </w:rPr>
-              <w:t>基于 MIND 数据集搭建端到端生成式新闻推荐系统，完成用户行为解析、新闻文本向量化、用户级数据划分及 Hit@K、NDCG@K 评估；分别采用 RQ-VAE 与 RQ-KMeans 将新闻向量离散化为多级 Semantic ID，对比不同量化方法的 SID 碰撞率、编码效率和召回效果；基于 T5 Encoder-Decoder 与 Qwen2 Causal LM 实现生成式召回，形成“T5/Qwen × RQ-VAE/RQ-KMeans”对比实验矩阵；基于曝光日志构造265万组 click/unclick 偏好样本并实现 DPO 优化，相较原始 GR-Qwen， Hit@10 提升27.2%、Hit@20 提升24.1%、NDCG@20 提升43.6%；建立统一的配置、日志与 checkpoint 管理机制，支持不同生成模型、SID方案及强化学习参数的可复现实验和消融分析。</w:t>
-            </w:r>
-          </w:p>
-          <w:p>
-            <w:pPr>
-              <w:spacing w:before="231" w:line="185" w:lineRule="auto"/>
-              <w:ind w:left="3"/>
-              <w:rPr>
-                <w:rFonts w:ascii="思源黑体 CN VF" w:eastAsia="思源黑体 CN VF" w:hAnsi="思源黑体 CN VF" w:hint="eastAsia"/>
-                <w:b/>
-                <w:bCs/>
-                <w:noProof/>
-              </w:rPr>
-            </w:pPr>
-            <w:r>
-              <w:rPr>
-                <w:rFonts w:ascii="思源黑体 CN VF" w:eastAsia="思源黑体 CN VF" w:hAnsi="思源黑体 CN VF"/>
-                <w:b/>
-                <w:bCs/>
-                <w:noProof/>
-              </w:rPr>
-              <w:t>HSTU</w:t>
-            </w:r>
-            <w:r>
-              <w:rPr>
-                <w:rFonts w:ascii="思源黑体 CN VF" w:eastAsia="思源黑体 CN VF" w:hAnsi="思源黑体 CN VF" w:hint="eastAsia"/>
-                <w:b/>
-                <w:bCs/>
-                <w:noProof/>
-              </w:rPr>
-              <w:t xml:space="preserve"> </w:t>
-            </w:r>
-            <w:r>
-              <w:rPr>
-                <w:rFonts w:ascii="思源黑体 CN VF" w:eastAsia="思源黑体 CN VF" w:hAnsi="思源黑体 CN VF"/>
-                <w:b/>
-                <w:bCs/>
-                <w:noProof/>
-              </w:rPr>
-              <w:t>推荐模型复现</w:t>
-            </w:r>
-          </w:p>
-          <w:p>
-            <w:pPr>
-              <w:spacing w:before="120"/>
-              <w:ind w:left="6" w:firstLineChars="200" w:firstLine="400"/>
-              <w:rPr>
-                <w:rFonts w:ascii="思源黑体 CN VF ExtraLight" w:eastAsia="思源黑体 CN VF ExtraLight" w:hAnsi="思源黑体 CN VF ExtraLight" w:hint="eastAsia"/>
-                <w:b/>
-                <w:bCs/>
-                <w:noProof/>
-                <w:sz w:val="20"/>
-                <w:szCs w:val="20"/>
-              </w:rPr>
-            </w:pPr>
-            <w:r>
-              <w:rPr>
-                <w:rFonts w:ascii="思源黑体 CN VF ExtraLight" w:eastAsia="思源黑体 CN VF ExtraLight" w:hAnsi="思源黑体 CN VF ExtraLight"/>
-                <w:b/>
-                <w:bCs/>
-                <w:noProof/>
-                <w:sz w:val="20"/>
-                <w:szCs w:val="20"/>
-              </w:rPr>
-              <w:t>基于 Meta 开源的 Generative Recommenders 框架，在 MIND 新闻推荐数据集上完成 HSTU 模型的环境搭建、数据预处理、训练及离线评测，梳理了用户行为序列构建、Sampled Softmax 负采样、序列特征编码与 Top-K 候选检索流程，并使用 HR@K、NDCG@K 等指标评估推荐效果，加深了对生成式推荐和长序列用户兴趣建模的理解</w:t>
-            </w:r>
-            <w:r>
-              <w:rPr>
-                <w:rFonts w:ascii="思源黑体 CN VF ExtraLight" w:eastAsia="思源黑体 CN VF ExtraLight" w:hAnsi="思源黑体 CN VF ExtraLight" w:hint="eastAsia"/>
-                <w:b/>
-                <w:bCs/>
-                <w:noProof/>
-                <w:sz w:val="20"/>
-                <w:szCs w:val="20"/>
-              </w:rPr>
-              <w:t>。</w:t>
-            </w:r>
-          </w:p>
-          <w:p>
-            <w:pPr>
-              <w:spacing w:before="231"/>
-              <w:rPr>
-                <w:rFonts w:asciiTheme="minorEastAsia" w:eastAsiaTheme="minorEastAsia" w:hAnsiTheme="minorEastAsia" w:hint="eastAsia"/>
-                <w:b/>
-                <w:bCs/>
-                <w:noProof/>
-                <w:sz w:val="20"/>
-                <w:szCs w:val="20"/>
-              </w:rPr>
-            </w:pPr>
-            <w:r>
-              <w:rPr>
-                <w:rFonts w:asciiTheme="minorEastAsia" w:eastAsiaTheme="minorEastAsia" w:hAnsiTheme="minorEastAsia" w:hint="eastAsia"/>
-                <w:b/>
-                <w:bCs/>
-                <w:noProof/>
+            <w:r>
+              <w:rPr>
+                <w:rFonts w:ascii="微软雅黑" w:eastAsia="微软雅黑" w:hAnsi="微软雅黑" w:cs="微软雅黑" w:hint="eastAsia"/>
+                <w:b/>
+                <w:bCs/>
               </w:rPr>
               <w:t>个人技能</w:t>
             </w:r>
@@ -1513,269 +1692,217 @@
           <w:cols w:space="720"/>
         </w:sectPr>
       </w:pPr>
-      <w:r>
-        <w:rPr>
-          <w:rFonts w:ascii="微软雅黑" w:eastAsia="微软雅黑" w:hAnsi="微软雅黑" w:cs="微软雅黑"/>
-          <w:b/>
-          <w:bCs/>
-          <w:noProof/>
-          <w:sz w:val="24"/>
-          <w:szCs w:val="24"/>
-        </w:rPr>
-        <mc:AlternateContent>
-          <mc:Choice Requires="wps">
-            <w:drawing>
-              <wp:anchor distT="0" distB="0" distL="114300" distR="114300" simplePos="0" relativeHeight="251661312" behindDoc="0" locked="0" layoutInCell="1" allowOverlap="1" wp14:anchorId="49F30B2A" wp14:editId="39A54768">
-                <wp:simplePos x="0" y="0"/>
-                <wp:positionH relativeFrom="margin">
-                  <wp:posOffset>7620</wp:posOffset>
-                </wp:positionH>
-                <wp:positionV relativeFrom="paragraph">
-                  <wp:posOffset>3175</wp:posOffset>
-                </wp:positionV>
-                <wp:extent cx="1106170" cy="0"/>
-                <wp:effectExtent l="0" t="19050" r="36830" b="19050"/>
-                <wp:wrapNone/>
-                <wp:docPr id="3" name="直接连接符 10"/>
-                <wp:cNvGraphicFramePr/>
-                <a:graphic xmlns:a="http://schemas.openxmlformats.org/drawingml/2006/main">
-                  <a:graphicData uri="http://schemas.microsoft.com/office/word/2010/wordprocessingShape">
-                    <wps:wsp>
-                      <wps:cNvCnPr/>
-                      <wps:spPr>
-                        <a:xfrm>
-                          <a:off x="0" y="0"/>
-                          <a:ext cx="1106170" cy="0"/>
-                        </a:xfrm>
-                        <a:prstGeom prst="line">
-                          <a:avLst/>
-                        </a:prstGeom>
-                        <a:ln w="28575">
-                          <a:solidFill>
-                            <a:srgbClr val="54648C"/>
-                          </a:solidFill>
-                        </a:ln>
-                      </wps:spPr>
-                      <wps:style>
-                        <a:lnRef idx="1">
-                          <a:schemeClr val="accent1"/>
-                        </a:lnRef>
-                        <a:fillRef idx="0">
-                          <a:schemeClr val="accent1"/>
-                        </a:fillRef>
-                        <a:effectRef idx="0">
-                          <a:schemeClr val="accent1"/>
-                        </a:effectRef>
-                        <a:fontRef idx="minor">
-                          <a:schemeClr val="tx1"/>
-                        </a:fontRef>
-                      </wps:style>
-                      <wps:bodyPr/>
-                    </wps:wsp>
-                  </a:graphicData>
-                </a:graphic>
-              </wp:anchor>
-            </w:drawing>
-          </mc:Choice>
-          <mc:Fallback>
-            <w:pict>
-              <v:line w14:anchorId="47950692" id="直接连接符 10" o:spid="_x0000_s1026" style="position:absolute;z-index:251661312;visibility:visible;mso-wrap-style:square;mso-wrap-distance-left:9pt;mso-wrap-distance-top:0;mso-wrap-distance-right:9pt;mso-wrap-distance-bottom:0;mso-position-horizontal:absolute;mso-position-horizontal-relative:margin;mso-position-vertical:absolute;mso-position-vertical-relative:text" from=".6pt,.25pt" to="87.7pt,.25pt" o:gfxdata="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" strokecolor="#54648c" strokeweight="2.25pt">
-                <w10:wrap anchorx="margin"/>
-              </v:line>
-            </w:pict>
-          </mc:Fallback>
-        </mc:AlternateContent>
-      </w:r>
     </w:p>
     <w:p>
       <w:pPr>
         <w:spacing w:before="120" w:line="221" w:lineRule="auto"/>
         <w:rPr>
-          <w:rFonts w:asciiTheme="minorEastAsia" w:eastAsiaTheme="minorEastAsia" w:hAnsiTheme="minorEastAsia" w:cs="微软雅黑" w:hint="eastAsia"/>
+          <w:rFonts w:ascii="微软雅黑" w:eastAsia="微软雅黑" w:hAnsi="微软雅黑" w:cs="微软雅黑" w:hint="eastAsia"/>
           <w:spacing w:val="4"/>
         </w:rPr>
       </w:pPr>
       <w:r>
         <w:rPr>
-          <w:rFonts w:ascii="Times New Roman" w:eastAsiaTheme="minorEastAsia" w:hAnsi="Times New Roman" w:cs="Times New Roman"/>
+          <w:rFonts w:ascii="微软雅黑" w:eastAsia="微软雅黑" w:hAnsi="微软雅黑" w:cs="Times New Roman"/>
           <w:spacing w:val="4"/>
         </w:rPr>
         <w:t>•</w:t>
       </w:r>
       <w:r>
         <w:rPr>
-          <w:rFonts w:asciiTheme="minorEastAsia" w:eastAsiaTheme="minorEastAsia" w:hAnsiTheme="minorEastAsia" w:cs="微软雅黑" w:hint="eastAsia"/>
+          <w:rFonts w:ascii="微软雅黑" w:eastAsia="微软雅黑" w:hAnsi="微软雅黑" w:cs="Times New Roman" w:hint="eastAsia"/>
           <w:spacing w:val="4"/>
         </w:rPr>
-        <w:t xml:space="preserve"> </w:t>
-      </w:r>
-      <w:r>
-        <w:rPr>
-          <w:rFonts w:ascii="思源黑体 CN VF Light" w:eastAsia="思源黑体 CN VF Light" w:hAnsi="思源黑体 CN VF Light"/>
+        <w:t xml:space="preserve">   </w:t>
+      </w:r>
+      <w:r>
+        <w:rPr>
+          <w:rFonts w:ascii="微软雅黑" w:eastAsia="微软雅黑" w:hAnsi="微软雅黑" w:hint="eastAsia"/>
           <w:b/>
           <w:bCs/>
           <w:noProof/>
           <w:sz w:val="20"/>
           <w:szCs w:val="20"/>
         </w:rPr>
-        <w:t>掌握</w:t>
-      </w:r>
-      <w:r>
-        <w:rPr>
-          <w:rFonts w:ascii="思源黑体 CN VF Light" w:eastAsia="思源黑体 CN VF Light" w:hAnsi="思源黑体 CN VF Light" w:hint="eastAsia"/>
+        <w:t>熟悉 python、java、C++</w:t>
+      </w:r>
+    </w:p>
+    <w:p>
+      <w:pPr>
+        <w:spacing w:before="120" w:line="221" w:lineRule="auto"/>
+        <w:rPr>
+          <w:rFonts w:ascii="微软雅黑" w:eastAsia="微软雅黑" w:hAnsi="微软雅黑" w:cs="微软雅黑" w:hint="eastAsia"/>
+          <w:spacing w:val="4"/>
+        </w:rPr>
+      </w:pPr>
+      <w:r>
+        <w:rPr>
+          <w:rFonts w:ascii="微软雅黑" w:eastAsia="微软雅黑" w:hAnsi="微软雅黑" w:cs="Times New Roman"/>
+          <w:spacing w:val="4"/>
+        </w:rPr>
+        <w:t>•</w:t>
+      </w:r>
+      <w:r>
+        <w:rPr>
+          <w:rFonts w:ascii="微软雅黑" w:eastAsia="微软雅黑" w:hAnsi="微软雅黑" w:cs="Times New Roman" w:hint="eastAsia"/>
+          <w:spacing w:val="4"/>
+        </w:rPr>
+        <w:t xml:space="preserve"> </w:t>
+      </w:r>
+      <w:r>
+        <w:rPr>
+          <w:rFonts w:ascii="微软雅黑" w:eastAsia="微软雅黑" w:hAnsi="微软雅黑" w:cs="Times New Roman" w:hint="eastAsia"/>
+          <w:spacing w:val="4"/>
+        </w:rPr>
+        <w:t xml:space="preserve"> </w:t>
+      </w:r>
+      <w:r>
+        <w:rPr>
+          <w:rFonts w:ascii="微软雅黑" w:eastAsia="微软雅黑" w:hAnsi="微软雅黑" w:cs="Times New Roman" w:hint="eastAsia"/>
+          <w:spacing w:val="4"/>
+        </w:rPr>
+        <w:t xml:space="preserve"> </w:t>
+      </w:r>
+      <w:r>
+        <w:rPr>
+          <w:rFonts w:ascii="微软雅黑" w:eastAsia="微软雅黑" w:hAnsi="微软雅黑" w:hint="eastAsia"/>
           <w:b/>
           <w:bCs/>
           <w:noProof/>
           <w:sz w:val="20"/>
           <w:szCs w:val="20"/>
         </w:rPr>
-        <w:t>深度学习，机器学习</w:t>
-      </w:r>
-    </w:p>
-    <w:p>
-      <w:pPr>
-        <w:spacing w:before="120" w:line="221" w:lineRule="auto"/>
-        <w:rPr>
-          <w:rFonts w:asciiTheme="minorEastAsia" w:eastAsiaTheme="minorEastAsia" w:hAnsiTheme="minorEastAsia" w:cs="微软雅黑" w:hint="eastAsia"/>
-          <w:spacing w:val="4"/>
-        </w:rPr>
-      </w:pPr>
-      <w:r>
-        <w:rPr>
-          <w:rFonts w:ascii="Times New Roman" w:eastAsiaTheme="minorEastAsia" w:hAnsi="Times New Roman" w:cs="Times New Roman"/>
-          <w:spacing w:val="4"/>
-        </w:rPr>
-        <w:t>•</w:t>
-      </w:r>
-      <w:r>
-        <w:rPr>
-          <w:rFonts w:ascii="Times New Roman" w:eastAsiaTheme="minorEastAsia" w:hAnsi="Times New Roman" w:cs="Times New Roman" w:hint="eastAsia"/>
-          <w:spacing w:val="4"/>
-        </w:rPr>
-        <w:t xml:space="preserve">  </w:t>
-      </w:r>
-      <w:r>
-        <w:rPr>
-          <w:rFonts w:ascii="思源黑体 CN VF Light" w:eastAsia="思源黑体 CN VF Light" w:hAnsi="思源黑体 CN VF Light"/>
+        <w:t>熟悉深度学习，机器学习，</w:t>
+      </w:r>
+      <w:r>
+        <w:rPr>
+          <w:rFonts w:ascii="微软雅黑" w:eastAsia="微软雅黑" w:hAnsi="微软雅黑" w:hint="eastAsia"/>
           <w:b/>
           <w:bCs/>
           <w:noProof/>
           <w:sz w:val="20"/>
           <w:szCs w:val="20"/>
         </w:rPr>
-        <w:t>掌握</w:t>
-      </w:r>
-      <w:r>
-        <w:rPr>
-          <w:rFonts w:ascii="思源黑体 CN VF Light" w:eastAsia="思源黑体 CN VF Light" w:hAnsi="思源黑体 CN VF Light" w:hint="eastAsia"/>
+        <w:t>pytorch框架</w:t>
+      </w:r>
+    </w:p>
+    <w:p>
+      <w:pPr>
+        <w:spacing w:before="120" w:line="221" w:lineRule="auto"/>
+        <w:rPr>
+          <w:rFonts w:ascii="微软雅黑" w:eastAsia="微软雅黑" w:hAnsi="微软雅黑" w:cs="微软雅黑" w:hint="eastAsia"/>
+          <w:spacing w:val="4"/>
+        </w:rPr>
+      </w:pPr>
+      <w:r>
+        <w:rPr>
+          <w:rFonts w:ascii="微软雅黑" w:eastAsia="微软雅黑" w:hAnsi="微软雅黑" w:cs="Times New Roman"/>
+          <w:spacing w:val="4"/>
+        </w:rPr>
+        <w:t>•</w:t>
+      </w:r>
+      <w:r>
+        <w:rPr>
+          <w:rFonts w:ascii="微软雅黑" w:eastAsia="微软雅黑" w:hAnsi="微软雅黑" w:cs="Times New Roman" w:hint="eastAsia"/>
+          <w:spacing w:val="4"/>
+        </w:rPr>
+        <w:t xml:space="preserve"> </w:t>
+      </w:r>
+      <w:r>
+        <w:rPr>
+          <w:rFonts w:ascii="微软雅黑" w:eastAsia="微软雅黑" w:hAnsi="微软雅黑" w:cs="Times New Roman" w:hint="eastAsia"/>
+          <w:spacing w:val="4"/>
+        </w:rPr>
+        <w:t xml:space="preserve"> </w:t>
+      </w:r>
+      <w:r>
+        <w:rPr>
+          <w:rFonts w:ascii="微软雅黑" w:eastAsia="微软雅黑" w:hAnsi="微软雅黑" w:hint="eastAsia"/>
           <w:b/>
           <w:bCs/>
           <w:noProof/>
           <w:sz w:val="20"/>
           <w:szCs w:val="20"/>
         </w:rPr>
-        <w:t>pytorch框架</w:t>
-      </w:r>
-    </w:p>
-    <w:p>
-      <w:pPr>
-        <w:spacing w:before="120" w:line="221" w:lineRule="auto"/>
-        <w:rPr>
-          <w:rFonts w:asciiTheme="minorEastAsia" w:eastAsiaTheme="minorEastAsia" w:hAnsiTheme="minorEastAsia" w:cs="微软雅黑" w:hint="eastAsia"/>
-          <w:spacing w:val="4"/>
-        </w:rPr>
-      </w:pPr>
-      <w:r>
-        <w:rPr>
-          <w:rFonts w:ascii="Times New Roman" w:eastAsiaTheme="minorEastAsia" w:hAnsi="Times New Roman" w:cs="Times New Roman"/>
-          <w:spacing w:val="4"/>
-        </w:rPr>
-        <w:t>•</w:t>
-      </w:r>
-      <w:r>
-        <w:rPr>
-          <w:rFonts w:ascii="Times New Roman" w:eastAsiaTheme="minorEastAsia" w:hAnsi="Times New Roman" w:cs="Times New Roman" w:hint="eastAsia"/>
-          <w:spacing w:val="4"/>
-        </w:rPr>
-        <w:t xml:space="preserve"> </w:t>
-      </w:r>
-      <w:r>
-        <w:rPr>
-          <w:rFonts w:ascii="思源黑体 CN VF Light" w:eastAsia="思源黑体 CN VF Light" w:hAnsi="思源黑体 CN VF Light"/>
+        <w:t>熟悉</w:t>
+      </w:r>
+      <w:r>
+        <w:rPr>
+          <w:rFonts w:ascii="微软雅黑" w:eastAsia="微软雅黑" w:hAnsi="微软雅黑" w:hint="eastAsia"/>
           <w:b/>
           <w:bCs/>
           <w:noProof/>
           <w:sz w:val="20"/>
           <w:szCs w:val="20"/>
         </w:rPr>
-        <w:t>掌握</w:t>
-      </w:r>
-      <w:r>
-        <w:rPr>
-          <w:rFonts w:ascii="思源黑体 CN VF Light" w:eastAsia="思源黑体 CN VF Light" w:hAnsi="思源黑体 CN VF Light" w:hint="eastAsia"/>
+        <w:t>强化学习</w:t>
+      </w:r>
+      <w:r>
+        <w:rPr>
+          <w:rFonts w:ascii="微软雅黑" w:eastAsia="微软雅黑" w:hAnsi="微软雅黑" w:hint="eastAsia"/>
           <w:b/>
           <w:bCs/>
           <w:noProof/>
           <w:sz w:val="20"/>
           <w:szCs w:val="20"/>
         </w:rPr>
-        <w:t>强化学习DPO，PPO，GRPO</w:t>
-      </w:r>
-    </w:p>
-    <w:p>
-      <w:pPr>
-        <w:spacing w:before="120" w:line="221" w:lineRule="auto"/>
-        <w:rPr>
-          <w:rFonts w:asciiTheme="minorEastAsia" w:eastAsiaTheme="minorEastAsia" w:hAnsiTheme="minorEastAsia" w:cs="微软雅黑" w:hint="eastAsia"/>
-          <w:spacing w:val="4"/>
-        </w:rPr>
-      </w:pPr>
-      <w:r>
-        <w:rPr>
-          <w:rFonts w:ascii="Times New Roman" w:eastAsiaTheme="minorEastAsia" w:hAnsi="Times New Roman" w:cs="Times New Roman"/>
-          <w:spacing w:val="4"/>
-        </w:rPr>
-        <w:t>•</w:t>
-      </w:r>
-      <w:r>
-        <w:rPr>
-          <w:rFonts w:ascii="Times New Roman" w:eastAsiaTheme="minorEastAsia" w:hAnsi="Times New Roman" w:cs="Times New Roman" w:hint="eastAsia"/>
-          <w:spacing w:val="4"/>
-        </w:rPr>
         <w:t xml:space="preserve"> </w:t>
       </w:r>
       <w:r>
         <w:rPr>
-          <w:rFonts w:ascii="思源黑体 CN VF Light" w:eastAsia="思源黑体 CN VF Light" w:hAnsi="思源黑体 CN VF Light"/>
+          <w:rFonts w:ascii="微软雅黑" w:eastAsia="微软雅黑" w:hAnsi="微软雅黑" w:hint="eastAsia"/>
           <w:b/>
           <w:bCs/>
           <w:noProof/>
           <w:sz w:val="20"/>
           <w:szCs w:val="20"/>
         </w:rPr>
-        <w:t>掌握</w:t>
-      </w:r>
-      <w:r>
-        <w:rPr>
-          <w:rFonts w:ascii="思源黑体 CN VF Light" w:eastAsia="思源黑体 CN VF Light" w:hAnsi="思源黑体 CN VF Light" w:hint="eastAsia"/>
+        <w:t>DPO，PPO，GRPO</w:t>
+      </w:r>
+    </w:p>
+    <w:p>
+      <w:pPr>
+        <w:spacing w:before="120" w:line="221" w:lineRule="auto"/>
+        <w:rPr>
+          <w:rFonts w:ascii="微软雅黑" w:eastAsia="微软雅黑" w:hAnsi="微软雅黑" w:hint="eastAsia"/>
           <w:b/>
           <w:bCs/>
           <w:noProof/>
           <w:sz w:val="20"/>
           <w:szCs w:val="20"/>
         </w:rPr>
-        <w:t>python、java、C+</w:t>
-      </w:r>
-      <w:r>
-        <w:rPr>
-          <w:rFonts w:ascii="思源黑体 CN VF Light" w:eastAsia="思源黑体 CN VF Light" w:hAnsi="思源黑体 CN VF Light" w:hint="eastAsia"/>
+      </w:pPr>
+      <w:r>
+        <w:rPr>
+          <w:rFonts w:ascii="微软雅黑" w:eastAsia="微软雅黑" w:hAnsi="微软雅黑" w:cs="Times New Roman"/>
+          <w:spacing w:val="4"/>
+        </w:rPr>
+        <w:t>•</w:t>
+      </w:r>
+      <w:r>
+        <w:rPr>
+          <w:rFonts w:ascii="微软雅黑" w:eastAsia="微软雅黑" w:hAnsi="微软雅黑" w:cs="Times New Roman" w:hint="eastAsia"/>
+          <w:spacing w:val="4"/>
+        </w:rPr>
+        <w:t xml:space="preserve"> </w:t>
+      </w:r>
+      <w:r>
+        <w:rPr>
+          <w:rFonts w:ascii="微软雅黑" w:eastAsia="微软雅黑" w:hAnsi="微软雅黑" w:cs="Times New Roman" w:hint="eastAsia"/>
+          <w:spacing w:val="4"/>
+        </w:rPr>
+        <w:t xml:space="preserve"> </w:t>
+      </w:r>
+      <w:r>
+        <w:rPr>
+          <w:rFonts w:ascii="微软雅黑" w:eastAsia="微软雅黑" w:hAnsi="微软雅黑" w:hint="eastAsia"/>
           <w:b/>
           <w:bCs/>
           <w:noProof/>
           <w:sz w:val="20"/>
           <w:szCs w:val="20"/>
         </w:rPr>
-        <w:t>+</w:t>
+        <w:t>熟悉 langchain, Rag</w:t>
       </w:r>
     </w:p>
     <w:sectPr>
@@ -1790,7 +1917,7 @@
 </file>
 
 <file path=word/endnotes.xml><?xml version="1.0" encoding="utf-8"?>
-<w:endnotes xmlns:wpc="http://schemas.microsoft.com/office/word/2010/wordprocessingCanvas" xmlns:cx="http://schemas.microsoft.com/office/drawing/2014/chartex" xmlns:cx1="http://schemas.microsoft.com/office/drawing/2015/9/8/chartex" xmlns:cx2="http://schemas.microsoft.com/office/drawing/2015/10/21/chartex" xmlns:cx3="http://schemas.microsoft.com/office/drawing/2016/5/9/chartex" xmlns:cx4="http://schemas.microsoft.com/office/drawing/2016/5/10/chartex" xmlns:cx5="http://schemas.microsoft.com/office/drawing/2016/5/11/chartex" xmlns:cx6="http://schemas.microsoft.com/office/drawing/2016/5/12/chartex" xmlns:cx7="http://schemas.microsoft.com/office/drawing/2016/5/13/chartex" xmlns:cx8="http://schemas.microsoft.com/office/drawing/2016/5/14/chartex" xmlns:mc="http://schemas.openxmlformats.org/markup-compatibility/2006" xmlns:aink="http://schemas.microsoft.com/office/drawing/2016/ink" xmlns:am3d="http://schemas.microsoft.com/office/drawing/2017/model3d" xmlns:o="urn:schemas-microsoft-com:office:office" xmlns:oel="http://schemas.microsoft.com/office/2019/extlst" xmlns:r="http://schemas.openxmlformats.org/officeDocument/2006/relationships" xmlns:m="http://schemas.openxmlformats.org/officeDocument/2006/math" xmlns:v="urn:schemas-microsoft-com:vml" xmlns:wp14="http://schemas.microsoft.com/office/word/2010/wordprocessingDrawing" xmlns:wp="http://schemas.openxmlformats.org/drawingml/2006/wordprocessingDrawing" xmlns:w10="urn:schemas-microsoft-com:office:word" xmlns:w="http://schemas.openxmlformats.org/wordprocessingml/2006/main" xmlns:w14="http://schemas.microsoft.com/office/word/2010/wordml" xmlns:w15="http://schemas.microsoft.com/office/word/2012/wordml" xmlns:w16cex="http://schemas.microsoft.com/office/word/2018/wordml/cex" xmlns:w16cid="http://schemas.microsoft.com/office/word/2016/wordml/cid" xmlns:w16="http://schemas.microsoft.com/office/word/2018/wordml" xmlns:w16du="http://schemas.microsoft.com/office/word/2023/wordml/word16du" xmlns:w16sdtdh="http://schemas.microsoft.com/office/word/2020/wordml/sdtdatahash" xmlns:w16sdtfl="http://schemas.microsoft.com/office/word/2024/wordml/sdtformatlock" xmlns:w16se="http://schemas.microsoft.com/office/word/2015/wordml/symex" xmlns:wpg="http://schemas.microsoft.com/office/word/2010/wordprocessingGroup" xmlns:wpi="http://schemas.microsoft.com/office/word/2010/wordprocessingInk" xmlns:wne="http://schemas.microsoft.com/office/word/2006/wordml" xmlns:wps="http://schemas.microsoft.com/office/word/2010/wordprocessingShape" mc:Ignorable="w14 w15 w16se w16cid w16 w16cex w16sdtdh w16sdtfl w16du wp14">
+<w:endnotes xmlns:wpc="http://schemas.microsoft.com/office/word/2010/wordprocessingCanvas" xmlns:cx="http://schemas.microsoft.com/office/drawing/2014/chartex" xmlns:cx1="http://schemas.microsoft.com/office/drawing/2015/9/8/chartex" xmlns:cx2="http://schemas.microsoft.com/office/drawing/2015/10/21/chartex" xmlns:cx3="http://schemas.microsoft.com/office/drawing/2016/5/9/chartex" xmlns:cx4="http://schemas.microsoft.com/office/drawing/2016/5/10/chartex" xmlns:cx5="http://schemas.microsoft.com/office/drawing/2016/5/11/chartex" xmlns:cx6="http://schemas.microsoft.com/office/drawing/2016/5/12/chartex" xmlns:cx7="http://schemas.microsoft.com/office/drawing/2016/5/13/chartex" xmlns:cx8="http://schemas.microsoft.com/office/drawing/2016/5/14/chartex" xmlns:mc="http://schemas.openxmlformats.org/markup-compatibility/2006" xmlns:aink="http://schemas.microsoft.com/office/drawing/2016/ink" xmlns:am3d="http://schemas.microsoft.com/office/drawing/2017/model3d" xmlns:o="urn:schemas-microsoft-com:office:office" xmlns:oel="http://schemas.microsoft.com/office/2019/extlst" xmlns:r="http://schemas.openxmlformats.org/officeDocument/2006/relationships" xmlns:m="http://schemas.openxmlformats.org/officeDocument/2006/math" xmlns:v="urn:schemas-microsoft-com:vml" xmlns:wp14="http://schemas.microsoft.com/office/word/2010/wordprocessingDrawing" xmlns:wp="http://schemas.openxmlformats.org/drawingml/2006/wordprocessingDrawing" xmlns:w10="urn:schemas-microsoft-com:office:word" xmlns:w="http://schemas.openxmlformats.org/wordprocessingml/2006/main" xmlns:w14="http://schemas.microsoft.com/office/word/2010/wordml" xmlns:w15="http://schemas.microsoft.com/office/word/2012/wordml" xmlns:w16cei="http://schemas.microsoft.com/office/word/2026/wordml/cei" xmlns:w16cex="http://schemas.microsoft.com/office/word/2018/wordml/cex" xmlns:w16cid="http://schemas.microsoft.com/office/word/2016/wordml/cid" xmlns:w16="http://schemas.microsoft.com/office/word/2018/wordml" xmlns:w16du="http://schemas.microsoft.com/office/word/2023/wordml/word16du" xmlns:w16sdtdh="http://schemas.microsoft.com/office/word/2020/wordml/sdtdatahash" xmlns:w16sdtfl="http://schemas.microsoft.com/office/word/2024/wordml/sdtformatlock" xmlns:w16se="http://schemas.microsoft.com/office/word/2015/wordml/symex" xmlns:wpg="http://schemas.microsoft.com/office/word/2010/wordprocessingGroup" xmlns:wpi="http://schemas.microsoft.com/office/word/2010/wordprocessingInk" xmlns:wne="http://schemas.microsoft.com/office/word/2006/wordml" xmlns:wps="http://schemas.microsoft.com/office/word/2010/wordprocessingShape" mc:Ignorable="w14 w15 w16se w16cid w16 w16cex w16sdtdh w16sdtfl w16du wp14">
   <w:endnote w:type="separator" w:id="-1">
     <w:p>
       <w:r>
@@ -1809,7 +1936,7 @@
 </file>
 
 <file path=word/footnotes.xml><?xml version="1.0" encoding="utf-8"?>
-<w:footnotes xmlns:wpc="http://schemas.microsoft.com/office/word/2010/wordprocessingCanvas" xmlns:cx="http://schemas.microsoft.com/office/drawing/2014/chartex" xmlns:cx1="http://schemas.microsoft.com/office/drawing/2015/9/8/chartex" xmlns:cx2="http://schemas.microsoft.com/office/drawing/2015/10/21/chartex" xmlns:cx3="http://schemas.microsoft.com/office/drawing/2016/5/9/chartex" xmlns:cx4="http://schemas.microsoft.com/office/drawing/2016/5/10/chartex" xmlns:cx5="http://schemas.microsoft.com/office/drawing/2016/5/11/chartex" xmlns:cx6="http://schemas.microsoft.com/office/drawing/2016/5/12/chartex" xmlns:cx7="http://schemas.microsoft.com/office/drawing/2016/5/13/chartex" xmlns:cx8="http://schemas.microsoft.com/office/drawing/2016/5/14/chartex" xmlns:mc="http://schemas.openxmlformats.org/markup-compatibility/2006" xmlns:aink="http://schemas.microsoft.com/office/drawing/2016/ink" xmlns:am3d="http://schemas.microsoft.com/office/drawing/2017/model3d" xmlns:o="urn:schemas-microsoft-com:office:office" xmlns:oel="http://schemas.microsoft.com/office/2019/extlst" xmlns:r="http://schemas.openxmlformats.org/officeDocument/2006/relationships" xmlns:m="http://schemas.openxmlformats.org/officeDocument/2006/math" xmlns:v="urn:schemas-microsoft-com:vml" xmlns:wp14="http://schemas.microsoft.com/office/word/2010/wordprocessingDrawing" xmlns:wp="http://schemas.openxmlformats.org/drawingml/2006/wordprocessingDrawing" xmlns:w10="urn:schemas-microsoft-com:office:word" xmlns:w="http://schemas.openxmlformats.org/wordprocessingml/2006/main" xmlns:w14="http://schemas.microsoft.com/office/word/2010/wordml" xmlns:w15="http://schemas.microsoft.com/office/word/2012/wordml" xmlns:w16cex="http://schemas.microsoft.com/office/word/2018/wordml/cex" xmlns:w16cid="http://schemas.microsoft.com/office/word/2016/wordml/cid" xmlns:w16="http://schemas.microsoft.com/office/word/2018/wordml" xmlns:w16du="http://schemas.microsoft.com/office/word/2023/wordml/word16du" xmlns:w16sdtdh="http://schemas.microsoft.com/office/word/2020/wordml/sdtdatahash" xmlns:w16sdtfl="http://schemas.microsoft.com/office/word/2024/wordml/sdtformatlock" xmlns:w16se="http://schemas.microsoft.com/office/word/2015/wordml/symex" xmlns:wpg="http://schemas.microsoft.com/office/word/2010/wordprocessingGroup" xmlns:wpi="http://schemas.microsoft.com/office/word/2010/wordprocessingInk" xmlns:wne="http://schemas.microsoft.com/office/word/2006/wordml" xmlns:wps="http://schemas.microsoft.com/office/word/2010/wordprocessingShape" mc:Ignorable="w14 w15 w16se w16cid w16 w16cex w16sdtdh w16sdtfl w16du wp14">
+<w:footnotes xmlns:wpc="http://schemas.microsoft.com/office/word/2010/wordprocessingCanvas" xmlns:cx="http://schemas.microsoft.com/office/drawing/2014/chartex" xmlns:cx1="http://schemas.microsoft.com/office/drawing/2015/9/8/chartex" xmlns:cx2="http://schemas.microsoft.com/office/drawing/2015/10/21/chartex" xmlns:cx3="http://schemas.microsoft.com/office/drawing/2016/5/9/chartex" xmlns:cx4="http://schemas.microsoft.com/office/drawing/2016/5/10/chartex" xmlns:cx5="http://schemas.microsoft.com/office/drawing/2016/5/11/chartex" xmlns:cx6="http://schemas.microsoft.com/office/drawing/2016/5/12/chartex" xmlns:cx7="http://schemas.microsoft.com/office/drawing/2016/5/13/chartex" xmlns:cx8="http://schemas.microsoft.com/office/drawing/2016/5/14/chartex" xmlns:mc="http://schemas.openxmlformats.org/markup-compatibility/2006" xmlns:aink="http://schemas.microsoft.com/office/drawing/2016/ink" xmlns:am3d="http://schemas.microsoft.com/office/drawing/2017/model3d" xmlns:o="urn:schemas-microsoft-com:office:office" xmlns:oel="http://schemas.microsoft.com/office/2019/extlst" xmlns:r="http://schemas.openxmlformats.org/officeDocument/2006/relationships" xmlns:m="http://schemas.openxmlformats.org/officeDocument/2006/math" xmlns:v="urn:schemas-microsoft-com:vml" xmlns:wp14="http://schemas.microsoft.com/office/word/2010/wordprocessingDrawing" xmlns:wp="http://schemas.openxmlformats.org/drawingml/2006/wordprocessingDrawing" xmlns:w10="urn:schemas-microsoft-com:office:word" xmlns:w="http://schemas.openxmlformats.org/wordprocessingml/2006/main" xmlns:w14="http://schemas.microsoft.com/office/word/2010/wordml" xmlns:w15="http://schemas.microsoft.com/office/word/2012/wordml" xmlns:w16cei="http://schemas.microsoft.com/office/word/2026/wordml/cei" xmlns:w16cex="http://schemas.microsoft.com/office/word/2018/wordml/cex" xmlns:w16cid="http://schemas.microsoft.com/office/word/2016/wordml/cid" xmlns:w16="http://schemas.microsoft.com/office/word/2018/wordml" xmlns:w16du="http://schemas.microsoft.com/office/word/2023/wordml/word16du" xmlns:w16sdtdh="http://schemas.microsoft.com/office/word/2020/wordml/sdtdatahash" xmlns:w16sdtfl="http://schemas.microsoft.com/office/word/2024/wordml/sdtformatlock" xmlns:w16se="http://schemas.microsoft.com/office/word/2015/wordml/symex" xmlns:wpg="http://schemas.microsoft.com/office/word/2010/wordprocessingGroup" xmlns:wpi="http://schemas.microsoft.com/office/word/2010/wordprocessingInk" xmlns:wne="http://schemas.microsoft.com/office/word/2006/wordml" xmlns:wps="http://schemas.microsoft.com/office/word/2010/wordprocessingShape" mc:Ignorable="w14 w15 w16se w16cid w16 w16cex w16sdtdh w16sdtfl w16du wp14">
   <w:footnote w:type="separator" w:id="-1">
     <w:p>
       <w:r>
@@ -1828,7 +1955,7 @@
 </file>
 
 <file path=word/header1.xml><?xml version="1.0" encoding="utf-8"?>
-<w:hdr xmlns:wpc="http://schemas.microsoft.com/office/word/2010/wordprocessingCanvas" xmlns:cx="http://schemas.microsoft.com/office/drawing/2014/chartex" xmlns:cx1="http://schemas.microsoft.com/office/drawing/2015/9/8/chartex" xmlns:cx2="http://schemas.microsoft.com/office/drawing/2015/10/21/chartex" xmlns:cx3="http://schemas.microsoft.com/office/drawing/2016/5/9/chartex" xmlns:cx4="http://schemas.microsoft.com/office/drawing/2016/5/10/chartex" xmlns:cx5="http://schemas.microsoft.com/office/drawing/2016/5/11/chartex" xmlns:cx6="http://schemas.microsoft.com/office/drawing/2016/5/12/chartex" xmlns:cx7="http://schemas.microsoft.com/office/drawing/2016/5/13/chartex" xmlns:cx8="http://schemas.microsoft.com/office/drawing/2016/5/14/chartex" xmlns:mc="http://schemas.openxmlformats.org/markup-compatibility/2006" xmlns:aink="http://schemas.microsoft.com/office/drawing/2016/ink" xmlns:am3d="http://schemas.microsoft.com/office/drawing/2017/model3d" xmlns:o="urn:schemas-microsoft-com:office:office" xmlns:oel="http://schemas.microsoft.com/office/2019/extlst" xmlns:r="http://schemas.openxmlformats.org/officeDocument/2006/relationships" xmlns:m="http://schemas.openxmlformats.org/officeDocument/2006/math" xmlns:v="urn:schemas-microsoft-com:vml" xmlns:wp14="http://schemas.microsoft.com/office/word/2010/wordprocessingDrawing" xmlns:wp="http://schemas.openxmlformats.org/drawingml/2006/wordprocessingDrawing" xmlns:w10="urn:schemas-microsoft-com:office:word" xmlns:w="http://schemas.openxmlformats.org/wordprocessingml/2006/main" xmlns:w14="http://schemas.microsoft.com/office/word/2010/wordml" xmlns:w15="http://schemas.microsoft.com/office/word/2012/wordml" xmlns:w16cex="http://schemas.microsoft.com/office/word/2018/wordml/cex" xmlns:w16cid="http://schemas.microsoft.com/office/word/2016/wordml/cid" xmlns:w16="http://schemas.microsoft.com/office/word/2018/wordml" xmlns:w16du="http://schemas.microsoft.com/office/word/2023/wordml/word16du" xmlns:w16sdtdh="http://schemas.microsoft.com/office/word/2020/wordml/sdtdatahash" xmlns:w16sdtfl="http://schemas.microsoft.com/office/word/2024/wordml/sdtformatlock" xmlns:w16se="http://schemas.microsoft.com/office/word/2015/wordml/symex" xmlns:wpg="http://schemas.microsoft.com/office/word/2010/wordprocessingGroup" xmlns:wpi="http://schemas.microsoft.com/office/word/2010/wordprocessingInk" xmlns:wne="http://schemas.microsoft.com/office/word/2006/wordml" xmlns:wps="http://schemas.microsoft.com/office/word/2010/wordprocessingShape" mc:Ignorable="w14 w15 w16se w16cid w16 w16cex w16sdtdh w16sdtfl w16du wp14">
+<w:hdr xmlns:wpc="http://schemas.microsoft.com/office/word/2010/wordprocessingCanvas" xmlns:cx="http://schemas.microsoft.com/office/drawing/2014/chartex" xmlns:cx1="http://schemas.microsoft.com/office/drawing/2015/9/8/chartex" xmlns:cx2="http://schemas.microsoft.com/office/drawing/2015/10/21/chartex" xmlns:cx3="http://schemas.microsoft.com/office/drawing/2016/5/9/chartex" xmlns:cx4="http://schemas.microsoft.com/office/drawing/2016/5/10/chartex" xmlns:cx5="http://schemas.microsoft.com/office/drawing/2016/5/11/chartex" xmlns:cx6="http://schemas.microsoft.com/office/drawing/2016/5/12/chartex" xmlns:cx7="http://schemas.microsoft.com/office/drawing/2016/5/13/chartex" xmlns:cx8="http://schemas.microsoft.com/office/drawing/2016/5/14/chartex" xmlns:mc="http://schemas.openxmlformats.org/markup-compatibility/2006" xmlns:aink="http://schemas.microsoft.com/office/drawing/2016/ink" xmlns:am3d="http://schemas.microsoft.com/office/drawing/2017/model3d" xmlns:o="urn:schemas-microsoft-com:office:office" xmlns:oel="http://schemas.microsoft.com/office/2019/extlst" xmlns:r="http://schemas.openxmlformats.org/officeDocument/2006/relationships" xmlns:m="http://schemas.openxmlformats.org/officeDocument/2006/math" xmlns:v="urn:schemas-microsoft-com:vml" xmlns:wp14="http://schemas.microsoft.com/office/word/2010/wordprocessingDrawing" xmlns:wp="http://schemas.openxmlformats.org/drawingml/2006/wordprocessingDrawing" xmlns:w10="urn:schemas-microsoft-com:office:word" xmlns:w="http://schemas.openxmlformats.org/wordprocessingml/2006/main" xmlns:w14="http://schemas.microsoft.com/office/word/2010/wordml" xmlns:w15="http://schemas.microsoft.com/office/word/2012/wordml" xmlns:w16cei="http://schemas.microsoft.com/office/word/2026/wordml/cei" xmlns:w16cex="http://schemas.microsoft.com/office/word/2018/wordml/cex" xmlns:w16cid="http://schemas.microsoft.com/office/word/2016/wordml/cid" xmlns:w16="http://schemas.microsoft.com/office/word/2018/wordml" xmlns:w16du="http://schemas.microsoft.com/office/word/2023/wordml/word16du" xmlns:w16sdtdh="http://schemas.microsoft.com/office/word/2020/wordml/sdtdatahash" xmlns:w16sdtfl="http://schemas.microsoft.com/office/word/2024/wordml/sdtformatlock" xmlns:w16se="http://schemas.microsoft.com/office/word/2015/wordml/symex" xmlns:wpg="http://schemas.microsoft.com/office/word/2010/wordprocessingGroup" xmlns:wpi="http://schemas.microsoft.com/office/word/2010/wordprocessingInk" xmlns:wne="http://schemas.microsoft.com/office/word/2006/wordml" xmlns:wps="http://schemas.microsoft.com/office/word/2010/wordprocessingShape" mc:Ignorable="w14 w15 w16se w16cid w16 w16cex w16sdtdh w16sdtfl w16du wp14">
   <w:p>
     <w:pPr>
       <w:spacing w:line="14" w:lineRule="auto"/>
@@ -1841,7 +1968,7 @@
 </file>
 
 <file path=word/numbering.xml><?xml version="1.0" encoding="utf-8"?>
-<w:numbering xmlns:wpc="http://schemas.microsoft.com/office/word/2010/wordprocessingCanvas" xmlns:cx="http://schemas.microsoft.com/office/drawing/2014/chartex" xmlns:cx1="http://schemas.microsoft.com/office/drawing/2015/9/8/chartex" xmlns:cx2="http://schemas.microsoft.com/office/drawing/2015/10/21/chartex" xmlns:cx3="http://schemas.microsoft.com/office/drawing/2016/5/9/chartex" xmlns:cx4="http://schemas.microsoft.com/office/drawing/2016/5/10/chartex" xmlns:cx5="http://schemas.microsoft.com/office/drawing/2016/5/11/chartex" xmlns:cx6="http://schemas.microsoft.com/office/drawing/2016/5/12/chartex" xmlns:cx7="http://schemas.microsoft.com/office/drawing/2016/5/13/chartex" xmlns:cx8="http://schemas.microsoft.com/office/drawing/2016/5/14/chartex" xmlns:mc="http://schemas.openxmlformats.org/markup-compatibility/2006" xmlns:aink="http://schemas.microsoft.com/office/drawing/2016/ink" xmlns:am3d="http://schemas.microsoft.com/office/drawing/2017/model3d" xmlns:o="urn:schemas-microsoft-com:office:office" xmlns:oel="http://schemas.microsoft.com/office/2019/extlst" xmlns:r="http://schemas.openxmlformats.org/officeDocument/2006/relationships" xmlns:m="http://schemas.openxmlformats.org/officeDocument/2006/math" xmlns:v="urn:schemas-microsoft-com:vml" xmlns:wp14="http://schemas.microsoft.com/office/word/2010/wordprocessingDrawing" xmlns:wp="http://schemas.openxmlformats.org/drawingml/2006/wordprocessingDrawing" xmlns:w10="urn:schemas-microsoft-com:office:word" xmlns:w="http://schemas.openxmlformats.org/wordprocessingml/2006/main" xmlns:w14="http://schemas.microsoft.com/office/word/2010/wordml" xmlns:w15="http://schemas.microsoft.com/office/word/2012/wordml" xmlns:w16cex="http://schemas.microsoft.com/office/word/2018/wordml/cex" xmlns:w16cid="http://schemas.microsoft.com/office/word/2016/wordml/cid" xmlns:w16="http://schemas.microsoft.com/office/word/2018/wordml" xmlns:w16du="http://schemas.microsoft.com/office/word/2023/wordml/word16du" xmlns:w16sdtdh="http://schemas.microsoft.com/office/word/2020/wordml/sdtdatahash" xmlns:w16sdtfl="http://schemas.microsoft.com/office/word/2024/wordml/sdtformatlock" xmlns:w16se="http://schemas.microsoft.com/office/word/2015/wordml/symex" xmlns:wpg="http://schemas.microsoft.com/office/word/2010/wordprocessingGroup" xmlns:wpi="http://schemas.microsoft.com/office/word/2010/wordprocessingInk" xmlns:wne="http://schemas.microsoft.com/office/word/2006/wordml" xmlns:wps="http://schemas.microsoft.com/office/word/2010/wordprocessingShape" mc:Ignorable="w14 w15 w16se w16cid w16 w16cex w16sdtdh w16sdtfl w16du wp14">
+<w:numbering xmlns:wpc="http://schemas.microsoft.com/office/word/2010/wordprocessingCanvas" xmlns:cx="http://schemas.microsoft.com/office/drawing/2014/chartex" xmlns:cx1="http://schemas.microsoft.com/office/drawing/2015/9/8/chartex" xmlns:cx2="http://schemas.microsoft.com/office/drawing/2015/10/21/chartex" xmlns:cx3="http://schemas.microsoft.com/office/drawing/2016/5/9/chartex" xmlns:cx4="http://schemas.microsoft.com/office/drawing/2016/5/10/chartex" xmlns:cx5="http://schemas.microsoft.com/office/drawing/2016/5/11/chartex" xmlns:cx6="http://schemas.microsoft.com/office/drawing/2016/5/12/chartex" xmlns:cx7="http://schemas.microsoft.com/office/drawing/2016/5/13/chartex" xmlns:cx8="http://schemas.microsoft.com/office/drawing/2016/5/14/chartex" xmlns:mc="http://schemas.openxmlformats.org/markup-compatibility/2006" xmlns:aink="http://schemas.microsoft.com/office/drawing/2016/ink" xmlns:am3d="http://schemas.microsoft.com/office/drawing/2017/model3d" xmlns:o="urn:schemas-microsoft-com:office:office" xmlns:oel="http://schemas.microsoft.com/office/2019/extlst" xmlns:r="http://schemas.openxmlformats.org/officeDocument/2006/relationships" xmlns:m="http://schemas.openxmlformats.org/officeDocument/2006/math" xmlns:v="urn:schemas-microsoft-com:vml" xmlns:wp14="http://schemas.microsoft.com/office/word/2010/wordprocessingDrawing" xmlns:wp="http://schemas.openxmlformats.org/drawingml/2006/wordprocessingDrawing" xmlns:w10="urn:schemas-microsoft-com:office:word" xmlns:w="http://schemas.openxmlformats.org/wordprocessingml/2006/main" xmlns:w14="http://schemas.microsoft.com/office/word/2010/wordml" xmlns:w15="http://schemas.microsoft.com/office/word/2012/wordml" xmlns:w16cei="http://schemas.microsoft.com/office/word/2026/wordml/cei" xmlns:w16cex="http://schemas.microsoft.com/office/word/2018/wordml/cex" xmlns:w16cid="http://schemas.microsoft.com/office/word/2016/wordml/cid" xmlns:w16="http://schemas.microsoft.com/office/word/2018/wordml" xmlns:w16du="http://schemas.microsoft.com/office/word/2023/wordml/word16du" xmlns:w16sdtdh="http://schemas.microsoft.com/office/word/2020/wordml/sdtdatahash" xmlns:w16sdtfl="http://schemas.microsoft.com/office/word/2024/wordml/sdtformatlock" xmlns:w16se="http://schemas.microsoft.com/office/word/2015/wordml/symex" xmlns:wpg="http://schemas.microsoft.com/office/word/2010/wordprocessingGroup" xmlns:wpi="http://schemas.microsoft.com/office/word/2010/wordprocessingInk" xmlns:wne="http://schemas.microsoft.com/office/word/2006/wordml" xmlns:wps="http://schemas.microsoft.com/office/word/2010/wordprocessingShape" mc:Ignorable="w14 w15 w16se w16cid w16 w16cex w16sdtdh w16sdtfl w16du wp14">
   <w:abstractNum w:abstractNumId="0" w15:restartNumberingAfterBreak="0">
     <w:nsid w:val="0A8241F4"/>
     <w:multiLevelType w:val="hybridMultilevel"/>

--- a/面试/个人简历.docx
+++ b/面试/个人简历.docx
@@ -593,23 +593,34 @@
             </w:r>
             <w:r>
               <w:rPr>
-                <w:rFonts w:ascii="微软雅黑" w:eastAsia="微软雅黑" w:hAnsi="微软雅黑"/>
-                <w:b/>
-                <w:bCs/>
-                <w:noProof/>
-                <w:sz w:val="20"/>
-                <w:szCs w:val="20"/>
-              </w:rPr>
-              <w:t>计算机技术</w:t>
-            </w:r>
-            <w:r>
-              <w:rPr>
                 <w:rFonts w:ascii="微软雅黑" w:eastAsia="微软雅黑" w:hAnsi="微软雅黑" w:cs="微软雅黑" w:hint="eastAsia"/>
                 <w:spacing w:val="2"/>
                 <w:sz w:val="20"/>
                 <w:szCs w:val="20"/>
               </w:rPr>
-              <w:t xml:space="preserve">                                 </w:t>
+              <w:t xml:space="preserve">         </w:t>
+            </w:r>
+            <w:r>
+              <w:rPr>
+                <w:rFonts w:ascii="微软雅黑" w:eastAsia="微软雅黑" w:hAnsi="微软雅黑"/>
+                <w:b/>
+                <w:bCs/>
+                <w:noProof/>
+                <w:sz w:val="20"/>
+                <w:szCs w:val="20"/>
+              </w:rPr>
+              <w:t>计算机技术</w:t>
+            </w:r>
+            <w:r>
+              <w:rPr>
+                <w:rFonts w:ascii="微软雅黑" w:eastAsia="微软雅黑" w:hAnsi="微软雅黑" w:hint="eastAsia"/>
+                <w:b/>
+                <w:bCs/>
+                <w:noProof/>
+                <w:sz w:val="20"/>
+                <w:szCs w:val="20"/>
+              </w:rPr>
+              <w:t>(推免)</w:t>
             </w:r>
             <w:r>
               <w:rPr>
@@ -627,7 +638,25 @@
                 <w:sz w:val="20"/>
                 <w:szCs w:val="20"/>
               </w:rPr>
-              <w:t xml:space="preserve">                                   </w:t>
+              <w:t xml:space="preserve"> </w:t>
+            </w:r>
+            <w:r>
+              <w:rPr>
+                <w:rFonts w:ascii="微软雅黑" w:eastAsia="微软雅黑" w:hAnsi="微软雅黑" w:cs="微软雅黑" w:hint="eastAsia"/>
+                <w:spacing w:val="2"/>
+                <w:sz w:val="20"/>
+                <w:szCs w:val="20"/>
+              </w:rPr>
+              <w:t xml:space="preserve">               </w:t>
+            </w:r>
+            <w:r>
+              <w:rPr>
+                <w:rFonts w:ascii="微软雅黑" w:eastAsia="微软雅黑" w:hAnsi="微软雅黑" w:cs="微软雅黑" w:hint="eastAsia"/>
+                <w:spacing w:val="2"/>
+                <w:sz w:val="20"/>
+                <w:szCs w:val="20"/>
+              </w:rPr>
+              <w:t xml:space="preserve">                                  </w:t>
             </w:r>
             <w:r>
               <w:rPr>
@@ -767,23 +796,34 @@
             </w:r>
             <w:r>
               <w:rPr>
-                <w:rFonts w:ascii="微软雅黑" w:eastAsia="微软雅黑" w:hAnsi="微软雅黑"/>
-                <w:b/>
-                <w:bCs/>
-                <w:noProof/>
-                <w:sz w:val="20"/>
-                <w:szCs w:val="20"/>
-              </w:rPr>
-              <w:t>软件工程</w:t>
-            </w:r>
-            <w:r>
-              <w:rPr>
                 <w:rFonts w:ascii="微软雅黑" w:eastAsia="微软雅黑" w:hAnsi="微软雅黑" w:cs="微软雅黑" w:hint="eastAsia"/>
                 <w:spacing w:val="2"/>
                 <w:sz w:val="20"/>
                 <w:szCs w:val="20"/>
               </w:rPr>
-              <w:t xml:space="preserve">                                     </w:t>
+              <w:t xml:space="preserve">        </w:t>
+            </w:r>
+            <w:r>
+              <w:rPr>
+                <w:rFonts w:ascii="微软雅黑" w:eastAsia="微软雅黑" w:hAnsi="微软雅黑"/>
+                <w:b/>
+                <w:bCs/>
+                <w:noProof/>
+                <w:sz w:val="20"/>
+                <w:szCs w:val="20"/>
+              </w:rPr>
+              <w:t>软件工程</w:t>
+            </w:r>
+            <w:r>
+              <w:rPr>
+                <w:rFonts w:ascii="微软雅黑" w:eastAsia="微软雅黑" w:hAnsi="微软雅黑" w:hint="eastAsia"/>
+                <w:b/>
+                <w:bCs/>
+                <w:noProof/>
+                <w:sz w:val="20"/>
+                <w:szCs w:val="20"/>
+              </w:rPr>
+              <w:t>(rank 1)</w:t>
             </w:r>
             <w:r>
               <w:rPr>
@@ -792,7 +832,25 @@
                 <w:sz w:val="20"/>
                 <w:szCs w:val="20"/>
               </w:rPr>
-              <w:t xml:space="preserve">                                   </w:t>
+              <w:t xml:space="preserve">        </w:t>
+            </w:r>
+            <w:r>
+              <w:rPr>
+                <w:rFonts w:ascii="微软雅黑" w:eastAsia="微软雅黑" w:hAnsi="微软雅黑" w:cs="微软雅黑" w:hint="eastAsia"/>
+                <w:spacing w:val="2"/>
+                <w:sz w:val="20"/>
+                <w:szCs w:val="20"/>
+              </w:rPr>
+              <w:t xml:space="preserve">          </w:t>
+            </w:r>
+            <w:r>
+              <w:rPr>
+                <w:rFonts w:ascii="微软雅黑" w:eastAsia="微软雅黑" w:hAnsi="微软雅黑" w:cs="微软雅黑" w:hint="eastAsia"/>
+                <w:spacing w:val="2"/>
+                <w:sz w:val="20"/>
+                <w:szCs w:val="20"/>
+              </w:rPr>
+              <w:t xml:space="preserve">                                 </w:t>
             </w:r>
             <w:r>
               <w:rPr>
@@ -1457,7 +1515,21 @@
                 <w:rFonts w:ascii="微软雅黑" w:eastAsia="微软雅黑" w:hAnsi="微软雅黑" w:hint="eastAsia"/>
                 <w:noProof/>
               </w:rPr>
-              <w:t>使用Sinkborn算法缓解码本冲突，</w:t>
+              <w:t>使用Sink</w:t>
+            </w:r>
+            <w:r>
+              <w:rPr>
+                <w:rFonts w:ascii="微软雅黑" w:eastAsia="微软雅黑" w:hAnsi="微软雅黑" w:hint="eastAsia"/>
+                <w:noProof/>
+              </w:rPr>
+              <w:t>h</w:t>
+            </w:r>
+            <w:r>
+              <w:rPr>
+                <w:rFonts w:ascii="微软雅黑" w:eastAsia="微软雅黑" w:hAnsi="微软雅黑" w:hint="eastAsia"/>
+                <w:noProof/>
+              </w:rPr>
+              <w:t>orn算法缓解码本冲突，</w:t>
             </w:r>
             <w:r>
               <w:rPr>
@@ -1902,7 +1974,62 @@
           <w:sz w:val="20"/>
           <w:szCs w:val="20"/>
         </w:rPr>
-        <w:t>熟悉 langchain, Rag</w:t>
+        <w:t xml:space="preserve">熟悉 </w:t>
+      </w:r>
+      <w:r>
+        <w:rPr>
+          <w:rFonts w:ascii="微软雅黑" w:eastAsia="微软雅黑" w:hAnsi="微软雅黑" w:hint="eastAsia"/>
+          <w:b/>
+          <w:bCs/>
+          <w:noProof/>
+          <w:sz w:val="20"/>
+          <w:szCs w:val="20"/>
+        </w:rPr>
+        <w:t>agent 开发、</w:t>
+      </w:r>
+      <w:r>
+        <w:rPr>
+          <w:rFonts w:ascii="微软雅黑" w:eastAsia="微软雅黑" w:hAnsi="微软雅黑" w:hint="eastAsia"/>
+          <w:b/>
+          <w:bCs/>
+          <w:noProof/>
+          <w:sz w:val="20"/>
+          <w:szCs w:val="20"/>
+        </w:rPr>
+        <w:t>L</w:t>
+      </w:r>
+      <w:r>
+        <w:rPr>
+          <w:rFonts w:ascii="微软雅黑" w:eastAsia="微软雅黑" w:hAnsi="微软雅黑" w:hint="eastAsia"/>
+          <w:b/>
+          <w:bCs/>
+          <w:noProof/>
+          <w:sz w:val="20"/>
+          <w:szCs w:val="20"/>
+        </w:rPr>
+        <w:t>angchain,</w:t>
+      </w:r>
+      <w:r>
+        <w:rPr>
+          <w:rFonts w:ascii="微软雅黑" w:eastAsia="微软雅黑" w:hAnsi="微软雅黑" w:hint="eastAsia"/>
+          <w:b/>
+          <w:bCs/>
+          <w:noProof/>
+          <w:sz w:val="20"/>
+          <w:szCs w:val="20"/>
+        </w:rPr>
+        <w:t>、</w:t>
+      </w:r>
+      <w:r>
+        <w:rPr>
+          <w:rFonts w:ascii="微软雅黑" w:eastAsia="微软雅黑" w:hAnsi="微软雅黑" w:hint="eastAsia"/>
+          <w:b/>
+          <w:bCs/>
+          <w:noProof/>
+          <w:sz w:val="20"/>
+          <w:szCs w:val="20"/>
+        </w:rPr>
+        <w:t>Rag</w:t>
       </w:r>
     </w:p>
     <w:sectPr>

--- a/面试/个人简历.docx
+++ b/面试/个人简历.docx
@@ -1,6 +1,6 @@
 
 <file path=word/document.xml><?xml version="1.0" encoding="utf-8"?>
-<w:document xmlns:wpc="http://schemas.microsoft.com/office/word/2010/wordprocessingCanvas" xmlns:cx="http://schemas.microsoft.com/office/drawing/2014/chartex" xmlns:cx1="http://schemas.microsoft.com/office/drawing/2015/9/8/chartex" xmlns:cx2="http://schemas.microsoft.com/office/drawing/2015/10/21/chartex" xmlns:cx3="http://schemas.microsoft.com/office/drawing/2016/5/9/chartex" xmlns:cx4="http://schemas.microsoft.com/office/drawing/2016/5/10/chartex" xmlns:cx5="http://schemas.microsoft.com/office/drawing/2016/5/11/chartex" xmlns:cx6="http://schemas.microsoft.com/office/drawing/2016/5/12/chartex" xmlns:cx7="http://schemas.microsoft.com/office/drawing/2016/5/13/chartex" xmlns:cx8="http://schemas.microsoft.com/office/drawing/2016/5/14/chartex" xmlns:mc="http://schemas.openxmlformats.org/markup-compatibility/2006" xmlns:aink="http://schemas.microsoft.com/office/drawing/2016/ink" xmlns:am3d="http://schemas.microsoft.com/office/drawing/2017/model3d" xmlns:o="urn:schemas-microsoft-com:office:office" xmlns:oel="http://schemas.microsoft.com/office/2019/extlst" xmlns:r="http://schemas.openxmlformats.org/officeDocument/2006/relationships" xmlns:m="http://schemas.openxmlformats.org/officeDocument/2006/math" xmlns:v="urn:schemas-microsoft-com:vml" xmlns:wp14="http://schemas.microsoft.com/office/word/2010/wordprocessingDrawing" xmlns:wp="http://schemas.openxmlformats.org/drawingml/2006/wordprocessingDrawing" xmlns:w10="urn:schemas-microsoft-com:office:word" xmlns:w="http://schemas.openxmlformats.org/wordprocessingml/2006/main" xmlns:w14="http://schemas.microsoft.com/office/word/2010/wordml" xmlns:w15="http://schemas.microsoft.com/office/word/2012/wordml" xmlns:w16cei="http://schemas.microsoft.com/office/word/2026/wordml/cei" xmlns:w16cex="http://schemas.microsoft.com/office/word/2018/wordml/cex" xmlns:w16cid="http://schemas.microsoft.com/office/word/2016/wordml/cid" xmlns:w16="http://schemas.microsoft.com/office/word/2018/wordml" xmlns:w16du="http://schemas.microsoft.com/office/word/2023/wordml/word16du" xmlns:w16sdtdh="http://schemas.microsoft.com/office/word/2020/wordml/sdtdatahash" xmlns:w16sdtfl="http://schemas.microsoft.com/office/word/2024/wordml/sdtformatlock" xmlns:w16se="http://schemas.microsoft.com/office/word/2015/wordml/symex" xmlns:wpg="http://schemas.microsoft.com/office/word/2010/wordprocessingGroup" xmlns:wpi="http://schemas.microsoft.com/office/word/2010/wordprocessingInk" xmlns:wne="http://schemas.microsoft.com/office/word/2006/wordml" xmlns:wps="http://schemas.microsoft.com/office/word/2010/wordprocessingShape" mc:Ignorable="w14 w15 w16se w16cid w16 w16cex w16sdtdh w16sdtfl w16du wp14">
+<w:document xmlns:wpc="http://schemas.microsoft.com/office/word/2010/wordprocessingCanvas" xmlns:cx="http://schemas.microsoft.com/office/drawing/2014/chartex" xmlns:cx1="http://schemas.microsoft.com/office/drawing/2015/9/8/chartex" xmlns:cx2="http://schemas.microsoft.com/office/drawing/2015/10/21/chartex" xmlns:cx3="http://schemas.microsoft.com/office/drawing/2016/5/9/chartex" xmlns:cx4="http://schemas.microsoft.com/office/drawing/2016/5/10/chartex" xmlns:cx5="http://schemas.microsoft.com/office/drawing/2016/5/11/chartex" xmlns:cx6="http://schemas.microsoft.com/office/drawing/2016/5/12/chartex" xmlns:cx7="http://schemas.microsoft.com/office/drawing/2016/5/13/chartex" xmlns:cx8="http://schemas.microsoft.com/office/drawing/2016/5/14/chartex" xmlns:mc="http://schemas.openxmlformats.org/markup-compatibility/2006" xmlns:aink="http://schemas.microsoft.com/office/drawing/2016/ink" xmlns:am3d="http://schemas.microsoft.com/office/drawing/2017/model3d" xmlns:o="urn:schemas-microsoft-com:office:office" xmlns:oel="http://schemas.microsoft.com/office/2019/extlst" xmlns:r="http://schemas.openxmlformats.org/officeDocument/2006/relationships" xmlns:m="http://schemas.openxmlformats.org/officeDocument/2006/math" xmlns:v="urn:schemas-microsoft-com:vml" xmlns:wp14="http://schemas.microsoft.com/office/word/2010/wordprocessingDrawing" xmlns:wp="http://schemas.openxmlformats.org/drawingml/2006/wordprocessingDrawing" xmlns:w10="urn:schemas-microsoft-com:office:word" xmlns:w="http://schemas.openxmlformats.org/wordprocessingml/2006/main" xmlns:w14="http://schemas.microsoft.com/office/word/2010/wordml" xmlns:w15="http://schemas.microsoft.com/office/word/2012/wordml" xmlns:w16cex="http://schemas.microsoft.com/office/word/2018/wordml/cex" xmlns:w16cid="http://schemas.microsoft.com/office/word/2016/wordml/cid" xmlns:w16="http://schemas.microsoft.com/office/word/2018/wordml" xmlns:w16du="http://schemas.microsoft.com/office/word/2023/wordml/word16du" xmlns:w16sdtdh="http://schemas.microsoft.com/office/word/2020/wordml/sdtdatahash" xmlns:w16sdtfl="http://schemas.microsoft.com/office/word/2024/wordml/sdtformatlock" xmlns:w16se="http://schemas.microsoft.com/office/word/2015/wordml/symex" xmlns:wpg="http://schemas.microsoft.com/office/word/2010/wordprocessingGroup" xmlns:wpi="http://schemas.microsoft.com/office/word/2010/wordprocessingInk" xmlns:wne="http://schemas.microsoft.com/office/word/2006/wordml" xmlns:wps="http://schemas.microsoft.com/office/word/2010/wordprocessingShape" mc:Ignorable="w14 w15 w16se w16cid w16 w16cex w16sdtdh w16sdtfl w16du wp14">
   <w:body>
     <w:p>
       <w:pPr>
@@ -463,7 +463,7 @@
               </wp:anchor>
             </w:drawing>
           </mc:Choice>
-          <mc:Fallback>
+          <mc:Fallback xmlns:w16cei="http://schemas.microsoft.com/office/word/2026/wordml/cei">
             <w:pict>
               <v:line w14:anchorId="686A7441" id="直接连接符 10" o:spid="_x0000_s1026" style="position:absolute;z-index:251676672;visibility:visible;mso-wrap-style:square;mso-width-percent:0;mso-height-percent:0;mso-wrap-distance-left:9pt;mso-wrap-distance-top:0;mso-wrap-distance-right:9pt;mso-wrap-distance-bottom:0;mso-position-horizontal:left;mso-position-horizontal-relative:margin;mso-position-vertical:absolute;mso-position-vertical-relative:text;mso-width-percent:0;mso-height-percent:0;mso-width-relative:margin;mso-height-relative:margin" from="0,2.55pt" to="115.8pt,2.55pt" o:gfxdata="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" strokecolor="#54648c" strokeweight="2.25pt">
                 <w10:wrap anchorx="margin"/>
@@ -1036,7 +1036,7 @@
                     </wp:anchor>
                   </w:drawing>
                 </mc:Choice>
-                <mc:Fallback>
+                <mc:Fallback xmlns:w16cei="http://schemas.microsoft.com/office/word/2026/wordml/cei">
                   <w:pict>
                     <v:line w14:anchorId="650E6284" id="直接连接符 10" o:spid="_x0000_s1026" style="position:absolute;z-index:251674624;visibility:visible;mso-wrap-style:square;mso-width-percent:0;mso-height-percent:0;mso-wrap-distance-left:9pt;mso-wrap-distance-top:0;mso-wrap-distance-right:9pt;mso-wrap-distance-bottom:0;mso-position-horizontal:absolute;mso-position-horizontal-relative:margin;mso-position-vertical:absolute;mso-position-vertical-relative:text;mso-width-percent:0;mso-height-percent:0;mso-width-relative:margin;mso-height-relative:margin" from="0,1.25pt" to="115.8pt,1.25pt" o:gfxdata="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" strokecolor="#54648c" strokeweight="2.25pt">
                       <w10:wrap anchorx="margin"/>
@@ -1269,21 +1269,7 @@
                 <w:rFonts w:ascii="微软雅黑" w:eastAsia="微软雅黑" w:hAnsi="微软雅黑"/>
                 <w:noProof/>
               </w:rPr>
-              <w:t>在 RankMixer 模型基础上探索多任务学习方案，新增人均阅读章节预测任务，并采用 Gra</w:t>
-            </w:r>
-            <w:r>
-              <w:rPr>
-                <w:rFonts w:ascii="微软雅黑" w:eastAsia="微软雅黑" w:hAnsi="微软雅黑" w:hint="eastAsia"/>
-                <w:noProof/>
-              </w:rPr>
-              <w:t>n</w:t>
-            </w:r>
-            <w:r>
-              <w:rPr>
-                <w:rFonts w:ascii="微软雅黑" w:eastAsia="微软雅黑" w:hAnsi="微软雅黑"/>
-                <w:noProof/>
-              </w:rPr>
-              <w:t>dNorm 算法动态调整点击率预测任务与阅读深度预测任务之间的损失权重，通过构建 CTR 与阅读深度联合优化目标，在保证点击率稳定的前提下实现人均阅读章节指标的小幅提升。</w:t>
+              <w:t>在 RankMixer 模型基础上探索多任务学习方案，新增人均阅读章节预测任务，并采用 GradNorm 算法动态调整点击率预测任务与阅读深度预测任务之间的损失权重，通过构建 CTR 与阅读深度联合优化目标，在保证点击率稳定的前提下实现人均阅读章节指标的小幅提升。</w:t>
             </w:r>
           </w:p>
           <w:p>
@@ -1461,7 +1447,7 @@
                     </wp:anchor>
                   </w:drawing>
                 </mc:Choice>
-                <mc:Fallback>
+                <mc:Fallback xmlns:w16cei="http://schemas.microsoft.com/office/word/2026/wordml/cei">
                   <w:pict>
                     <v:line w14:anchorId="57CF5C4C" id="直接连接符 10" o:spid="_x0000_s1026" style="position:absolute;z-index:251672576;visibility:visible;mso-wrap-style:square;mso-width-percent:0;mso-height-percent:0;mso-wrap-distance-left:9pt;mso-wrap-distance-top:0;mso-wrap-distance-right:9pt;mso-wrap-distance-bottom:0;mso-position-horizontal:absolute;mso-position-horizontal-relative:margin;mso-position-vertical:absolute;mso-position-vertical-relative:text;mso-width-percent:0;mso-height-percent:0;mso-width-relative:margin;mso-height-relative:margin" from="-.5pt,-.15pt" to="115.3pt,-.15pt" o:gfxdata="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" strokecolor="#54648c" strokeweight="2.25pt">
                       <w10:wrap anchorx="margin"/>
@@ -1726,7 +1712,7 @@
                     </wp:anchor>
                   </w:drawing>
                 </mc:Choice>
-                <mc:Fallback>
+                <mc:Fallback xmlns:w16cei="http://schemas.microsoft.com/office/word/2026/wordml/cei">
                   <w:pict>
                     <v:line w14:anchorId="53FB3D36" id="直接连接符 10" o:spid="_x0000_s1026" style="position:absolute;flip:y;z-index:251661312;visibility:visible;mso-wrap-style:square;mso-width-percent:0;mso-height-percent:0;mso-wrap-distance-left:9pt;mso-wrap-distance-top:0;mso-wrap-distance-right:9pt;mso-wrap-distance-bottom:0;mso-position-horizontal:absolute;mso-position-horizontal-relative:margin;mso-position-vertical:absolute;mso-position-vertical-relative:text;mso-width-percent:0;mso-height-percent:0;mso-width-relative:margin;mso-height-relative:margin" from="-1.1pt,23.75pt" to="115.6pt,24.35pt" o:gfxdata="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" strokecolor="#54648c" strokeweight="2.25pt">
                       <w10:wrap anchorx="margin"/>
@@ -2044,7 +2030,7 @@
 </file>
 
 <file path=word/endnotes.xml><?xml version="1.0" encoding="utf-8"?>
-<w:endnotes xmlns:wpc="http://schemas.microsoft.com/office/word/2010/wordprocessingCanvas" xmlns:cx="http://schemas.microsoft.com/office/drawing/2014/chartex" xmlns:cx1="http://schemas.microsoft.com/office/drawing/2015/9/8/chartex" xmlns:cx2="http://schemas.microsoft.com/office/drawing/2015/10/21/chartex" xmlns:cx3="http://schemas.microsoft.com/office/drawing/2016/5/9/chartex" xmlns:cx4="http://schemas.microsoft.com/office/drawing/2016/5/10/chartex" xmlns:cx5="http://schemas.microsoft.com/office/drawing/2016/5/11/chartex" xmlns:cx6="http://schemas.microsoft.com/office/drawing/2016/5/12/chartex" xmlns:cx7="http://schemas.microsoft.com/office/drawing/2016/5/13/chartex" xmlns:cx8="http://schemas.microsoft.com/office/drawing/2016/5/14/chartex" xmlns:mc="http://schemas.openxmlformats.org/markup-compatibility/2006" xmlns:aink="http://schemas.microsoft.com/office/drawing/2016/ink" xmlns:am3d="http://schemas.microsoft.com/office/drawing/2017/model3d" xmlns:o="urn:schemas-microsoft-com:office:office" xmlns:oel="http://schemas.microsoft.com/office/2019/extlst" xmlns:r="http://schemas.openxmlformats.org/officeDocument/2006/relationships" xmlns:m="http://schemas.openxmlformats.org/officeDocument/2006/math" xmlns:v="urn:schemas-microsoft-com:vml" xmlns:wp14="http://schemas.microsoft.com/office/word/2010/wordprocessingDrawing" xmlns:wp="http://schemas.openxmlformats.org/drawingml/2006/wordprocessingDrawing" xmlns:w10="urn:schemas-microsoft-com:office:word" xmlns:w="http://schemas.openxmlformats.org/wordprocessingml/2006/main" xmlns:w14="http://schemas.microsoft.com/office/word/2010/wordml" xmlns:w15="http://schemas.microsoft.com/office/word/2012/wordml" xmlns:w16cei="http://schemas.microsoft.com/office/word/2026/wordml/cei" xmlns:w16cex="http://schemas.microsoft.com/office/word/2018/wordml/cex" xmlns:w16cid="http://schemas.microsoft.com/office/word/2016/wordml/cid" xmlns:w16="http://schemas.microsoft.com/office/word/2018/wordml" xmlns:w16du="http://schemas.microsoft.com/office/word/2023/wordml/word16du" xmlns:w16sdtdh="http://schemas.microsoft.com/office/word/2020/wordml/sdtdatahash" xmlns:w16sdtfl="http://schemas.microsoft.com/office/word/2024/wordml/sdtformatlock" xmlns:w16se="http://schemas.microsoft.com/office/word/2015/wordml/symex" xmlns:wpg="http://schemas.microsoft.com/office/word/2010/wordprocessingGroup" xmlns:wpi="http://schemas.microsoft.com/office/word/2010/wordprocessingInk" xmlns:wne="http://schemas.microsoft.com/office/word/2006/wordml" xmlns:wps="http://schemas.microsoft.com/office/word/2010/wordprocessingShape" mc:Ignorable="w14 w15 w16se w16cid w16 w16cex w16sdtdh w16sdtfl w16du wp14">
+<w:endnotes xmlns:wpc="http://schemas.microsoft.com/office/word/2010/wordprocessingCanvas" xmlns:cx="http://schemas.microsoft.com/office/drawing/2014/chartex" xmlns:cx1="http://schemas.microsoft.com/office/drawing/2015/9/8/chartex" xmlns:cx2="http://schemas.microsoft.com/office/drawing/2015/10/21/chartex" xmlns:cx3="http://schemas.microsoft.com/office/drawing/2016/5/9/chartex" xmlns:cx4="http://schemas.microsoft.com/office/drawing/2016/5/10/chartex" xmlns:cx5="http://schemas.microsoft.com/office/drawing/2016/5/11/chartex" xmlns:cx6="http://schemas.microsoft.com/office/drawing/2016/5/12/chartex" xmlns:cx7="http://schemas.microsoft.com/office/drawing/2016/5/13/chartex" xmlns:cx8="http://schemas.microsoft.com/office/drawing/2016/5/14/chartex" xmlns:mc="http://schemas.openxmlformats.org/markup-compatibility/2006" xmlns:aink="http://schemas.microsoft.com/office/drawing/2016/ink" xmlns:am3d="http://schemas.microsoft.com/office/drawing/2017/model3d" xmlns:o="urn:schemas-microsoft-com:office:office" xmlns:oel="http://schemas.microsoft.com/office/2019/extlst" xmlns:r="http://schemas.openxmlformats.org/officeDocument/2006/relationships" xmlns:m="http://schemas.openxmlformats.org/officeDocument/2006/math" xmlns:v="urn:schemas-microsoft-com:vml" xmlns:wp14="http://schemas.microsoft.com/office/word/2010/wordprocessingDrawing" xmlns:wp="http://schemas.openxmlformats.org/drawingml/2006/wordprocessingDrawing" xmlns:w10="urn:schemas-microsoft-com:office:word" xmlns:w="http://schemas.openxmlformats.org/wordprocessingml/2006/main" xmlns:w14="http://schemas.microsoft.com/office/word/2010/wordml" xmlns:w15="http://schemas.microsoft.com/office/word/2012/wordml" xmlns:w16cex="http://schemas.microsoft.com/office/word/2018/wordml/cex" xmlns:w16cid="http://schemas.microsoft.com/office/word/2016/wordml/cid" xmlns:w16="http://schemas.microsoft.com/office/word/2018/wordml" xmlns:w16du="http://schemas.microsoft.com/office/word/2023/wordml/word16du" xmlns:w16sdtdh="http://schemas.microsoft.com/office/word/2020/wordml/sdtdatahash" xmlns:w16sdtfl="http://schemas.microsoft.com/office/word/2024/wordml/sdtformatlock" xmlns:w16se="http://schemas.microsoft.com/office/word/2015/wordml/symex" xmlns:wpg="http://schemas.microsoft.com/office/word/2010/wordprocessingGroup" xmlns:wpi="http://schemas.microsoft.com/office/word/2010/wordprocessingInk" xmlns:wne="http://schemas.microsoft.com/office/word/2006/wordml" xmlns:wps="http://schemas.microsoft.com/office/word/2010/wordprocessingShape" mc:Ignorable="w14 w15 w16se w16cid w16 w16cex w16sdtdh w16sdtfl w16du wp14">
   <w:endnote w:type="separator" w:id="-1">
     <w:p>
       <w:r>
@@ -2063,7 +2049,7 @@
 </file>
 
 <file path=word/footnotes.xml><?xml version="1.0" encoding="utf-8"?>
-<w:footnotes xmlns:wpc="http://schemas.microsoft.com/office/word/2010/wordprocessingCanvas" xmlns:cx="http://schemas.microsoft.com/office/drawing/2014/chartex" xmlns:cx1="http://schemas.microsoft.com/office/drawing/2015/9/8/chartex" xmlns:cx2="http://schemas.microsoft.com/office/drawing/2015/10/21/chartex" xmlns:cx3="http://schemas.microsoft.com/office/drawing/2016/5/9/chartex" xmlns:cx4="http://schemas.microsoft.com/office/drawing/2016/5/10/chartex" xmlns:cx5="http://schemas.microsoft.com/office/drawing/2016/5/11/chartex" xmlns:cx6="http://schemas.microsoft.com/office/drawing/2016/5/12/chartex" xmlns:cx7="http://schemas.microsoft.com/office/drawing/2016/5/13/chartex" xmlns:cx8="http://schemas.microsoft.com/office/drawing/2016/5/14/chartex" xmlns:mc="http://schemas.openxmlformats.org/markup-compatibility/2006" xmlns:aink="http://schemas.microsoft.com/office/drawing/2016/ink" xmlns:am3d="http://schemas.microsoft.com/office/drawing/2017/model3d" xmlns:o="urn:schemas-microsoft-com:office:office" xmlns:oel="http://schemas.microsoft.com/office/2019/extlst" xmlns:r="http://schemas.openxmlformats.org/officeDocument/2006/relationships" xmlns:m="http://schemas.openxmlformats.org/officeDocument/2006/math" xmlns:v="urn:schemas-microsoft-com:vml" xmlns:wp14="http://schemas.microsoft.com/office/word/2010/wordprocessingDrawing" xmlns:wp="http://schemas.openxmlformats.org/drawingml/2006/wordprocessingDrawing" xmlns:w10="urn:schemas-microsoft-com:office:word" xmlns:w="http://schemas.openxmlformats.org/wordprocessingml/2006/main" xmlns:w14="http://schemas.microsoft.com/office/word/2010/wordml" xmlns:w15="http://schemas.microsoft.com/office/word/2012/wordml" xmlns:w16cei="http://schemas.microsoft.com/office/word/2026/wordml/cei" xmlns:w16cex="http://schemas.microsoft.com/office/word/2018/wordml/cex" xmlns:w16cid="http://schemas.microsoft.com/office/word/2016/wordml/cid" xmlns:w16="http://schemas.microsoft.com/office/word/2018/wordml" xmlns:w16du="http://schemas.microsoft.com/office/word/2023/wordml/word16du" xmlns:w16sdtdh="http://schemas.microsoft.com/office/word/2020/wordml/sdtdatahash" xmlns:w16sdtfl="http://schemas.microsoft.com/office/word/2024/wordml/sdtformatlock" xmlns:w16se="http://schemas.microsoft.com/office/word/2015/wordml/symex" xmlns:wpg="http://schemas.microsoft.com/office/word/2010/wordprocessingGroup" xmlns:wpi="http://schemas.microsoft.com/office/word/2010/wordprocessingInk" xmlns:wne="http://schemas.microsoft.com/office/word/2006/wordml" xmlns:wps="http://schemas.microsoft.com/office/word/2010/wordprocessingShape" mc:Ignorable="w14 w15 w16se w16cid w16 w16cex w16sdtdh w16sdtfl w16du wp14">
+<w:footnotes xmlns:wpc="http://schemas.microsoft.com/office/word/2010/wordprocessingCanvas" xmlns:cx="http://schemas.microsoft.com/office/drawing/2014/chartex" xmlns:cx1="http://schemas.microsoft.com/office/drawing/2015/9/8/chartex" xmlns:cx2="http://schemas.microsoft.com/office/drawing/2015/10/21/chartex" xmlns:cx3="http://schemas.microsoft.com/office/drawing/2016/5/9/chartex" xmlns:cx4="http://schemas.microsoft.com/office/drawing/2016/5/10/chartex" xmlns:cx5="http://schemas.microsoft.com/office/drawing/2016/5/11/chartex" xmlns:cx6="http://schemas.microsoft.com/office/drawing/2016/5/12/chartex" xmlns:cx7="http://schemas.microsoft.com/office/drawing/2016/5/13/chartex" xmlns:cx8="http://schemas.microsoft.com/office/drawing/2016/5/14/chartex" xmlns:mc="http://schemas.openxmlformats.org/markup-compatibility/2006" xmlns:aink="http://schemas.microsoft.com/office/drawing/2016/ink" xmlns:am3d="http://schemas.microsoft.com/office/drawing/2017/model3d" xmlns:o="urn:schemas-microsoft-com:office:office" xmlns:oel="http://schemas.microsoft.com/office/2019/extlst" xmlns:r="http://schemas.openxmlformats.org/officeDocument/2006/relationships" xmlns:m="http://schemas.openxmlformats.org/officeDocument/2006/math" xmlns:v="urn:schemas-microsoft-com:vml" xmlns:wp14="http://schemas.microsoft.com/office/word/2010/wordprocessingDrawing" xmlns:wp="http://schemas.openxmlformats.org/drawingml/2006/wordprocessingDrawing" xmlns:w10="urn:schemas-microsoft-com:office:word" xmlns:w="http://schemas.openxmlformats.org/wordprocessingml/2006/main" xmlns:w14="http://schemas.microsoft.com/office/word/2010/wordml" xmlns:w15="http://schemas.microsoft.com/office/word/2012/wordml" xmlns:w16cex="http://schemas.microsoft.com/office/word/2018/wordml/cex" xmlns:w16cid="http://schemas.microsoft.com/office/word/2016/wordml/cid" xmlns:w16="http://schemas.microsoft.com/office/word/2018/wordml" xmlns:w16du="http://schemas.microsoft.com/office/word/2023/wordml/word16du" xmlns:w16sdtdh="http://schemas.microsoft.com/office/word/2020/wordml/sdtdatahash" xmlns:w16sdtfl="http://schemas.microsoft.com/office/word/2024/wordml/sdtformatlock" xmlns:w16se="http://schemas.microsoft.com/office/word/2015/wordml/symex" xmlns:wpg="http://schemas.microsoft.com/office/word/2010/wordprocessingGroup" xmlns:wpi="http://schemas.microsoft.com/office/word/2010/wordprocessingInk" xmlns:wne="http://schemas.microsoft.com/office/word/2006/wordml" xmlns:wps="http://schemas.microsoft.com/office/word/2010/wordprocessingShape" mc:Ignorable="w14 w15 w16se w16cid w16 w16cex w16sdtdh w16sdtfl w16du wp14">
   <w:footnote w:type="separator" w:id="-1">
     <w:p>
       <w:r>
@@ -2082,7 +2068,7 @@
 </file>
 
 <file path=word/header1.xml><?xml version="1.0" encoding="utf-8"?>
-<w:hdr xmlns:wpc="http://schemas.microsoft.com/office/word/2010/wordprocessingCanvas" xmlns:cx="http://schemas.microsoft.com/office/drawing/2014/chartex" xmlns:cx1="http://schemas.microsoft.com/office/drawing/2015/9/8/chartex" xmlns:cx2="http://schemas.microsoft.com/office/drawing/2015/10/21/chartex" xmlns:cx3="http://schemas.microsoft.com/office/drawing/2016/5/9/chartex" xmlns:cx4="http://schemas.microsoft.com/office/drawing/2016/5/10/chartex" xmlns:cx5="http://schemas.microsoft.com/office/drawing/2016/5/11/chartex" xmlns:cx6="http://schemas.microsoft.com/office/drawing/2016/5/12/chartex" xmlns:cx7="http://schemas.microsoft.com/office/drawing/2016/5/13/chartex" xmlns:cx8="http://schemas.microsoft.com/office/drawing/2016/5/14/chartex" xmlns:mc="http://schemas.openxmlformats.org/markup-compatibility/2006" xmlns:aink="http://schemas.microsoft.com/office/drawing/2016/ink" xmlns:am3d="http://schemas.microsoft.com/office/drawing/2017/model3d" xmlns:o="urn:schemas-microsoft-com:office:office" xmlns:oel="http://schemas.microsoft.com/office/2019/extlst" xmlns:r="http://schemas.openxmlformats.org/officeDocument/2006/relationships" xmlns:m="http://schemas.openxmlformats.org/officeDocument/2006/math" xmlns:v="urn:schemas-microsoft-com:vml" xmlns:wp14="http://schemas.microsoft.com/office/word/2010/wordprocessingDrawing" xmlns:wp="http://schemas.openxmlformats.org/drawingml/2006/wordprocessingDrawing" xmlns:w10="urn:schemas-microsoft-com:office:word" xmlns:w="http://schemas.openxmlformats.org/wordprocessingml/2006/main" xmlns:w14="http://schemas.microsoft.com/office/word/2010/wordml" xmlns:w15="http://schemas.microsoft.com/office/word/2012/wordml" xmlns:w16cei="http://schemas.microsoft.com/office/word/2026/wordml/cei" xmlns:w16cex="http://schemas.microsoft.com/office/word/2018/wordml/cex" xmlns:w16cid="http://schemas.microsoft.com/office/word/2016/wordml/cid" xmlns:w16="http://schemas.microsoft.com/office/word/2018/wordml" xmlns:w16du="http://schemas.microsoft.com/office/word/2023/wordml/word16du" xmlns:w16sdtdh="http://schemas.microsoft.com/office/word/2020/wordml/sdtdatahash" xmlns:w16sdtfl="http://schemas.microsoft.com/office/word/2024/wordml/sdtformatlock" xmlns:w16se="http://schemas.microsoft.com/office/word/2015/wordml/symex" xmlns:wpg="http://schemas.microsoft.com/office/word/2010/wordprocessingGroup" xmlns:wpi="http://schemas.microsoft.com/office/word/2010/wordprocessingInk" xmlns:wne="http://schemas.microsoft.com/office/word/2006/wordml" xmlns:wps="http://schemas.microsoft.com/office/word/2010/wordprocessingShape" mc:Ignorable="w14 w15 w16se w16cid w16 w16cex w16sdtdh w16sdtfl w16du wp14">
+<w:hdr xmlns:wpc="http://schemas.microsoft.com/office/word/2010/wordprocessingCanvas" xmlns:cx="http://schemas.microsoft.com/office/drawing/2014/chartex" xmlns:cx1="http://schemas.microsoft.com/office/drawing/2015/9/8/chartex" xmlns:cx2="http://schemas.microsoft.com/office/drawing/2015/10/21/chartex" xmlns:cx3="http://schemas.microsoft.com/office/drawing/2016/5/9/chartex" xmlns:cx4="http://schemas.microsoft.com/office/drawing/2016/5/10/chartex" xmlns:cx5="http://schemas.microsoft.com/office/drawing/2016/5/11/chartex" xmlns:cx6="http://schemas.microsoft.com/office/drawing/2016/5/12/chartex" xmlns:cx7="http://schemas.microsoft.com/office/drawing/2016/5/13/chartex" xmlns:cx8="http://schemas.microsoft.com/office/drawing/2016/5/14/chartex" xmlns:mc="http://schemas.openxmlformats.org/markup-compatibility/2006" xmlns:aink="http://schemas.microsoft.com/office/drawing/2016/ink" xmlns:am3d="http://schemas.microsoft.com/office/drawing/2017/model3d" xmlns:o="urn:schemas-microsoft-com:office:office" xmlns:oel="http://schemas.microsoft.com/office/2019/extlst" xmlns:r="http://schemas.openxmlformats.org/officeDocument/2006/relationships" xmlns:m="http://schemas.openxmlformats.org/officeDocument/2006/math" xmlns:v="urn:schemas-microsoft-com:vml" xmlns:wp14="http://schemas.microsoft.com/office/word/2010/wordprocessingDrawing" xmlns:wp="http://schemas.openxmlformats.org/drawingml/2006/wordprocessingDrawing" xmlns:w10="urn:schemas-microsoft-com:office:word" xmlns:w="http://schemas.openxmlformats.org/wordprocessingml/2006/main" xmlns:w14="http://schemas.microsoft.com/office/word/2010/wordml" xmlns:w15="http://schemas.microsoft.com/office/word/2012/wordml" xmlns:w16cex="http://schemas.microsoft.com/office/word/2018/wordml/cex" xmlns:w16cid="http://schemas.microsoft.com/office/word/2016/wordml/cid" xmlns:w16="http://schemas.microsoft.com/office/word/2018/wordml" xmlns:w16du="http://schemas.microsoft.com/office/word/2023/wordml/word16du" xmlns:w16sdtdh="http://schemas.microsoft.com/office/word/2020/wordml/sdtdatahash" xmlns:w16sdtfl="http://schemas.microsoft.com/office/word/2024/wordml/sdtformatlock" xmlns:w16se="http://schemas.microsoft.com/office/word/2015/wordml/symex" xmlns:wpg="http://schemas.microsoft.com/office/word/2010/wordprocessingGroup" xmlns:wpi="http://schemas.microsoft.com/office/word/2010/wordprocessingInk" xmlns:wne="http://schemas.microsoft.com/office/word/2006/wordml" xmlns:wps="http://schemas.microsoft.com/office/word/2010/wordprocessingShape" mc:Ignorable="w14 w15 w16se w16cid w16 w16cex w16sdtdh w16sdtfl w16du wp14">
   <w:p>
     <w:pPr>
       <w:spacing w:line="14" w:lineRule="auto"/>
@@ -2095,7 +2081,7 @@
 </file>
 
 <file path=word/numbering.xml><?xml version="1.0" encoding="utf-8"?>
-<w:numbering xmlns:wpc="http://schemas.microsoft.com/office/word/2010/wordprocessingCanvas" xmlns:cx="http://schemas.microsoft.com/office/drawing/2014/chartex" xmlns:cx1="http://schemas.microsoft.com/office/drawing/2015/9/8/chartex" xmlns:cx2="http://schemas.microsoft.com/office/drawing/2015/10/21/chartex" xmlns:cx3="http://schemas.microsoft.com/office/drawing/2016/5/9/chartex" xmlns:cx4="http://schemas.microsoft.com/office/drawing/2016/5/10/chartex" xmlns:cx5="http://schemas.microsoft.com/office/drawing/2016/5/11/chartex" xmlns:cx6="http://schemas.microsoft.com/office/drawing/2016/5/12/chartex" xmlns:cx7="http://schemas.microsoft.com/office/drawing/2016/5/13/chartex" xmlns:cx8="http://schemas.microsoft.com/office/drawing/2016/5/14/chartex" xmlns:mc="http://schemas.openxmlformats.org/markup-compatibility/2006" xmlns:aink="http://schemas.microsoft.com/office/drawing/2016/ink" xmlns:am3d="http://schemas.microsoft.com/office/drawing/2017/model3d" xmlns:o="urn:schemas-microsoft-com:office:office" xmlns:oel="http://schemas.microsoft.com/office/2019/extlst" xmlns:r="http://schemas.openxmlformats.org/officeDocument/2006/relationships" xmlns:m="http://schemas.openxmlformats.org/officeDocument/2006/math" xmlns:v="urn:schemas-microsoft-com:vml" xmlns:wp14="http://schemas.microsoft.com/office/word/2010/wordprocessingDrawing" xmlns:wp="http://schemas.openxmlformats.org/drawingml/2006/wordprocessingDrawing" xmlns:w10="urn:schemas-microsoft-com:office:word" xmlns:w="http://schemas.openxmlformats.org/wordprocessingml/2006/main" xmlns:w14="http://schemas.microsoft.com/office/word/2010/wordml" xmlns:w15="http://schemas.microsoft.com/office/word/2012/wordml" xmlns:w16cei="http://schemas.microsoft.com/office/word/2026/wordml/cei" xmlns:w16cex="http://schemas.microsoft.com/office/word/2018/wordml/cex" xmlns:w16cid="http://schemas.microsoft.com/office/word/2016/wordml/cid" xmlns:w16="http://schemas.microsoft.com/office/word/2018/wordml" xmlns:w16du="http://schemas.microsoft.com/office/word/2023/wordml/word16du" xmlns:w16sdtdh="http://schemas.microsoft.com/office/word/2020/wordml/sdtdatahash" xmlns:w16sdtfl="http://schemas.microsoft.com/office/word/2024/wordml/sdtformatlock" xmlns:w16se="http://schemas.microsoft.com/office/word/2015/wordml/symex" xmlns:wpg="http://schemas.microsoft.com/office/word/2010/wordprocessingGroup" xmlns:wpi="http://schemas.microsoft.com/office/word/2010/wordprocessingInk" xmlns:wne="http://schemas.microsoft.com/office/word/2006/wordml" xmlns:wps="http://schemas.microsoft.com/office/word/2010/wordprocessingShape" mc:Ignorable="w14 w15 w16se w16cid w16 w16cex w16sdtdh w16sdtfl w16du wp14">
+<w:numbering xmlns:wpc="http://schemas.microsoft.com/office/word/2010/wordprocessingCanvas" xmlns:cx="http://schemas.microsoft.com/office/drawing/2014/chartex" xmlns:cx1="http://schemas.microsoft.com/office/drawing/2015/9/8/chartex" xmlns:cx2="http://schemas.microsoft.com/office/drawing/2015/10/21/chartex" xmlns:cx3="http://schemas.microsoft.com/office/drawing/2016/5/9/chartex" xmlns:cx4="http://schemas.microsoft.com/office/drawing/2016/5/10/chartex" xmlns:cx5="http://schemas.microsoft.com/office/drawing/2016/5/11/chartex" xmlns:cx6="http://schemas.microsoft.com/office/drawing/2016/5/12/chartex" xmlns:cx7="http://schemas.microsoft.com/office/drawing/2016/5/13/chartex" xmlns:cx8="http://schemas.microsoft.com/office/drawing/2016/5/14/chartex" xmlns:mc="http://schemas.openxmlformats.org/markup-compatibility/2006" xmlns:aink="http://schemas.microsoft.com/office/drawing/2016/ink" xmlns:am3d="http://schemas.microsoft.com/office/drawing/2017/model3d" xmlns:o="urn:schemas-microsoft-com:office:office" xmlns:oel="http://schemas.microsoft.com/office/2019/extlst" xmlns:r="http://schemas.openxmlformats.org/officeDocument/2006/relationships" xmlns:m="http://schemas.openxmlformats.org/officeDocument/2006/math" xmlns:v="urn:schemas-microsoft-com:vml" xmlns:wp14="http://schemas.microsoft.com/office/word/2010/wordprocessingDrawing" xmlns:wp="http://schemas.openxmlformats.org/drawingml/2006/wordprocessingDrawing" xmlns:w10="urn:schemas-microsoft-com:office:word" xmlns:w="http://schemas.openxmlformats.org/wordprocessingml/2006/main" xmlns:w14="http://schemas.microsoft.com/office/word/2010/wordml" xmlns:w15="http://schemas.microsoft.com/office/word/2012/wordml" xmlns:w16cex="http://schemas.microsoft.com/office/word/2018/wordml/cex" xmlns:w16cid="http://schemas.microsoft.com/office/word/2016/wordml/cid" xmlns:w16="http://schemas.microsoft.com/office/word/2018/wordml" xmlns:w16du="http://schemas.microsoft.com/office/word/2023/wordml/word16du" xmlns:w16sdtdh="http://schemas.microsoft.com/office/word/2020/wordml/sdtdatahash" xmlns:w16sdtfl="http://schemas.microsoft.com/office/word/2024/wordml/sdtformatlock" xmlns:w16se="http://schemas.microsoft.com/office/word/2015/wordml/symex" xmlns:wpg="http://schemas.microsoft.com/office/word/2010/wordprocessingGroup" xmlns:wpi="http://schemas.microsoft.com/office/word/2010/wordprocessingInk" xmlns:wne="http://schemas.microsoft.com/office/word/2006/wordml" xmlns:wps="http://schemas.microsoft.com/office/word/2010/wordprocessingShape" mc:Ignorable="w14 w15 w16se w16cid w16 w16cex w16sdtdh w16sdtfl w16du wp14">
   <w:abstractNum w:abstractNumId="0" w15:restartNumberingAfterBreak="0">
     <w:nsid w:val="0A8241F4"/>
     <w:multiLevelType w:val="hybridMultilevel"/>
@@ -4382,10 +4368,6 @@
 </file>
 
 <file path=customXml/item1.xml><?xml version="1.0" encoding="utf-8"?>
-<b:Sources xmlns:b="http://schemas.openxmlformats.org/officeDocument/2006/bibliography" xmlns="http://schemas.openxmlformats.org/officeDocument/2006/bibliography" SelectedStyle="\APASixthEditionOfficeOnline.xsl" StyleName="APA" Version="6"/>
-</file>
-
-<file path=customXml/item2.xml><?xml version="1.0" encoding="utf-8"?>
 <s:customData xmlns="http://www.wps.cn/officeDocument/2013/wpsCustomData" xmlns:s="http://www.wps.cn/officeDocument/2013/wpsCustomData">
   <customSectProps>
     <customSectPr/>
@@ -4397,18 +4379,22 @@
 </s:customData>
 </file>
 
+<file path=customXml/item2.xml><?xml version="1.0" encoding="utf-8"?>
+<b:Sources xmlns:b="http://schemas.openxmlformats.org/officeDocument/2006/bibliography" xmlns="http://schemas.openxmlformats.org/officeDocument/2006/bibliography" SelectedStyle="\APASixthEditionOfficeOnline.xsl" StyleName="APA" Version="6"/>
+</file>
+
 <file path=customXml/itemProps1.xml><?xml version="1.0" encoding="utf-8"?>
+<ds:datastoreItem xmlns:ds="http://schemas.openxmlformats.org/officeDocument/2006/customXml" ds:itemID="{B1977F7D-205B-4081-913C-38D41E755F92}">
+  <ds:schemaRefs>
+    <ds:schemaRef ds:uri="http://www.wps.cn/officeDocument/2013/wpsCustomData"/>
+  </ds:schemaRefs>
+</ds:datastoreItem>
+</file>
+
+<file path=customXml/itemProps2.xml><?xml version="1.0" encoding="utf-8"?>
 <ds:datastoreItem xmlns:ds="http://schemas.openxmlformats.org/officeDocument/2006/customXml" ds:itemID="{331DEFA8-22C2-4D8E-A278-BC3DCB6015D4}">
   <ds:schemaRefs>
     <ds:schemaRef ds:uri="http://schemas.openxmlformats.org/officeDocument/2006/bibliography"/>
   </ds:schemaRefs>
 </ds:datastoreItem>
-</file>
-
-<file path=customXml/itemProps2.xml><?xml version="1.0" encoding="utf-8"?>
-<ds:datastoreItem xmlns:ds="http://schemas.openxmlformats.org/officeDocument/2006/customXml" ds:itemID="{B1977F7D-205B-4081-913C-38D41E755F92}">
-  <ds:schemaRefs>
-    <ds:schemaRef ds:uri="http://www.wps.cn/officeDocument/2013/wpsCustomData"/>
-  </ds:schemaRefs>
-</ds:datastoreItem>
 </file>
--- a/面试/个人简历.docx
+++ b/面试/个人简历.docx
@@ -120,13 +120,13 @@
           <wp:anchor distT="0" distB="0" distL="114300" distR="114300" simplePos="0" relativeHeight="251661312" behindDoc="0" locked="0" layoutInCell="1" allowOverlap="1">
             <wp:simplePos x="0" y="0"/>
             <wp:positionH relativeFrom="margin">
-              <wp:posOffset>6022975</wp:posOffset>
+              <wp:posOffset>5962650</wp:posOffset>
             </wp:positionH>
             <wp:positionV relativeFrom="paragraph">
               <wp:posOffset>22225</wp:posOffset>
             </wp:positionV>
-            <wp:extent cx="1068705" cy="1424940"/>
-            <wp:effectExtent l="0" t="0" r="0" b="3810"/>
+            <wp:extent cx="1129030" cy="1505585"/>
+            <wp:effectExtent l="0" t="0" r="13970" b="3175"/>
             <wp:wrapNone/>
             <wp:docPr id="351861096" name="图片 5" descr="穿衬衫的男孩&#10;&#10;AI 生成的内容可能不正确。"/>
             <wp:cNvGraphicFramePr>
@@ -157,7 +157,7 @@
                   <pic:spPr>
                     <a:xfrm>
                       <a:off x="0" y="0"/>
-                      <a:ext cx="1069051" cy="1425401"/>
+                      <a:ext cx="1129030" cy="1505585"/>
                     </a:xfrm>
                     <a:prstGeom prst="rect">
                       <a:avLst/>
@@ -359,6 +359,8 @@
           <w:rFonts w:hint="eastAsia" w:ascii="微软雅黑" w:hAnsi="微软雅黑" w:eastAsia="微软雅黑" w:cs="微软雅黑"/>
           <w:b/>
           <w:bCs/>
+          <w:sz w:val="22"/>
+          <w:szCs w:val="22"/>
         </w:rPr>
       </w:pPr>
       <w:r>
@@ -366,6 +368,8 @@
           <w:rFonts w:hint="eastAsia" w:ascii="微软雅黑" w:hAnsi="微软雅黑" w:eastAsia="微软雅黑" w:cs="微软雅黑"/>
           <w:b/>
           <w:bCs/>
+          <w:sz w:val="22"/>
+          <w:szCs w:val="22"/>
         </w:rPr>
         <w:t>教育经历</w:t>
       </w:r>
@@ -495,7 +499,7 @@
           </w:tblCellMar>
         </w:tblPrEx>
         <w:trPr>
-          <w:trHeight w:val="1243" w:hRule="atLeast"/>
+          <w:trHeight w:val="1592" w:hRule="atLeast"/>
         </w:trPr>
         <w:tc>
           <w:tcPr>
@@ -511,8 +515,8 @@
               <w:rPr>
                 <w:rFonts w:hint="eastAsia" w:ascii="微软雅黑" w:hAnsi="微软雅黑" w:eastAsia="微软雅黑" w:cs="微软雅黑"/>
                 <w:spacing w:val="2"/>
-                <w:sz w:val="20"/>
-                <w:szCs w:val="20"/>
+                <w:sz w:val="21"/>
+                <w:szCs w:val="21"/>
               </w:rPr>
             </w:pPr>
             <w:r>
@@ -520,8 +524,8 @@
                 <w:rFonts w:ascii="微软雅黑" w:hAnsi="微软雅黑" w:eastAsia="微软雅黑"/>
                 <w:b/>
                 <w:bCs/>
-                <w:sz w:val="20"/>
-                <w:szCs w:val="20"/>
+                <w:sz w:val="21"/>
+                <w:szCs w:val="21"/>
               </w:rPr>
               <w:t>2026.09-2029.06</w:t>
             </w:r>
@@ -530,8 +534,8 @@
                 <w:rFonts w:hint="eastAsia" w:ascii="微软雅黑" w:hAnsi="微软雅黑" w:eastAsia="微软雅黑"/>
                 <w:b/>
                 <w:bCs/>
-                <w:sz w:val="20"/>
-                <w:szCs w:val="20"/>
+                <w:sz w:val="21"/>
+                <w:szCs w:val="21"/>
               </w:rPr>
               <w:t xml:space="preserve"> </w:t>
             </w:r>
@@ -539,8 +543,8 @@
               <w:rPr>
                 <w:rFonts w:hint="eastAsia" w:ascii="微软雅黑" w:hAnsi="微软雅黑" w:eastAsia="微软雅黑" w:cs="微软雅黑"/>
                 <w:spacing w:val="2"/>
-                <w:sz w:val="20"/>
-                <w:szCs w:val="20"/>
+                <w:sz w:val="21"/>
+                <w:szCs w:val="21"/>
               </w:rPr>
               <w:t xml:space="preserve">              </w:t>
             </w:r>
@@ -549,8 +553,8 @@
                 <w:rFonts w:hint="eastAsia" w:ascii="微软雅黑" w:hAnsi="微软雅黑" w:eastAsia="微软雅黑"/>
                 <w:b/>
                 <w:bCs/>
-                <w:sz w:val="20"/>
-                <w:szCs w:val="20"/>
+                <w:sz w:val="21"/>
+                <w:szCs w:val="21"/>
               </w:rPr>
               <w:t xml:space="preserve">东南大学  </w:t>
             </w:r>
@@ -558,8 +562,8 @@
               <w:rPr>
                 <w:rFonts w:hint="eastAsia" w:ascii="微软雅黑" w:hAnsi="微软雅黑" w:eastAsia="微软雅黑" w:cs="微软雅黑"/>
                 <w:spacing w:val="2"/>
-                <w:sz w:val="20"/>
-                <w:szCs w:val="20"/>
+                <w:sz w:val="21"/>
+                <w:szCs w:val="21"/>
               </w:rPr>
               <w:t xml:space="preserve">                                     </w:t>
             </w:r>
@@ -568,8 +572,8 @@
                 <w:rFonts w:ascii="微软雅黑" w:hAnsi="微软雅黑" w:eastAsia="微软雅黑"/>
                 <w:b/>
                 <w:bCs/>
-                <w:sz w:val="20"/>
-                <w:szCs w:val="20"/>
+                <w:sz w:val="21"/>
+                <w:szCs w:val="21"/>
               </w:rPr>
               <w:t>计算机技术</w:t>
             </w:r>
@@ -578,8 +582,8 @@
                 <w:rFonts w:hint="eastAsia" w:ascii="微软雅黑" w:hAnsi="微软雅黑" w:eastAsia="微软雅黑"/>
                 <w:b/>
                 <w:bCs/>
-                <w:sz w:val="20"/>
-                <w:szCs w:val="20"/>
+                <w:sz w:val="21"/>
+                <w:szCs w:val="21"/>
               </w:rPr>
               <w:t>(推免)</w:t>
             </w:r>
@@ -587,18 +591,18 @@
               <w:rPr>
                 <w:rFonts w:hint="eastAsia" w:ascii="微软雅黑" w:hAnsi="微软雅黑" w:eastAsia="微软雅黑" w:cs="微软雅黑"/>
                 <w:spacing w:val="2"/>
-                <w:sz w:val="20"/>
-                <w:szCs w:val="20"/>
-              </w:rPr>
-              <w:t xml:space="preserve">                                                   </w:t>
+                <w:sz w:val="21"/>
+                <w:szCs w:val="21"/>
+              </w:rPr>
+              <w:t xml:space="preserve">                                          </w:t>
             </w:r>
             <w:r>
               <w:rPr>
                 <w:rFonts w:ascii="微软雅黑" w:hAnsi="微软雅黑" w:eastAsia="微软雅黑"/>
                 <w:b/>
                 <w:bCs/>
-                <w:sz w:val="20"/>
-                <w:szCs w:val="20"/>
+                <w:sz w:val="21"/>
+                <w:szCs w:val="21"/>
               </w:rPr>
               <w:t>硕士</w:t>
             </w:r>
@@ -606,8 +610,8 @@
               <w:rPr>
                 <w:rFonts w:ascii="微软雅黑" w:hAnsi="微软雅黑" w:eastAsia="微软雅黑" w:cs="微软雅黑"/>
                 <w:spacing w:val="2"/>
-                <w:sz w:val="20"/>
-                <w:szCs w:val="20"/>
+                <w:sz w:val="21"/>
+                <w:szCs w:val="21"/>
               </w:rPr>
               <w:t xml:space="preserve"> </w:t>
             </w:r>
@@ -628,8 +632,8 @@
                 <w:rFonts w:ascii="微软雅黑" w:hAnsi="微软雅黑" w:eastAsia="微软雅黑"/>
                 <w:b/>
                 <w:bCs/>
-                <w:sz w:val="20"/>
-                <w:szCs w:val="20"/>
+                <w:sz w:val="21"/>
+                <w:szCs w:val="21"/>
               </w:rPr>
               <w:t>2022.09-2026.06</w:t>
             </w:r>
@@ -638,8 +642,8 @@
                 <w:rFonts w:hint="eastAsia" w:ascii="微软雅黑" w:hAnsi="微软雅黑" w:eastAsia="微软雅黑"/>
                 <w:b/>
                 <w:bCs/>
-                <w:sz w:val="20"/>
-                <w:szCs w:val="20"/>
+                <w:sz w:val="21"/>
+                <w:szCs w:val="21"/>
               </w:rPr>
               <w:t xml:space="preserve"> </w:t>
             </w:r>
@@ -647,8 +651,8 @@
               <w:rPr>
                 <w:rFonts w:hint="eastAsia" w:ascii="微软雅黑" w:hAnsi="微软雅黑" w:eastAsia="微软雅黑" w:cs="微软雅黑"/>
                 <w:spacing w:val="2"/>
-                <w:sz w:val="20"/>
-                <w:szCs w:val="20"/>
+                <w:sz w:val="21"/>
+                <w:szCs w:val="21"/>
               </w:rPr>
               <w:t xml:space="preserve">         </w:t>
             </w:r>
@@ -657,8 +661,8 @@
                 <w:rFonts w:hint="eastAsia" w:ascii="微软雅黑" w:hAnsi="微软雅黑" w:eastAsia="微软雅黑"/>
                 <w:b/>
                 <w:bCs/>
-                <w:sz w:val="20"/>
-                <w:szCs w:val="20"/>
+                <w:sz w:val="21"/>
+                <w:szCs w:val="21"/>
               </w:rPr>
               <w:t xml:space="preserve">     </w:t>
             </w:r>
@@ -667,8 +671,8 @@
                 <w:rFonts w:ascii="微软雅黑" w:hAnsi="微软雅黑" w:eastAsia="微软雅黑"/>
                 <w:b/>
                 <w:bCs/>
-                <w:sz w:val="20"/>
-                <w:szCs w:val="20"/>
+                <w:sz w:val="21"/>
+                <w:szCs w:val="21"/>
               </w:rPr>
               <w:t>重庆邮电大学</w:t>
             </w:r>
@@ -677,8 +681,8 @@
                 <w:rFonts w:hint="eastAsia" w:ascii="微软雅黑" w:hAnsi="微软雅黑" w:eastAsia="微软雅黑"/>
                 <w:b/>
                 <w:bCs/>
-                <w:sz w:val="20"/>
-                <w:szCs w:val="20"/>
+                <w:sz w:val="21"/>
+                <w:szCs w:val="21"/>
               </w:rPr>
               <w:t xml:space="preserve"> </w:t>
             </w:r>
@@ -688,8 +692,8 @@
                 <w:b/>
                 <w:bCs/>
                 <w:spacing w:val="2"/>
-                <w:sz w:val="20"/>
-                <w:szCs w:val="20"/>
+                <w:sz w:val="21"/>
+                <w:szCs w:val="21"/>
               </w:rPr>
               <w:t xml:space="preserve">        </w:t>
             </w:r>
@@ -697,8 +701,8 @@
               <w:rPr>
                 <w:rFonts w:hint="eastAsia" w:ascii="微软雅黑" w:hAnsi="微软雅黑" w:eastAsia="微软雅黑" w:cs="微软雅黑"/>
                 <w:spacing w:val="2"/>
-                <w:sz w:val="20"/>
-                <w:szCs w:val="20"/>
+                <w:sz w:val="21"/>
+                <w:szCs w:val="21"/>
               </w:rPr>
               <w:t xml:space="preserve">                       </w:t>
             </w:r>
@@ -707,8 +711,8 @@
                 <w:rFonts w:ascii="微软雅黑" w:hAnsi="微软雅黑" w:eastAsia="微软雅黑"/>
                 <w:b/>
                 <w:bCs/>
-                <w:sz w:val="20"/>
-                <w:szCs w:val="20"/>
+                <w:sz w:val="21"/>
+                <w:szCs w:val="21"/>
               </w:rPr>
               <w:t>软件工程</w:t>
             </w:r>
@@ -717,8 +721,8 @@
                 <w:rFonts w:hint="eastAsia" w:ascii="微软雅黑" w:hAnsi="微软雅黑" w:eastAsia="微软雅黑"/>
                 <w:b/>
                 <w:bCs/>
-                <w:sz w:val="20"/>
-                <w:szCs w:val="20"/>
+                <w:sz w:val="21"/>
+                <w:szCs w:val="21"/>
               </w:rPr>
               <w:t>(rank 1)</w:t>
             </w:r>
@@ -726,18 +730,18 @@
               <w:rPr>
                 <w:rFonts w:hint="eastAsia" w:ascii="微软雅黑" w:hAnsi="微软雅黑" w:eastAsia="微软雅黑" w:cs="微软雅黑"/>
                 <w:spacing w:val="2"/>
-                <w:sz w:val="20"/>
-                <w:szCs w:val="20"/>
-              </w:rPr>
-              <w:t xml:space="preserve">                                                   </w:t>
+                <w:sz w:val="21"/>
+                <w:szCs w:val="21"/>
+              </w:rPr>
+              <w:t xml:space="preserve">                                         </w:t>
             </w:r>
             <w:r>
               <w:rPr>
                 <w:rFonts w:ascii="微软雅黑" w:hAnsi="微软雅黑" w:eastAsia="微软雅黑"/>
                 <w:b/>
                 <w:bCs/>
-                <w:sz w:val="20"/>
-                <w:szCs w:val="20"/>
+                <w:sz w:val="21"/>
+                <w:szCs w:val="21"/>
               </w:rPr>
               <w:t>学士</w:t>
             </w:r>
@@ -803,6 +807,8 @@
                 <w:rFonts w:hint="eastAsia" w:ascii="微软雅黑" w:hAnsi="微软雅黑" w:eastAsia="微软雅黑" w:cs="微软雅黑"/>
                 <w:b/>
                 <w:bCs/>
+                <w:sz w:val="22"/>
+                <w:szCs w:val="22"/>
               </w:rPr>
               <w:t>实习经历</w:t>
             </w:r>
@@ -845,28 +851,40 @@
                 <w:b/>
                 <w:bCs/>
                 <w:spacing w:val="2"/>
-                <w:sz w:val="22"/>
-                <w:szCs w:val="22"/>
-              </w:rPr>
-            </w:pPr>
-            <w:r>
-              <w:rPr>
-                <w:rFonts w:hint="eastAsia" w:ascii="方正书宋简体" w:hAnsi="方正书宋简体" w:eastAsia="方正书宋简体" w:cs="微软雅黑"/>
-                <w:b/>
-                <w:bCs/>
-                <w:spacing w:val="2"/>
-                <w:sz w:val="22"/>
-                <w:szCs w:val="22"/>
-              </w:rPr>
-              <w:t>话本小说</w:t>
-            </w:r>
-            <w:r>
-              <w:rPr>
-                <w:rFonts w:ascii="微软雅黑" w:hAnsi="微软雅黑" w:eastAsia="微软雅黑" w:cs="微软雅黑"/>
-                <w:b/>
-                <w:bCs/>
                 <w:sz w:val="24"/>
                 <w:szCs w:val="24"/>
+              </w:rPr>
+            </w:pPr>
+            <w:r>
+              <w:rPr>
+                <w:rFonts w:hint="eastAsia" w:asciiTheme="minorEastAsia" w:hAnsiTheme="minorEastAsia" w:eastAsiaTheme="minorEastAsia" w:cstheme="minorEastAsia"/>
+                <w:b/>
+                <w:bCs/>
+                <w:spacing w:val="2"/>
+                <w:sz w:val="24"/>
+                <w:szCs w:val="24"/>
+                <w:lang w:val="en-US" w:eastAsia="zh-CN"/>
+              </w:rPr>
+              <w:t>北京</w:t>
+            </w:r>
+            <w:r>
+              <w:rPr>
+                <w:rFonts w:hint="eastAsia" w:asciiTheme="minorEastAsia" w:hAnsiTheme="minorEastAsia" w:eastAsiaTheme="minorEastAsia" w:cstheme="minorEastAsia"/>
+                <w:b/>
+                <w:bCs/>
+                <w:spacing w:val="2"/>
+                <w:sz w:val="24"/>
+                <w:szCs w:val="24"/>
+              </w:rPr>
+              <w:t>话本小说</w:t>
+            </w:r>
+            <w:r>
+              <w:rPr>
+                <w:rFonts w:hint="eastAsia" w:asciiTheme="minorEastAsia" w:hAnsiTheme="minorEastAsia" w:eastAsiaTheme="minorEastAsia" w:cstheme="minorEastAsia"/>
+                <w:b/>
+                <w:bCs/>
+                <w:sz w:val="28"/>
+                <w:szCs w:val="28"/>
               </w:rPr>
               <mc:AlternateContent>
                 <mc:Choice Requires="wps">
@@ -937,57 +955,68 @@
             </w:r>
             <w:r>
               <w:rPr>
-                <w:rFonts w:hint="eastAsia" w:ascii="方正书宋简体" w:hAnsi="方正书宋简体" w:eastAsia="方正书宋简体" w:cs="微软雅黑"/>
+                <w:rFonts w:hint="eastAsia" w:asciiTheme="minorEastAsia" w:hAnsiTheme="minorEastAsia" w:eastAsiaTheme="minorEastAsia" w:cstheme="minorEastAsia"/>
+                <w:b/>
+                <w:bCs/>
+                <w:sz w:val="28"/>
+                <w:szCs w:val="28"/>
+                <w:lang w:val="en-US" w:eastAsia="zh-CN"/>
+              </w:rPr>
+              <w:t>-</w:t>
+            </w:r>
+            <w:r>
+              <w:rPr>
+                <w:rFonts w:hint="eastAsia" w:asciiTheme="minorEastAsia" w:hAnsiTheme="minorEastAsia" w:eastAsiaTheme="minorEastAsia" w:cstheme="minorEastAsia"/>
                 <w:b/>
                 <w:bCs/>
                 <w:spacing w:val="2"/>
-                <w:sz w:val="22"/>
-                <w:szCs w:val="22"/>
-              </w:rPr>
-              <w:t>|推荐算法</w:t>
-            </w:r>
-            <w:r>
-              <w:rPr>
-                <w:rFonts w:hint="eastAsia" w:ascii="方正书宋简体" w:hAnsi="方正书宋简体" w:eastAsia="方正书宋简体" w:cs="微软雅黑"/>
-                <w:b/>
-                <w:bCs/>
-                <w:spacing w:val="2"/>
-                <w:sz w:val="22"/>
-                <w:szCs w:val="22"/>
-                <w:lang w:val="en-US" w:eastAsia="zh-CN"/>
-              </w:rPr>
-              <w:t>实习生</w:t>
-            </w:r>
-            <w:r>
-              <w:rPr>
-                <w:rFonts w:hint="eastAsia" w:cs="微软雅黑" w:asciiTheme="minorEastAsia" w:hAnsiTheme="minorEastAsia" w:eastAsiaTheme="minorEastAsia"/>
-                <w:b/>
-                <w:bCs/>
-                <w:spacing w:val="2"/>
-                <w:sz w:val="20"/>
-                <w:szCs w:val="20"/>
-              </w:rPr>
-              <w:t xml:space="preserve"> </w:t>
-            </w:r>
-            <w:r>
-              <w:rPr>
-                <w:rFonts w:hint="eastAsia" w:ascii="微软雅黑" w:hAnsi="微软雅黑" w:eastAsia="微软雅黑" w:cs="微软雅黑"/>
-                <w:b/>
-                <w:bCs/>
                 <w:sz w:val="24"/>
                 <w:szCs w:val="24"/>
               </w:rPr>
-              <w:t xml:space="preserve">                   </w:t>
-            </w:r>
-            <w:r>
-              <w:rPr>
-                <w:rFonts w:hint="eastAsia" w:ascii="微软雅黑" w:hAnsi="微软雅黑" w:eastAsia="微软雅黑" w:cs="微软雅黑"/>
-                <w:b/>
-                <w:bCs/>
+              <w:t>推荐算法</w:t>
+            </w:r>
+            <w:r>
+              <w:rPr>
+                <w:rFonts w:hint="eastAsia" w:asciiTheme="minorEastAsia" w:hAnsiTheme="minorEastAsia" w:eastAsiaTheme="minorEastAsia" w:cstheme="minorEastAsia"/>
+                <w:b/>
+                <w:bCs/>
+                <w:spacing w:val="2"/>
                 <w:sz w:val="24"/>
                 <w:szCs w:val="24"/>
                 <w:lang w:val="en-US" w:eastAsia="zh-CN"/>
               </w:rPr>
+              <w:t>实习生</w:t>
+            </w:r>
+            <w:r>
+              <w:rPr>
+                <w:rFonts w:hint="eastAsia" w:cs="微软雅黑" w:asciiTheme="minorEastAsia" w:hAnsiTheme="minorEastAsia" w:eastAsiaTheme="minorEastAsia"/>
+                <w:b/>
+                <w:bCs/>
+                <w:spacing w:val="2"/>
+                <w:sz w:val="21"/>
+                <w:szCs w:val="21"/>
+              </w:rPr>
+              <w:t xml:space="preserve"> </w:t>
+            </w:r>
+            <w:r>
+              <w:rPr>
+                <w:rFonts w:hint="eastAsia" w:ascii="微软雅黑" w:hAnsi="微软雅黑" w:eastAsia="微软雅黑" w:cs="微软雅黑"/>
+                <w:b/>
+                <w:bCs/>
+                <w:sz w:val="28"/>
+                <w:szCs w:val="28"/>
+              </w:rPr>
+              <w:t xml:space="preserve">                </w:t>
+            </w:r>
+            <w:r>
+              <w:rPr>
+                <w:rFonts w:hint="eastAsia" w:ascii="微软雅黑" w:hAnsi="微软雅黑" w:eastAsia="微软雅黑" w:cs="微软雅黑"/>
+                <w:b/>
+                <w:bCs/>
+                <w:sz w:val="28"/>
+                <w:szCs w:val="28"/>
+                <w:lang w:val="en-US" w:eastAsia="zh-CN"/>
+              </w:rPr>
               <w:t xml:space="preserve">    </w:t>
             </w:r>
             <w:r>
@@ -995,34 +1024,59 @@
                 <w:rFonts w:hint="eastAsia" w:ascii="微软雅黑" w:hAnsi="微软雅黑" w:eastAsia="微软雅黑" w:cs="微软雅黑"/>
                 <w:b/>
                 <w:bCs/>
+                <w:sz w:val="28"/>
+                <w:szCs w:val="28"/>
+              </w:rPr>
+              <w:t xml:space="preserve">                                 </w:t>
+            </w:r>
+            <w:r>
+              <w:rPr>
+                <w:rFonts w:hint="eastAsia" w:ascii="微软雅黑" w:hAnsi="微软雅黑" w:eastAsia="微软雅黑" w:cs="微软雅黑"/>
+                <w:b/>
+                <w:bCs/>
+                <w:sz w:val="28"/>
+                <w:szCs w:val="28"/>
+                <w:lang w:val="en-US" w:eastAsia="zh-CN"/>
+              </w:rPr>
+              <w:t xml:space="preserve"> </w:t>
+            </w:r>
+            <w:r>
+              <w:rPr>
+                <w:rFonts w:hint="eastAsia" w:ascii="微软雅黑" w:hAnsi="微软雅黑" w:eastAsia="微软雅黑" w:cs="微软雅黑"/>
+                <w:b/>
+                <w:bCs/>
+                <w:sz w:val="28"/>
+                <w:szCs w:val="28"/>
+              </w:rPr>
+              <w:t xml:space="preserve">            </w:t>
+            </w:r>
+            <w:r>
+              <w:rPr>
+                <w:rFonts w:hint="eastAsia" w:cs="微软雅黑" w:asciiTheme="minorEastAsia" w:hAnsiTheme="minorEastAsia" w:eastAsiaTheme="minorEastAsia"/>
+                <w:b/>
+                <w:bCs/>
+                <w:spacing w:val="2"/>
                 <w:sz w:val="24"/>
                 <w:szCs w:val="24"/>
               </w:rPr>
-              <w:t xml:space="preserve">                                                         </w:t>
-            </w:r>
-            <w:r>
-              <w:rPr>
-                <w:rFonts w:hint="eastAsia" w:cs="微软雅黑" w:asciiTheme="minorEastAsia" w:hAnsiTheme="minorEastAsia" w:eastAsiaTheme="minorEastAsia"/>
-                <w:b/>
-                <w:bCs/>
-                <w:spacing w:val="2"/>
-                <w:sz w:val="22"/>
-                <w:szCs w:val="22"/>
-              </w:rPr>
-              <w:t xml:space="preserve">       2026.03-2026.06</w:t>
+              <w:t>2026.03-2026.06</w:t>
             </w:r>
           </w:p>
           <w:p>
             <w:pPr>
               <w:spacing w:before="231" w:line="185" w:lineRule="auto"/>
-              <w:ind w:firstLine="420" w:firstLineChars="200"/>
+              <w:ind w:firstLine="440" w:firstLineChars="200"/>
               <w:rPr>
                 <w:rFonts w:hint="eastAsia" w:ascii="微软雅黑" w:hAnsi="微软雅黑" w:eastAsia="微软雅黑"/>
+                <w:sz w:val="22"/>
+                <w:szCs w:val="22"/>
               </w:rPr>
             </w:pPr>
             <w:r>
               <w:rPr>
                 <w:rFonts w:hint="eastAsia" w:ascii="微软雅黑" w:hAnsi="微软雅黑" w:eastAsia="微软雅黑" w:cs="宋体"/>
+                <w:sz w:val="22"/>
+                <w:szCs w:val="22"/>
               </w:rPr>
               <w:t>工作简介：</w:t>
             </w:r>
@@ -1033,8 +1087,8 @@
                 <w:bCs/>
                 <w:snapToGrid w:val="0"/>
                 <w:color w:val="000000"/>
-                <w:sz w:val="21"/>
-                <w:szCs w:val="21"/>
+                <w:sz w:val="22"/>
+                <w:szCs w:val="22"/>
                 <w:lang w:val="en-US" w:eastAsia="zh-CN" w:bidi="ar-SA"/>
               </w:rPr>
               <w:t>负责小说推荐系统召回与排序模型研发优化，参与</w:t>
@@ -1046,8 +1100,8 @@
                 <w:bCs/>
                 <w:snapToGrid w:val="0"/>
                 <w:color w:val="000000"/>
-                <w:sz w:val="21"/>
-                <w:szCs w:val="21"/>
+                <w:sz w:val="22"/>
+                <w:szCs w:val="22"/>
                 <w:lang w:val="en-US" w:eastAsia="zh-CN" w:bidi="ar-SA"/>
               </w:rPr>
               <w:t>模型迭代、</w:t>
@@ -1059,8 +1113,8 @@
                 <w:bCs/>
                 <w:snapToGrid w:val="0"/>
                 <w:color w:val="000000"/>
-                <w:sz w:val="21"/>
-                <w:szCs w:val="21"/>
+                <w:sz w:val="22"/>
+                <w:szCs w:val="22"/>
                 <w:lang w:val="en-US" w:eastAsia="zh-CN" w:bidi="ar-SA"/>
               </w:rPr>
               <w:t>样本构建、特征工程、模型训练、线上服务、冷启动与 A/B 实验。</w:t>
@@ -1074,6 +1128,8 @@
                 <w:rFonts w:hint="eastAsia" w:ascii="思源黑体 CN VF" w:hAnsi="思源黑体 CN VF" w:eastAsia="思源黑体 CN VF"/>
                 <w:b/>
                 <w:bCs/>
+                <w:sz w:val="22"/>
+                <w:szCs w:val="22"/>
               </w:rPr>
             </w:pPr>
             <w:r>
@@ -1081,6 +1137,8 @@
                 <w:rFonts w:hint="eastAsia" w:ascii="思源黑体 CN VF" w:hAnsi="思源黑体 CN VF" w:eastAsia="思源黑体 CN VF"/>
                 <w:b/>
                 <w:bCs/>
+                <w:sz w:val="22"/>
+                <w:szCs w:val="22"/>
               </w:rPr>
               <w:t>主要贡献：</w:t>
             </w:r>
@@ -1096,38 +1154,105 @@
               <w:ind w:firstLineChars="0"/>
               <w:rPr>
                 <w:rFonts w:hint="eastAsia" w:ascii="微软雅黑" w:hAnsi="微软雅黑" w:eastAsia="微软雅黑" w:cs="Arial"/>
+                <w:sz w:val="22"/>
+                <w:szCs w:val="22"/>
               </w:rPr>
             </w:pPr>
             <w:r>
               <w:rPr>
                 <w:rFonts w:ascii="微软雅黑" w:hAnsi="微软雅黑" w:eastAsia="微软雅黑" w:cs="Arial"/>
-              </w:rPr>
-              <w:t xml:space="preserve">新用户排序：开发 </w:t>
-            </w:r>
-            <w:r>
-              <w:rPr>
-                <w:rFonts w:ascii="微软雅黑" w:hAnsi="微软雅黑" w:eastAsia="微软雅黑" w:cs="Arial"/>
-                <w:b/>
-                <w:bCs/>
+                <w:b/>
+                <w:bCs/>
+                <w:sz w:val="22"/>
+                <w:szCs w:val="22"/>
+              </w:rPr>
+              <w:t>新用户排序</w:t>
+            </w:r>
+            <w:r>
+              <w:rPr>
+                <w:rFonts w:hint="eastAsia" w:ascii="微软雅黑" w:hAnsi="微软雅黑" w:eastAsia="微软雅黑" w:cs="Arial"/>
+                <w:b/>
+                <w:bCs/>
+                <w:sz w:val="22"/>
+                <w:szCs w:val="22"/>
+                <w:lang w:val="en-US" w:eastAsia="zh-CN"/>
+              </w:rPr>
+              <w:t>优化</w:t>
+            </w:r>
+            <w:r>
+              <w:rPr>
+                <w:rFonts w:ascii="微软雅黑" w:hAnsi="微软雅黑" w:eastAsia="微软雅黑" w:cs="Arial"/>
+                <w:sz w:val="22"/>
+                <w:szCs w:val="22"/>
+              </w:rPr>
+              <w:t>：</w:t>
+            </w:r>
+            <w:r>
+              <w:rPr>
+                <w:rFonts w:hint="eastAsia" w:ascii="微软雅黑" w:hAnsi="微软雅黑" w:eastAsia="微软雅黑"/>
+                <w:sz w:val="22"/>
+                <w:szCs w:val="22"/>
+                <w:lang w:val="en-US" w:eastAsia="zh-CN"/>
+              </w:rPr>
+              <w:t>自主复现并落地</w:t>
+            </w:r>
+            <w:r>
+              <w:rPr>
+                <w:rFonts w:ascii="微软雅黑" w:hAnsi="微软雅黑" w:eastAsia="微软雅黑" w:cs="Arial"/>
+                <w:sz w:val="22"/>
+                <w:szCs w:val="22"/>
+              </w:rPr>
+              <w:t xml:space="preserve"> </w:t>
+            </w:r>
+            <w:r>
+              <w:rPr>
+                <w:rFonts w:ascii="微软雅黑" w:hAnsi="微软雅黑" w:eastAsia="微软雅黑" w:cs="Arial"/>
+                <w:b/>
+                <w:bCs/>
+                <w:sz w:val="22"/>
+                <w:szCs w:val="22"/>
               </w:rPr>
               <w:t xml:space="preserve">RankMixer </w:t>
             </w:r>
             <w:r>
               <w:rPr>
                 <w:rFonts w:ascii="微软雅黑" w:hAnsi="微软雅黑" w:eastAsia="微软雅黑" w:cs="Arial"/>
-              </w:rPr>
-              <w:t>替换 DCNv2，在 20% 流量上</w:t>
+                <w:sz w:val="22"/>
+                <w:szCs w:val="22"/>
+              </w:rPr>
+              <w:t xml:space="preserve">替换 DCNv2，在 </w:t>
             </w:r>
             <w:r>
               <w:rPr>
                 <w:rFonts w:hint="eastAsia" w:ascii="微软雅黑" w:hAnsi="微软雅黑" w:eastAsia="微软雅黑" w:cs="Arial"/>
+                <w:sz w:val="22"/>
+                <w:szCs w:val="22"/>
                 <w:lang w:val="en-US" w:eastAsia="zh-CN"/>
               </w:rPr>
+              <w:t>3</w:t>
+            </w:r>
+            <w:r>
+              <w:rPr>
+                <w:rFonts w:ascii="微软雅黑" w:hAnsi="微软雅黑" w:eastAsia="微软雅黑" w:cs="Arial"/>
+                <w:sz w:val="22"/>
+                <w:szCs w:val="22"/>
+              </w:rPr>
+              <w:t>0% 流量上</w:t>
+            </w:r>
+            <w:r>
+              <w:rPr>
+                <w:rFonts w:hint="eastAsia" w:ascii="微软雅黑" w:hAnsi="微软雅黑" w:eastAsia="微软雅黑" w:cs="Arial"/>
+                <w:sz w:val="22"/>
+                <w:szCs w:val="22"/>
+                <w:lang w:val="en-US" w:eastAsia="zh-CN"/>
+              </w:rPr>
               <w:t>AB</w:t>
             </w:r>
             <w:r>
               <w:rPr>
                 <w:rFonts w:ascii="微软雅黑" w:hAnsi="微软雅黑" w:eastAsia="微软雅黑" w:cs="Arial"/>
+                <w:sz w:val="22"/>
+                <w:szCs w:val="22"/>
               </w:rPr>
               <w:t xml:space="preserve">测试一周，点击率由 </w:t>
             </w:r>
@@ -1136,12 +1261,16 @@
                 <w:rFonts w:ascii="微软雅黑" w:hAnsi="微软雅黑" w:eastAsia="微软雅黑" w:cs="Arial"/>
                 <w:b/>
                 <w:bCs/>
+                <w:sz w:val="22"/>
+                <w:szCs w:val="22"/>
               </w:rPr>
               <w:t>11.148%</w:t>
             </w:r>
             <w:r>
               <w:rPr>
                 <w:rFonts w:ascii="微软雅黑" w:hAnsi="微软雅黑" w:eastAsia="微软雅黑" w:cs="Arial"/>
+                <w:sz w:val="22"/>
+                <w:szCs w:val="22"/>
               </w:rPr>
               <w:t xml:space="preserve"> 提升至 </w:t>
             </w:r>
@@ -1150,24 +1279,32 @@
                 <w:rFonts w:ascii="微软雅黑" w:hAnsi="微软雅黑" w:eastAsia="微软雅黑" w:cs="Arial"/>
                 <w:b/>
                 <w:bCs/>
+                <w:sz w:val="22"/>
+                <w:szCs w:val="22"/>
               </w:rPr>
               <w:t>11.964%</w:t>
             </w:r>
             <w:r>
               <w:rPr>
                 <w:rFonts w:ascii="微软雅黑" w:hAnsi="微软雅黑" w:eastAsia="微软雅黑" w:cs="Arial"/>
+                <w:sz w:val="22"/>
+                <w:szCs w:val="22"/>
               </w:rPr>
               <w:t>；</w:t>
             </w:r>
             <w:r>
               <w:rPr>
                 <w:rFonts w:ascii="微软雅黑" w:hAnsi="微软雅黑" w:eastAsia="微软雅黑"/>
+                <w:sz w:val="22"/>
+                <w:szCs w:val="22"/>
               </w:rPr>
               <w:t>在此基础上，持续</w:t>
             </w:r>
             <w:r>
               <w:rPr>
                 <w:rFonts w:hint="eastAsia" w:ascii="微软雅黑" w:hAnsi="微软雅黑" w:eastAsia="微软雅黑"/>
+                <w:sz w:val="22"/>
+                <w:szCs w:val="22"/>
                 <w:lang w:val="en-US" w:eastAsia="zh-CN"/>
               </w:rPr>
               <w:t>迭代模型</w:t>
@@ -1175,12 +1312,16 @@
             <w:r>
               <w:rPr>
                 <w:rFonts w:ascii="微软雅黑" w:hAnsi="微软雅黑" w:eastAsia="微软雅黑"/>
+                <w:sz w:val="22"/>
+                <w:szCs w:val="22"/>
               </w:rPr>
               <w:t>，</w:t>
             </w:r>
             <w:r>
               <w:rPr>
                 <w:rFonts w:hint="eastAsia" w:ascii="微软雅黑" w:hAnsi="微软雅黑" w:eastAsia="微软雅黑"/>
+                <w:sz w:val="22"/>
+                <w:szCs w:val="22"/>
                 <w:lang w:val="en-US" w:eastAsia="zh-CN"/>
               </w:rPr>
               <w:t>扩展模型</w:t>
@@ -1188,12 +1329,16 @@
             <w:r>
               <w:rPr>
                 <w:rFonts w:ascii="微软雅黑" w:hAnsi="微软雅黑" w:eastAsia="微软雅黑"/>
+                <w:sz w:val="22"/>
+                <w:szCs w:val="22"/>
               </w:rPr>
               <w:t>特征</w:t>
             </w:r>
             <w:r>
               <w:rPr>
                 <w:rFonts w:hint="eastAsia" w:ascii="微软雅黑" w:hAnsi="微软雅黑" w:eastAsia="微软雅黑"/>
+                <w:sz w:val="22"/>
+                <w:szCs w:val="22"/>
                 <w:lang w:eastAsia="zh-CN"/>
               </w:rPr>
               <w:t>，</w:t>
@@ -1201,15 +1346,19 @@
             <w:r>
               <w:rPr>
                 <w:rFonts w:hint="eastAsia" w:ascii="微软雅黑" w:hAnsi="微软雅黑" w:eastAsia="微软雅黑"/>
+                <w:sz w:val="22"/>
+                <w:szCs w:val="22"/>
                 <w:lang w:val="en-US" w:eastAsia="zh-CN"/>
               </w:rPr>
-              <w:t>引入Din模块，开展多任务学习，使用</w:t>
+              <w:t>引入Din模块，开展多任务学习，通过</w:t>
             </w:r>
             <w:r>
               <w:rPr>
                 <w:rFonts w:hint="eastAsia" w:ascii="微软雅黑" w:hAnsi="微软雅黑" w:eastAsia="微软雅黑"/>
                 <w:b/>
                 <w:bCs/>
+                <w:sz w:val="22"/>
+                <w:szCs w:val="22"/>
                 <w:lang w:val="en-US" w:eastAsia="zh-CN"/>
               </w:rPr>
               <w:t>Gradnorm</w:t>
@@ -1217,6 +1366,8 @@
             <w:r>
               <w:rPr>
                 <w:rFonts w:hint="eastAsia" w:ascii="微软雅黑" w:hAnsi="微软雅黑" w:eastAsia="微软雅黑"/>
+                <w:sz w:val="22"/>
+                <w:szCs w:val="22"/>
                 <w:lang w:val="en-US" w:eastAsia="zh-CN"/>
               </w:rPr>
               <w:t>算法</w:t>
@@ -1224,12 +1375,16 @@
             <w:r>
               <w:rPr>
                 <w:rFonts w:ascii="微软雅黑" w:hAnsi="微软雅黑" w:eastAsia="微软雅黑"/>
+                <w:sz w:val="22"/>
+                <w:szCs w:val="22"/>
               </w:rPr>
               <w:t>动态调整</w:t>
             </w:r>
             <w:r>
               <w:rPr>
                 <w:rFonts w:hint="eastAsia" w:ascii="微软雅黑" w:hAnsi="微软雅黑" w:eastAsia="微软雅黑"/>
+                <w:sz w:val="22"/>
+                <w:szCs w:val="22"/>
                 <w:lang w:val="en-US" w:eastAsia="zh-CN"/>
               </w:rPr>
               <w:t>任务权重</w:t>
@@ -1237,12 +1392,16 @@
             <w:r>
               <w:rPr>
                 <w:rFonts w:ascii="微软雅黑" w:hAnsi="微软雅黑" w:eastAsia="微软雅黑" w:cs="Arial"/>
+                <w:sz w:val="22"/>
+                <w:szCs w:val="22"/>
               </w:rPr>
               <w:t>，</w:t>
             </w:r>
             <w:r>
               <w:rPr>
                 <w:rFonts w:hint="eastAsia" w:ascii="微软雅黑" w:hAnsi="微软雅黑" w:eastAsia="微软雅黑" w:cs="Arial"/>
+                <w:sz w:val="22"/>
+                <w:szCs w:val="22"/>
                 <w:lang w:val="en-US" w:eastAsia="zh-CN"/>
               </w:rPr>
               <w:t>最终</w:t>
@@ -1250,12 +1409,16 @@
             <w:r>
               <w:rPr>
                 <w:rFonts w:ascii="微软雅黑" w:hAnsi="微软雅黑" w:eastAsia="微软雅黑" w:cs="Arial"/>
+                <w:sz w:val="22"/>
+                <w:szCs w:val="22"/>
               </w:rPr>
               <w:t>点击率提升至 12.</w:t>
             </w:r>
             <w:r>
               <w:rPr>
                 <w:rFonts w:hint="eastAsia" w:ascii="微软雅黑" w:hAnsi="微软雅黑" w:eastAsia="微软雅黑" w:cs="Arial"/>
+                <w:sz w:val="22"/>
+                <w:szCs w:val="22"/>
                 <w:lang w:val="en-US" w:eastAsia="zh-CN"/>
               </w:rPr>
               <w:t>4</w:t>
@@ -1263,8 +1426,10 @@
             <w:r>
               <w:rPr>
                 <w:rFonts w:ascii="微软雅黑" w:hAnsi="微软雅黑" w:eastAsia="微软雅黑" w:cs="Arial"/>
-              </w:rPr>
-              <w:t>28%，人均章节由 0.728 提升 至 0.748 并上线。</w:t>
+                <w:sz w:val="22"/>
+                <w:szCs w:val="22"/>
+              </w:rPr>
+              <w:t>28%，人均章节由 0.728 提升至0.748 。</w:t>
             </w:r>
           </w:p>
           <w:p>
@@ -1278,28 +1443,79 @@
               <w:ind w:firstLineChars="0"/>
               <w:rPr>
                 <w:rFonts w:ascii="微软雅黑" w:hAnsi="微软雅黑" w:eastAsia="微软雅黑" w:cs="Arial"/>
+                <w:sz w:val="22"/>
+                <w:szCs w:val="22"/>
               </w:rPr>
             </w:pPr>
             <w:r>
               <w:rPr>
-                <w:rFonts w:ascii="微软雅黑" w:hAnsi="微软雅黑" w:eastAsia="微软雅黑" w:cs="Arial"/>
-              </w:rPr>
-              <w:t xml:space="preserve">迭代新书推荐双塔召回模型，借鉴 Twitter 开源方案，在用户塔引入 </w:t>
-            </w:r>
-            <w:r>
-              <w:rPr>
-                <w:rFonts w:ascii="微软雅黑" w:hAnsi="微软雅黑" w:eastAsia="微软雅黑" w:cs="Arial"/>
-                <w:b/>
-                <w:bCs/>
-              </w:rPr>
-              <w:t xml:space="preserve">Transformer </w:t>
-            </w:r>
-            <w:r>
-              <w:rPr>
-                <w:rFonts w:ascii="微软雅黑" w:hAnsi="微软雅黑" w:eastAsia="微软雅黑" w:cs="Arial"/>
-              </w:rPr>
-              <w:t>建模多行为序列，并采用 InfoNCE 对比学习；上线后点击率由 12.27% 提升至 13.04%，人均阅读章节由 2.26 提升至 3.47。后续进一步引入热度负采样，持续优化召回效果。</w:t>
-            </w:r>
+                <w:rFonts w:hint="eastAsia" w:ascii="微软雅黑" w:hAnsi="微软雅黑" w:eastAsia="微软雅黑" w:cs="Arial"/>
+                <w:b/>
+                <w:bCs/>
+                <w:sz w:val="22"/>
+                <w:szCs w:val="22"/>
+                <w:lang w:val="en-US" w:eastAsia="zh-CN"/>
+              </w:rPr>
+              <w:t>新书召回优化</w:t>
+            </w:r>
+            <w:r>
+              <w:rPr>
+                <w:rFonts w:hint="eastAsia" w:ascii="微软雅黑" w:hAnsi="微软雅黑" w:eastAsia="微软雅黑" w:cs="Arial"/>
+                <w:sz w:val="22"/>
+                <w:szCs w:val="22"/>
+                <w:lang w:val="en-US" w:eastAsia="zh-CN"/>
+              </w:rPr>
+              <w:t>：</w:t>
+            </w:r>
+            <w:r>
+              <w:rPr>
+                <w:rFonts w:ascii="微软雅黑" w:hAnsi="微软雅黑" w:eastAsia="微软雅黑" w:cs="Arial"/>
+                <w:sz w:val="22"/>
+                <w:szCs w:val="22"/>
+              </w:rPr>
+              <w:t xml:space="preserve">借鉴 Twitter 开源方案，在用户塔引入 </w:t>
+            </w:r>
+            <w:r>
+              <w:rPr>
+                <w:rFonts w:ascii="微软雅黑" w:hAnsi="微软雅黑" w:eastAsia="微软雅黑" w:cs="Arial"/>
+                <w:b/>
+                <w:bCs/>
+                <w:sz w:val="22"/>
+                <w:szCs w:val="22"/>
+              </w:rPr>
+              <w:t>Transformer</w:t>
+            </w:r>
+            <w:r>
+              <w:rPr>
+                <w:rFonts w:hint="eastAsia" w:ascii="微软雅黑" w:hAnsi="微软雅黑" w:eastAsia="微软雅黑" w:cs="Arial"/>
+                <w:b/>
+                <w:bCs/>
+                <w:sz w:val="22"/>
+                <w:szCs w:val="22"/>
+                <w:lang w:val="en-US" w:eastAsia="zh-CN"/>
+              </w:rPr>
+              <w:t xml:space="preserve"> encoder</w:t>
+            </w:r>
+            <w:r>
+              <w:rPr>
+                <w:rFonts w:ascii="微软雅黑" w:hAnsi="微软雅黑" w:eastAsia="微软雅黑" w:cs="Arial"/>
+                <w:b/>
+                <w:bCs/>
+                <w:sz w:val="22"/>
+                <w:szCs w:val="22"/>
+              </w:rPr>
+              <w:t xml:space="preserve"> </w:t>
+            </w:r>
+            <w:r>
+              <w:rPr>
+                <w:rFonts w:ascii="微软雅黑" w:hAnsi="微软雅黑" w:eastAsia="微软雅黑" w:cs="Arial"/>
+                <w:sz w:val="22"/>
+                <w:szCs w:val="22"/>
+              </w:rPr>
+              <w:t>建模多行为阅读序列上线后点击率由 12.27% 提升至 13.04%，人均阅读章节由 2.26 提升至 3.47。后续引入热门正样本降采样与热门负样本过采样，缓解曝光偏置并持续提升召回质量。</w:t>
+            </w:r>
+            <w:bookmarkStart w:id="0" w:name="_GoBack"/>
+            <w:bookmarkEnd w:id="0"/>
           </w:p>
           <w:p>
             <w:pPr>
@@ -1312,27 +1528,70 @@
               <w:ind w:firstLineChars="0"/>
               <w:rPr>
                 <w:rFonts w:hint="eastAsia" w:ascii="微软雅黑" w:hAnsi="微软雅黑" w:eastAsia="微软雅黑"/>
+                <w:sz w:val="22"/>
+                <w:szCs w:val="22"/>
               </w:rPr>
             </w:pPr>
             <w:r>
               <w:rPr>
+                <w:rFonts w:hint="eastAsia" w:ascii="微软雅黑" w:hAnsi="微软雅黑" w:eastAsia="微软雅黑" w:cs="Arial"/>
+                <w:b/>
+                <w:bCs/>
+                <w:sz w:val="22"/>
+                <w:szCs w:val="22"/>
+                <w:lang w:val="en-US" w:eastAsia="zh-CN"/>
+              </w:rPr>
+              <w:t>模型常规迭代：</w:t>
+            </w:r>
+            <w:r>
+              <w:rPr>
                 <w:rFonts w:ascii="微软雅黑" w:hAnsi="微软雅黑" w:eastAsia="微软雅黑"/>
+                <w:sz w:val="22"/>
+                <w:szCs w:val="22"/>
+              </w:rPr>
+              <w:t>围绕</w:t>
+            </w:r>
+            <w:r>
+              <w:rPr>
+                <w:rFonts w:hint="eastAsia" w:ascii="微软雅黑" w:hAnsi="微软雅黑" w:eastAsia="微软雅黑"/>
+                <w:sz w:val="22"/>
+                <w:szCs w:val="22"/>
+                <w:lang w:val="en-US" w:eastAsia="zh-CN"/>
+              </w:rPr>
+              <w:t>老用户、</w:t>
+            </w:r>
+            <w:r>
+              <w:rPr>
+                <w:rFonts w:ascii="微软雅黑" w:hAnsi="微软雅黑" w:eastAsia="微软雅黑"/>
+                <w:sz w:val="22"/>
+                <w:szCs w:val="22"/>
+              </w:rPr>
+              <w:t>新用户、新书及标签推荐场景，持续开展特征筛选与分桶、Embedding 融合、负采样及损失函数优化</w:t>
+            </w:r>
+            <w:r>
+              <w:rPr>
+                <w:rFonts w:hint="eastAsia" w:ascii="微软雅黑" w:hAnsi="微软雅黑" w:eastAsia="微软雅黑"/>
+                <w:sz w:val="22"/>
+                <w:szCs w:val="22"/>
+                <w:lang w:eastAsia="zh-CN"/>
+              </w:rPr>
+              <w:t>。</w:t>
+            </w:r>
+            <w:r>
+              <w:rPr>
+                <w:rFonts w:ascii="微软雅黑" w:hAnsi="微软雅黑" w:eastAsia="微软雅黑"/>
+                <w:sz w:val="22"/>
+                <w:szCs w:val="22"/>
               </w:rPr>
               <w:t>负责推荐系统训练与推理链路的一致性治理工作，</w:t>
             </w:r>
             <w:r>
               <w:rPr>
                 <w:rFonts w:hint="eastAsia" w:ascii="微软雅黑" w:hAnsi="微软雅黑" w:eastAsia="微软雅黑"/>
-              </w:rPr>
-              <w:t>定位并修复</w:t>
-            </w:r>
-            <w:bookmarkStart w:id="0" w:name="_GoBack"/>
-            <w:bookmarkEnd w:id="0"/>
-            <w:r>
-              <w:rPr>
-                <w:rFonts w:hint="eastAsia" w:ascii="微软雅黑" w:hAnsi="微软雅黑" w:eastAsia="微软雅黑"/>
-              </w:rPr>
-              <w:t>特征同步缺失、文本分词逻辑不一致以及特征映射异常等多个线上问题，保障训练与推理过程中的准确性、稳定性与可信度。</w:t>
+                <w:sz w:val="22"/>
+                <w:szCs w:val="22"/>
+              </w:rPr>
+              <w:t>定位并修复特征同步缺失、文本分词逻辑不一致以及特征映射异常等多个线上问题，保障训练与推理过程中的准确性、稳定性与可信度。</w:t>
             </w:r>
           </w:p>
           <w:p>
@@ -1351,6 +1610,8 @@
                 <w:rFonts w:hint="eastAsia" w:ascii="微软雅黑" w:hAnsi="微软雅黑" w:eastAsia="微软雅黑" w:cs="微软雅黑"/>
                 <w:b/>
                 <w:bCs/>
+                <w:sz w:val="22"/>
+                <w:szCs w:val="22"/>
               </w:rPr>
               <w:t>项目经历</w:t>
             </w:r>
@@ -1375,7 +1636,7 @@
           </w:tblCellMar>
         </w:tblPrEx>
         <w:trPr>
-          <w:trHeight w:val="2103" w:hRule="atLeast"/>
+          <w:trHeight w:val="6040" w:hRule="atLeast"/>
         </w:trPr>
         <w:tc>
           <w:tcPr>
@@ -1389,16 +1650,20 @@
               <w:spacing w:before="231" w:line="185" w:lineRule="auto"/>
               <w:ind w:left="3"/>
               <w:rPr>
-                <w:rFonts w:ascii="思源黑体 CN VF" w:hAnsi="思源黑体 CN VF" w:eastAsia="思源黑体 CN VF" w:cs="Arial"/>
-                <w:b/>
-                <w:bCs/>
+                <w:rFonts w:hint="eastAsia" w:asciiTheme="majorEastAsia" w:hAnsiTheme="majorEastAsia" w:eastAsiaTheme="majorEastAsia" w:cstheme="majorEastAsia"/>
+                <w:b/>
+                <w:bCs/>
+                <w:sz w:val="22"/>
+                <w:szCs w:val="22"/>
               </w:rPr>
             </w:pPr>
             <w:r>
               <w:rPr>
-                <w:rFonts w:ascii="思源黑体 CN VF" w:hAnsi="思源黑体 CN VF" w:eastAsia="思源黑体 CN VF" w:cs="Arial"/>
-                <w:b/>
-                <w:bCs/>
+                <w:rFonts w:hint="eastAsia" w:asciiTheme="majorEastAsia" w:hAnsiTheme="majorEastAsia" w:eastAsiaTheme="majorEastAsia" w:cstheme="majorEastAsia"/>
+                <w:b/>
+                <w:bCs/>
+                <w:sz w:val="22"/>
+                <w:szCs w:val="22"/>
               </w:rPr>
               <mc:AlternateContent>
                 <mc:Choice Requires="wps">
@@ -1469,11 +1734,34 @@
             </w:r>
             <w:r>
               <w:rPr>
-                <w:rFonts w:ascii="思源黑体 CN VF" w:hAnsi="思源黑体 CN VF" w:eastAsia="思源黑体 CN VF" w:cs="Arial"/>
-                <w:b/>
-                <w:bCs/>
-              </w:rPr>
-              <w:t>基于语义 ID 与偏好对齐的生成式新闻推荐系统</w:t>
+                <w:rFonts w:hint="eastAsia" w:asciiTheme="majorEastAsia" w:hAnsiTheme="majorEastAsia" w:eastAsiaTheme="majorEastAsia" w:cstheme="majorEastAsia"/>
+                <w:b/>
+                <w:bCs/>
+                <w:sz w:val="22"/>
+                <w:szCs w:val="22"/>
+              </w:rPr>
+              <w:t>基于语义</w:t>
+            </w:r>
+            <w:r>
+              <w:rPr>
+                <w:rFonts w:hint="eastAsia" w:asciiTheme="majorEastAsia" w:hAnsiTheme="majorEastAsia" w:eastAsiaTheme="majorEastAsia" w:cstheme="majorEastAsia"/>
+                <w:b/>
+                <w:bCs/>
+                <w:sz w:val="22"/>
+                <w:szCs w:val="22"/>
+                <w:lang w:val="en-US" w:eastAsia="zh-CN"/>
+              </w:rPr>
+              <w:t>I</w:t>
+            </w:r>
+            <w:r>
+              <w:rPr>
+                <w:rFonts w:hint="eastAsia" w:asciiTheme="majorEastAsia" w:hAnsiTheme="majorEastAsia" w:eastAsiaTheme="majorEastAsia" w:cstheme="majorEastAsia"/>
+                <w:b/>
+                <w:bCs/>
+                <w:sz w:val="22"/>
+                <w:szCs w:val="22"/>
+              </w:rPr>
+              <w:t>D与偏好对齐的生成式新闻推荐系统</w:t>
             </w:r>
           </w:p>
           <w:p>
@@ -1486,11 +1774,15 @@
               <w:ind w:left="420" w:leftChars="0" w:hanging="420" w:firstLineChars="0"/>
               <w:rPr>
                 <w:rFonts w:ascii="微软雅黑" w:hAnsi="微软雅黑" w:eastAsia="微软雅黑" w:cs="Arial"/>
+                <w:sz w:val="22"/>
+                <w:szCs w:val="22"/>
               </w:rPr>
             </w:pPr>
             <w:r>
               <w:rPr>
                 <w:rFonts w:ascii="微软雅黑" w:hAnsi="微软雅黑" w:eastAsia="微软雅黑" w:cs="Arial"/>
+                <w:sz w:val="22"/>
+                <w:szCs w:val="22"/>
               </w:rPr>
               <w:t xml:space="preserve">基于 </w:t>
             </w:r>
@@ -1499,6 +1791,8 @@
                 <w:rFonts w:hint="eastAsia" w:ascii="微软雅黑" w:hAnsi="微软雅黑" w:eastAsia="微软雅黑" w:cs="Arial"/>
                 <w:b/>
                 <w:bCs/>
+                <w:sz w:val="22"/>
+                <w:szCs w:val="22"/>
                 <w:lang w:val="en-US" w:eastAsia="zh-CN"/>
               </w:rPr>
               <w:t xml:space="preserve">Tiger </w:t>
@@ -1506,6 +1800,8 @@
             <w:r>
               <w:rPr>
                 <w:rFonts w:ascii="微软雅黑" w:hAnsi="微软雅黑" w:eastAsia="微软雅黑" w:cs="Arial"/>
+                <w:sz w:val="22"/>
+                <w:szCs w:val="22"/>
               </w:rPr>
               <w:t xml:space="preserve">搭建端到端生成式新闻推荐系统，完成用户行为序列解析、新闻文本向量化、用户级数据集划分，以及 Hit@K、NDCG@K 等指标评估。 </w:t>
             </w:r>
@@ -1520,26 +1816,90 @@
               <w:ind w:left="420" w:leftChars="0" w:hanging="420" w:firstLineChars="0"/>
               <w:rPr>
                 <w:rFonts w:hint="eastAsia" w:ascii="微软雅黑" w:hAnsi="微软雅黑" w:eastAsia="微软雅黑" w:cs="Arial"/>
+                <w:sz w:val="22"/>
+                <w:szCs w:val="22"/>
               </w:rPr>
             </w:pPr>
             <w:r>
               <w:rPr>
                 <w:rFonts w:ascii="微软雅黑" w:hAnsi="微软雅黑" w:eastAsia="微软雅黑" w:cs="Arial"/>
-              </w:rPr>
-              <w:t>采用 RQ-VAE 与 RQ-KMeans 将新闻向量量化为多层级语义 ID（Semantic ID），并引入 Sinkhorn 算法缓解码本冲突，系统对比不同量化方法的 SID 碰撞率、编码效率与召回性能</w:t>
+                <w:sz w:val="22"/>
+                <w:szCs w:val="22"/>
+              </w:rPr>
+              <w:t xml:space="preserve">采用 </w:t>
+            </w:r>
+            <w:r>
+              <w:rPr>
+                <w:rFonts w:ascii="微软雅黑" w:hAnsi="微软雅黑" w:eastAsia="微软雅黑" w:cs="Arial"/>
+                <w:b/>
+                <w:bCs/>
+                <w:sz w:val="22"/>
+                <w:szCs w:val="22"/>
+              </w:rPr>
+              <w:t>RQ-VAE</w:t>
+            </w:r>
+            <w:r>
+              <w:rPr>
+                <w:rFonts w:ascii="微软雅黑" w:hAnsi="微软雅黑" w:eastAsia="微软雅黑" w:cs="Arial"/>
+                <w:sz w:val="22"/>
+                <w:szCs w:val="22"/>
+              </w:rPr>
+              <w:t xml:space="preserve"> 与 </w:t>
+            </w:r>
+            <w:r>
+              <w:rPr>
+                <w:rFonts w:ascii="微软雅黑" w:hAnsi="微软雅黑" w:eastAsia="微软雅黑" w:cs="Arial"/>
+                <w:b/>
+                <w:bCs/>
+                <w:sz w:val="22"/>
+                <w:szCs w:val="22"/>
+              </w:rPr>
+              <w:t>RQ-KM</w:t>
             </w:r>
             <w:r>
               <w:rPr>
                 <w:rFonts w:hint="eastAsia" w:ascii="微软雅黑" w:hAnsi="微软雅黑" w:eastAsia="微软雅黑" w:cs="Arial"/>
+                <w:b/>
+                <w:bCs/>
+                <w:sz w:val="22"/>
+                <w:szCs w:val="22"/>
                 <w:lang w:val="en-US" w:eastAsia="zh-CN"/>
               </w:rPr>
-              <w:t>.</w:t>
-            </w:r>
-            <w:r>
-              <w:rPr>
-                <w:rFonts w:ascii="微软雅黑" w:hAnsi="微软雅黑" w:eastAsia="微软雅黑" w:cs="Arial"/>
+              <w:t>EANS</w:t>
+            </w:r>
+            <w:r>
+              <w:rPr>
+                <w:rFonts w:ascii="微软雅黑" w:hAnsi="微软雅黑" w:eastAsia="微软雅黑" w:cs="Arial"/>
+                <w:sz w:val="22"/>
+                <w:szCs w:val="22"/>
+              </w:rPr>
+              <w:t xml:space="preserve"> 将新闻向量量化为多层级语义 ID（Semantic ID），并引入 Sinkhorn 算法缓解码本冲突，系统对比不同量化方法的 SID 碰撞率、编码效率与召回性能</w:t>
+            </w:r>
+            <w:r>
+              <w:rPr>
+                <w:rFonts w:hint="eastAsia" w:ascii="微软雅黑" w:hAnsi="微软雅黑" w:eastAsia="微软雅黑" w:cs="Arial"/>
+                <w:sz w:val="22"/>
+                <w:szCs w:val="22"/>
+                <w:lang w:eastAsia="zh-CN"/>
+              </w:rPr>
+              <w:t>，</w:t>
+            </w:r>
+            <w:r>
+              <w:rPr>
+                <w:rFonts w:ascii="微软雅黑" w:hAnsi="微软雅黑" w:eastAsia="微软雅黑" w:cs="Arial"/>
+                <w:sz w:val="22"/>
+                <w:szCs w:val="22"/>
               </w:rPr>
               <w:t>基于 T5 Encoder-Decoder 和 Qwen2 Causal LM 实现生成式召回，比较不同生成模型与语义 ID 量化方法的组合效果</w:t>
+            </w:r>
+            <w:r>
+              <w:rPr>
+                <w:rFonts w:hint="eastAsia" w:ascii="微软雅黑" w:hAnsi="微软雅黑" w:eastAsia="微软雅黑" w:cs="Arial"/>
+                <w:sz w:val="22"/>
+                <w:szCs w:val="22"/>
+                <w:lang w:eastAsia="zh-CN"/>
+              </w:rPr>
+              <w:t>。</w:t>
             </w:r>
           </w:p>
           <w:p>
@@ -1552,11 +1912,15 @@
               <w:ind w:left="420" w:leftChars="0" w:hanging="420" w:firstLineChars="0"/>
               <w:rPr>
                 <w:rFonts w:hint="eastAsia" w:ascii="微软雅黑" w:hAnsi="微软雅黑" w:eastAsia="微软雅黑" w:cs="Arial"/>
+                <w:sz w:val="22"/>
+                <w:szCs w:val="22"/>
               </w:rPr>
             </w:pPr>
             <w:r>
               <w:rPr>
                 <w:rFonts w:ascii="微软雅黑" w:hAnsi="微软雅黑" w:eastAsia="微软雅黑" w:cs="Arial"/>
+                <w:sz w:val="22"/>
+                <w:szCs w:val="22"/>
               </w:rPr>
               <w:t xml:space="preserve">偏好优化：从曝光日志构造 265 万组“点击 &gt; 未点击”chosen/rejected 偏好对，冻结 SFT Qwen 参考模型并实现 </w:t>
             </w:r>
@@ -1565,14 +1929,29 @@
                 <w:rFonts w:ascii="微软雅黑" w:hAnsi="微软雅黑" w:eastAsia="微软雅黑" w:cs="Arial"/>
                 <w:b/>
                 <w:bCs/>
+                <w:sz w:val="22"/>
+                <w:szCs w:val="22"/>
               </w:rPr>
               <w:t>DPO</w:t>
             </w:r>
             <w:r>
               <w:rPr>
-                <w:rFonts w:ascii="微软雅黑" w:hAnsi="微软雅黑" w:eastAsia="微软雅黑" w:cs="Arial"/>
-              </w:rPr>
-              <w:t>、同测试集前后评测及 NDCG@20 选模；单次实验 Hit@10 由 0.036761 提升至 0.046774，Hit@20 由 0.063206 提升至 0.078455，NDCG@20 由 0.022924 提升至 0.032928。</w:t>
+                <w:rFonts w:hint="eastAsia" w:ascii="微软雅黑" w:hAnsi="微软雅黑" w:eastAsia="微软雅黑" w:cs="Arial"/>
+                <w:b/>
+                <w:bCs/>
+                <w:sz w:val="22"/>
+                <w:szCs w:val="22"/>
+                <w:lang w:eastAsia="zh-CN"/>
+              </w:rPr>
+              <w:t>。</w:t>
+            </w:r>
+            <w:r>
+              <w:rPr>
+                <w:rFonts w:ascii="微软雅黑" w:hAnsi="微软雅黑" w:eastAsia="微软雅黑" w:cs="Arial"/>
+                <w:sz w:val="22"/>
+                <w:szCs w:val="22"/>
+              </w:rPr>
+              <w:t>在原始召回模型的基础上，Hit@10、Hit@20、NDCG@20 均有 所提升。</w:t>
             </w:r>
           </w:p>
           <w:p>
@@ -1580,55 +1959,45 @@
               <w:spacing w:before="231" w:line="185" w:lineRule="auto"/>
               <w:ind w:left="3"/>
               <w:rPr>
-                <w:rFonts w:hint="eastAsia" w:ascii="思源黑体 CN VF" w:hAnsi="思源黑体 CN VF" w:eastAsia="思源黑体 CN VF"/>
-                <w:b/>
-                <w:bCs/>
+                <w:rFonts w:hint="eastAsia" w:asciiTheme="majorEastAsia" w:hAnsiTheme="majorEastAsia" w:eastAsiaTheme="majorEastAsia" w:cstheme="majorEastAsia"/>
+                <w:b/>
+                <w:bCs/>
+                <w:sz w:val="22"/>
+                <w:szCs w:val="22"/>
               </w:rPr>
             </w:pPr>
             <w:r>
               <w:rPr>
-                <w:rFonts w:ascii="思源黑体 CN VF" w:hAnsi="思源黑体 CN VF" w:eastAsia="思源黑体 CN VF"/>
-                <w:b/>
-                <w:bCs/>
-              </w:rPr>
-              <w:t>HSTU</w:t>
-            </w:r>
-            <w:r>
-              <w:rPr>
-                <w:rFonts w:hint="eastAsia" w:ascii="思源黑体 CN VF" w:hAnsi="思源黑体 CN VF" w:eastAsia="思源黑体 CN VF"/>
-                <w:b/>
-                <w:bCs/>
-              </w:rPr>
-              <w:t xml:space="preserve"> </w:t>
-            </w:r>
-            <w:r>
-              <w:rPr>
-                <w:rFonts w:ascii="思源黑体 CN VF" w:hAnsi="思源黑体 CN VF" w:eastAsia="思源黑体 CN VF"/>
-                <w:b/>
-                <w:bCs/>
-              </w:rPr>
-              <w:t>推荐模型复现</w:t>
+                <w:rFonts w:hint="eastAsia" w:asciiTheme="majorEastAsia" w:hAnsiTheme="majorEastAsia" w:eastAsiaTheme="majorEastAsia" w:cstheme="majorEastAsia"/>
+                <w:b/>
+                <w:bCs/>
+                <w:sz w:val="22"/>
+                <w:szCs w:val="22"/>
+              </w:rPr>
+              <w:t>HSTU 推荐模型复现</w:t>
             </w:r>
           </w:p>
           <w:p>
             <w:pPr>
+              <w:numPr>
+                <w:ilvl w:val="0"/>
+                <w:numId w:val="0"/>
+              </w:numPr>
               <w:spacing w:before="120"/>
-              <w:ind w:left="6" w:firstLine="420" w:firstLineChars="200"/>
-              <w:rPr>
-                <w:rFonts w:hint="eastAsia" w:ascii="微软雅黑" w:hAnsi="微软雅黑" w:eastAsia="微软雅黑"/>
+              <w:ind w:leftChars="0" w:firstLine="440" w:firstLineChars="200"/>
+              <w:rPr>
+                <w:rFonts w:hint="eastAsia" w:ascii="微软雅黑" w:hAnsi="微软雅黑" w:eastAsia="微软雅黑" w:cs="Arial"/>
+                <w:sz w:val="22"/>
+                <w:szCs w:val="22"/>
               </w:rPr>
             </w:pPr>
             <w:r>
               <w:rPr>
-                <w:rFonts w:ascii="微软雅黑" w:hAnsi="微软雅黑" w:eastAsia="微软雅黑"/>
-              </w:rPr>
-              <w:t>基于 Meta 开源的 Generative Recommenders 框架，在 MIND 新闻推荐数据集上完成 HSTU 模型的环境搭建、数据预处理、训练及离线评测，梳理了用户行为序列构建、Sampled Softmax 负采样、序列特征编码与 Top-K 候选检索流程，并使用 HR@K、NDCG@K 等指标评估推荐效果，加深了对生成式推荐和长序列用户兴趣建模的理解</w:t>
-            </w:r>
-            <w:r>
-              <w:rPr>
-                <w:rFonts w:hint="eastAsia" w:ascii="微软雅黑" w:hAnsi="微软雅黑" w:eastAsia="微软雅黑"/>
-              </w:rPr>
-              <w:t>。</w:t>
+                <w:rFonts w:ascii="微软雅黑" w:hAnsi="微软雅黑" w:eastAsia="微软雅黑" w:cs="Arial"/>
+                <w:sz w:val="22"/>
+                <w:szCs w:val="22"/>
+              </w:rPr>
+              <w:t>基于 Meta 开源的 Generative Recommenders 框架，在 MIND 新闻推荐数据集上完成 HSTU 模型的环境搭建 、数据预处理、训练及离线评测，梳理了用户行为序列构建、Sampled Softmax 负采样、序列特征编码与 Top-K 候选检索流程，并使用 HR@K、NDCG@K 等指标评估推荐效果，加深了对生成式推荐和长序列用户兴趣建模的理解。</w:t>
             </w:r>
           </w:p>
           <w:p>
@@ -1647,8 +2016,8 @@
                 <w:rFonts w:ascii="微软雅黑" w:hAnsi="微软雅黑" w:eastAsia="微软雅黑" w:cs="微软雅黑"/>
                 <w:b/>
                 <w:bCs/>
-                <w:sz w:val="24"/>
-                <w:szCs w:val="24"/>
+                <w:sz w:val="28"/>
+                <w:szCs w:val="28"/>
               </w:rPr>
               <mc:AlternateContent>
                 <mc:Choice Requires="wps">
@@ -1722,6 +2091,8 @@
                 <w:rFonts w:hint="eastAsia" w:ascii="微软雅黑" w:hAnsi="微软雅黑" w:eastAsia="微软雅黑" w:cs="微软雅黑"/>
                 <w:b/>
                 <w:bCs/>
+                <w:sz w:val="22"/>
+                <w:szCs w:val="22"/>
               </w:rPr>
               <w:t>个人技能</w:t>
             </w:r>
@@ -1753,12 +2124,16 @@
         <w:rPr>
           <w:rFonts w:hint="eastAsia" w:ascii="微软雅黑" w:hAnsi="微软雅黑" w:eastAsia="微软雅黑" w:cs="微软雅黑"/>
           <w:spacing w:val="4"/>
+          <w:sz w:val="22"/>
+          <w:szCs w:val="22"/>
         </w:rPr>
       </w:pPr>
       <w:r>
         <w:rPr>
           <w:rFonts w:ascii="微软雅黑" w:hAnsi="微软雅黑" w:eastAsia="微软雅黑" w:cs="Times New Roman"/>
           <w:spacing w:val="4"/>
+          <w:sz w:val="22"/>
+          <w:szCs w:val="22"/>
         </w:rPr>
         <w:t>•</w:t>
       </w:r>
@@ -1766,6 +2141,8 @@
         <w:rPr>
           <w:rFonts w:hint="eastAsia" w:ascii="微软雅黑" w:hAnsi="微软雅黑" w:eastAsia="微软雅黑" w:cs="Times New Roman"/>
           <w:spacing w:val="4"/>
+          <w:sz w:val="22"/>
+          <w:szCs w:val="22"/>
         </w:rPr>
         <w:t xml:space="preserve">  </w:t>
       </w:r>
@@ -1774,8 +2151,8 @@
           <w:rFonts w:hint="eastAsia" w:ascii="微软雅黑" w:hAnsi="微软雅黑" w:eastAsia="微软雅黑"/>
           <w:b/>
           <w:bCs/>
-          <w:sz w:val="20"/>
-          <w:szCs w:val="20"/>
+          <w:sz w:val="21"/>
+          <w:szCs w:val="21"/>
         </w:rPr>
         <w:t>熟悉 python、java、C++</w:t>
       </w:r>
@@ -1786,12 +2163,16 @@
         <w:rPr>
           <w:rFonts w:hint="eastAsia" w:ascii="微软雅黑" w:hAnsi="微软雅黑" w:eastAsia="微软雅黑" w:cs="微软雅黑"/>
           <w:spacing w:val="4"/>
+          <w:sz w:val="22"/>
+          <w:szCs w:val="22"/>
         </w:rPr>
       </w:pPr>
       <w:r>
         <w:rPr>
           <w:rFonts w:ascii="微软雅黑" w:hAnsi="微软雅黑" w:eastAsia="微软雅黑" w:cs="Times New Roman"/>
           <w:spacing w:val="4"/>
+          <w:sz w:val="22"/>
+          <w:szCs w:val="22"/>
         </w:rPr>
         <w:t>•</w:t>
       </w:r>
@@ -1799,6 +2180,8 @@
         <w:rPr>
           <w:rFonts w:hint="eastAsia" w:ascii="微软雅黑" w:hAnsi="微软雅黑" w:eastAsia="微软雅黑" w:cs="Times New Roman"/>
           <w:spacing w:val="4"/>
+          <w:sz w:val="22"/>
+          <w:szCs w:val="22"/>
         </w:rPr>
         <w:t xml:space="preserve">  </w:t>
       </w:r>
@@ -1807,8 +2190,8 @@
           <w:rFonts w:hint="eastAsia" w:ascii="微软雅黑" w:hAnsi="微软雅黑" w:eastAsia="微软雅黑"/>
           <w:b/>
           <w:bCs/>
-          <w:sz w:val="20"/>
-          <w:szCs w:val="20"/>
+          <w:sz w:val="21"/>
+          <w:szCs w:val="21"/>
         </w:rPr>
         <w:t>熟悉深度学习，机器学习，pytorch框架</w:t>
       </w:r>
@@ -1819,12 +2202,16 @@
         <w:rPr>
           <w:rFonts w:hint="eastAsia" w:ascii="微软雅黑" w:hAnsi="微软雅黑" w:eastAsia="微软雅黑" w:cs="微软雅黑"/>
           <w:spacing w:val="4"/>
+          <w:sz w:val="22"/>
+          <w:szCs w:val="22"/>
         </w:rPr>
       </w:pPr>
       <w:r>
         <w:rPr>
           <w:rFonts w:ascii="微软雅黑" w:hAnsi="微软雅黑" w:eastAsia="微软雅黑" w:cs="Times New Roman"/>
           <w:spacing w:val="4"/>
+          <w:sz w:val="22"/>
+          <w:szCs w:val="22"/>
         </w:rPr>
         <w:t>•</w:t>
       </w:r>
@@ -1832,6 +2219,8 @@
         <w:rPr>
           <w:rFonts w:hint="eastAsia" w:ascii="微软雅黑" w:hAnsi="微软雅黑" w:eastAsia="微软雅黑" w:cs="Times New Roman"/>
           <w:spacing w:val="4"/>
+          <w:sz w:val="22"/>
+          <w:szCs w:val="22"/>
         </w:rPr>
         <w:t xml:space="preserve">  </w:t>
       </w:r>
@@ -1840,8 +2229,8 @@
           <w:rFonts w:hint="eastAsia" w:ascii="微软雅黑" w:hAnsi="微软雅黑" w:eastAsia="微软雅黑"/>
           <w:b/>
           <w:bCs/>
-          <w:sz w:val="20"/>
-          <w:szCs w:val="20"/>
+          <w:sz w:val="21"/>
+          <w:szCs w:val="21"/>
         </w:rPr>
         <w:t>熟悉强化学习 DPO，PPO，GRPO</w:t>
       </w:r>
@@ -1853,14 +2242,16 @@
           <w:rFonts w:hint="eastAsia" w:ascii="微软雅黑" w:hAnsi="微软雅黑" w:eastAsia="微软雅黑"/>
           <w:b/>
           <w:bCs/>
-          <w:sz w:val="20"/>
-          <w:szCs w:val="20"/>
+          <w:sz w:val="21"/>
+          <w:szCs w:val="21"/>
         </w:rPr>
       </w:pPr>
       <w:r>
         <w:rPr>
           <w:rFonts w:ascii="微软雅黑" w:hAnsi="微软雅黑" w:eastAsia="微软雅黑" w:cs="Times New Roman"/>
           <w:spacing w:val="4"/>
+          <w:sz w:val="22"/>
+          <w:szCs w:val="22"/>
         </w:rPr>
         <w:t>•</w:t>
       </w:r>
@@ -1868,6 +2259,8 @@
         <w:rPr>
           <w:rFonts w:hint="eastAsia" w:ascii="微软雅黑" w:hAnsi="微软雅黑" w:eastAsia="微软雅黑" w:cs="Times New Roman"/>
           <w:spacing w:val="4"/>
+          <w:sz w:val="22"/>
+          <w:szCs w:val="22"/>
         </w:rPr>
         <w:t xml:space="preserve">  </w:t>
       </w:r>
@@ -1876,10 +2269,10 @@
           <w:rFonts w:hint="eastAsia" w:ascii="微软雅黑" w:hAnsi="微软雅黑" w:eastAsia="微软雅黑"/>
           <w:b/>
           <w:bCs/>
-          <w:sz w:val="20"/>
-          <w:szCs w:val="20"/>
-        </w:rPr>
-        <w:t>熟悉 agent 开发、Langchain,、Rag</w:t>
+          <w:sz w:val="21"/>
+          <w:szCs w:val="21"/>
+        </w:rPr>
+        <w:t>熟悉 agent 开发、Langchain、Rag</w:t>
       </w:r>
     </w:p>
     <w:sectPr>
@@ -2201,7 +2594,7 @@
     <w:lsdException w:unhideWhenUsed="0" w:uiPriority="63" w:semiHidden="0" w:name="Medium Shading 1 Accent 1"/>
     <w:lsdException w:unhideWhenUsed="0" w:uiPriority="64" w:semiHidden="0" w:name="Medium Shading 2 Accent 1"/>
     <w:lsdException w:unhideWhenUsed="0" w:uiPriority="65" w:semiHidden="0" w:name="Medium List 1 Accent 1"/>
-    <w:lsdException w:uiPriority="99" w:semiHidden="0" w:name="List Paragraph"/>
+    <w:lsdException w:qFormat="1" w:uiPriority="99" w:semiHidden="0" w:name="List Paragraph"/>
     <w:lsdException w:unhideWhenUsed="0" w:uiPriority="66" w:semiHidden="0" w:name="Medium List 2 Accent 1"/>
     <w:lsdException w:unhideWhenUsed="0" w:uiPriority="67" w:semiHidden="0" w:name="Medium Grid 1 Accent 1"/>
     <w:lsdException w:unhideWhenUsed="0" w:uiPriority="68" w:semiHidden="0" w:name="Medium Grid 2 Accent 1"/>
@@ -2494,6 +2887,7 @@
     <w:name w:val="List Paragraph"/>
     <w:basedOn w:val="1"/>
     <w:unhideWhenUsed/>
+    <w:qFormat/>
     <w:uiPriority w:val="99"/>
     <w:pPr>
       <w:ind w:firstLine="420" w:firstLineChars="200"/>
